--- a/docs/Anforderungsdokument_Digital-Signage-Tool.docx
+++ b/docs/Anforderungsdokument_Digital-Signage-Tool.docx
@@ -162,7 +162,7 @@
           <w:sz w:val="20"/>
           <w:szCs w:val="20"/>
         </w:rPr>
-        <w:t xml:space="preserve"> 02.08.2026</w:t>
+        <w:t xml:space="preserve"> 10.08.2026</w:t>
       </w:r>
     </w:p>
     <w:p>
@@ -185,7 +185,7 @@
           <w:sz w:val="20"/>
           <w:szCs w:val="20"/>
         </w:rPr>
-        <w:t xml:space="preserve"> 1.2 (Entwurf)</w:t>
+        <w:t xml:space="preserve"> 1.3 (Entwurf)</w:t>
       </w:r>
     </w:p>
     <w:p>
@@ -1671,7 +1671,43 @@
                 <w:sz w:val="20"/>
                 <w:szCs w:val="20"/>
               </w:rPr>
-              <w:t xml:space="preserve">FA-11 | Einheitliches Grundlayout | Aktions-Segmente verwenden ein einheitliches Grundlayout im Corporate Design von Fitnessworld24 (Logo, Farbwelt, Typografie), abgeleitet aus dem Markenauftritt der Website fitnessworld24.li. | Soll</w:t>
+              <w:t xml:space="preserve">FA-11 | Einheitliches Grundlayout | Aktions-Segmente verwenden ein einheitliches Grundlayout im Corporate Design der </w:t>
+            </w:r>
+            <w:r>
+              <w:rPr>
+                <w:rFonts w:ascii="Arial" w:cs="Arial" w:eastAsia="Arial" w:hAnsi="Arial"/>
+                <w:b/>
+                <w:bCs/>
+                <w:sz w:val="20"/>
+                <w:szCs w:val="20"/>
+              </w:rPr>
+              <w:t xml:space="preserve">zugewiesenen Marke</w:t>
+            </w:r>
+            <w:r>
+              <w:rPr>
+                <w:rFonts w:ascii="Arial" w:cs="Arial" w:eastAsia="Arial" w:hAnsi="Arial"/>
+                <w:sz w:val="20"/>
+                <w:szCs w:val="20"/>
+              </w:rPr>
+              <w:t xml:space="preserve"> (Logo, Farbwelt, Typografie). </w:t>
+            </w:r>
+            <w:r>
+              <w:rPr>
+                <w:rFonts w:ascii="Arial" w:cs="Arial" w:eastAsia="Arial" w:hAnsi="Arial"/>
+                <w:b/>
+                <w:bCs/>
+                <w:sz w:val="20"/>
+                <w:szCs w:val="20"/>
+              </w:rPr>
+              <w:t xml:space="preserve">Eingebauter Standard ist Fitnessworld24</w:t>
+            </w:r>
+            <w:r>
+              <w:rPr>
+                <w:rFonts w:ascii="Arial" w:cs="Arial" w:eastAsia="Arial" w:hAnsi="Arial"/>
+                <w:sz w:val="20"/>
+                <w:szCs w:val="20"/>
+              </w:rPr>
+              <w:t xml:space="preserve">, abgeleitet aus dem Markenauftritt der Website fitnessworld24.li; weitere Marken sind möglich (FA-23). | Soll</w:t>
             </w:r>
           </w:p>
         </w:tc>
@@ -2535,6 +2571,262 @@
           </w:p>
         </w:tc>
       </w:tr>
+      <w:tr>
+        <w:tc>
+          <w:tcPr>
+            <w:tcW w:type="dxa" w:w="9026"/>
+            <w:tcBorders>
+              <w:top w:val="single" w:color="CCCCCC" w:sz="1"/>
+              <w:left w:val="single" w:color="CCCCCC" w:sz="1"/>
+              <w:bottom w:val="single" w:color="CCCCCC" w:sz="1"/>
+              <w:right w:val="single" w:color="CCCCCC" w:sz="1"/>
+            </w:tcBorders>
+            <w:tcMar>
+              <w:top w:type="dxa" w:w="40"/>
+              <w:left w:type="dxa" w:w="100"/>
+              <w:bottom w:type="dxa" w:w="40"/>
+              <w:right w:type="dxa" w:w="100"/>
+            </w:tcMar>
+          </w:tcPr>
+          <w:p>
+            <w:r>
+              <w:rPr>
+                <w:rFonts w:ascii="Arial" w:cs="Arial" w:eastAsia="Arial" w:hAnsi="Arial"/>
+                <w:sz w:val="20"/>
+                <w:szCs w:val="20"/>
+              </w:rPr>
+              <w:t xml:space="preserve">FA-23 | Marken-Bestand | Die Anwendung führt </w:t>
+            </w:r>
+            <w:r>
+              <w:rPr>
+                <w:rFonts w:ascii="Arial" w:cs="Arial" w:eastAsia="Arial" w:hAnsi="Arial"/>
+                <w:b/>
+                <w:bCs/>
+                <w:sz w:val="20"/>
+                <w:szCs w:val="20"/>
+              </w:rPr>
+              <w:t xml:space="preserve">mehrere Marken</w:t>
+            </w:r>
+            <w:r>
+              <w:rPr>
+                <w:rFonts w:ascii="Arial" w:cs="Arial" w:eastAsia="Arial" w:hAnsi="Arial"/>
+                <w:sz w:val="20"/>
+                <w:szCs w:val="20"/>
+              </w:rPr>
+              <w:t xml:space="preserve"> in einem </w:t>
+            </w:r>
+            <w:r>
+              <w:rPr>
+                <w:rFonts w:ascii="Arial" w:cs="Arial" w:eastAsia="Arial" w:hAnsi="Arial"/>
+                <w:b/>
+                <w:bCs/>
+                <w:sz w:val="20"/>
+                <w:szCs w:val="20"/>
+              </w:rPr>
+              <w:t xml:space="preserve">app-weiten, projektunabhängigen</w:t>
+            </w:r>
+            <w:r>
+              <w:rPr>
+                <w:rFonts w:ascii="Arial" w:cs="Arial" w:eastAsia="Arial" w:hAnsi="Arial"/>
+                <w:sz w:val="20"/>
+                <w:szCs w:val="20"/>
+              </w:rPr>
+              <w:t xml:space="preserve"> Bestand. Ein Projekt darf mehrere Marken verwenden; eine </w:t>
+            </w:r>
+            <w:r>
+              <w:rPr>
+                <w:rFonts w:ascii="Arial" w:cs="Arial" w:eastAsia="Arial" w:hAnsi="Arial"/>
+                <w:b/>
+                <w:bCs/>
+                <w:sz w:val="20"/>
+                <w:szCs w:val="20"/>
+              </w:rPr>
+              <w:t xml:space="preserve">Aktion</w:t>
+            </w:r>
+            <w:r>
+              <w:rPr>
+                <w:rFonts w:ascii="Arial" w:cs="Arial" w:eastAsia="Arial" w:hAnsi="Arial"/>
+                <w:sz w:val="20"/>
+                <w:szCs w:val="20"/>
+              </w:rPr>
+              <w:t xml:space="preserve"> trägt </w:t>
+            </w:r>
+            <w:r>
+              <w:rPr>
+                <w:rFonts w:ascii="Arial" w:cs="Arial" w:eastAsia="Arial" w:hAnsi="Arial"/>
+                <w:b/>
+                <w:bCs/>
+                <w:sz w:val="20"/>
+                <w:szCs w:val="20"/>
+              </w:rPr>
+              <w:t xml:space="preserve">genau eine</w:t>
+            </w:r>
+            <w:r>
+              <w:rPr>
+                <w:rFonts w:ascii="Arial" w:cs="Arial" w:eastAsia="Arial" w:hAnsi="Arial"/>
+                <w:sz w:val="20"/>
+                <w:szCs w:val="20"/>
+              </w:rPr>
+              <w:t xml:space="preserve">. Eine Marke kann von einer anderen </w:t>
+            </w:r>
+            <w:r>
+              <w:rPr>
+                <w:rFonts w:ascii="Arial" w:cs="Arial" w:eastAsia="Arial" w:hAnsi="Arial"/>
+                <w:b/>
+                <w:bCs/>
+                <w:sz w:val="20"/>
+                <w:szCs w:val="20"/>
+              </w:rPr>
+              <w:t xml:space="preserve">abgeleitet</w:t>
+            </w:r>
+            <w:r>
+              <w:rPr>
+                <w:rFonts w:ascii="Arial" w:cs="Arial" w:eastAsia="Arial" w:hAnsi="Arial"/>
+                <w:sz w:val="20"/>
+                <w:szCs w:val="20"/>
+              </w:rPr>
+              <w:t xml:space="preserve"> sein und einzelne Werte überschreiben (Saison- oder Kampagnen-Look). Die Fitnessworld24-Marke ist immer vorhanden und </w:t>
+            </w:r>
+            <w:r>
+              <w:rPr>
+                <w:rFonts w:ascii="Arial" w:cs="Arial" w:eastAsia="Arial" w:hAnsi="Arial"/>
+                <w:b/>
+                <w:bCs/>
+                <w:sz w:val="20"/>
+                <w:szCs w:val="20"/>
+              </w:rPr>
+              <w:t xml:space="preserve">nicht löschbar</w:t>
+            </w:r>
+            <w:r>
+              <w:rPr>
+                <w:rFonts w:ascii="Arial" w:cs="Arial" w:eastAsia="Arial" w:hAnsi="Arial"/>
+                <w:sz w:val="20"/>
+                <w:szCs w:val="20"/>
+              </w:rPr>
+              <w:t xml:space="preserve">. Eine Marke lässt sich nur löschen, wenn </w:t>
+            </w:r>
+            <w:r>
+              <w:rPr>
+                <w:rFonts w:ascii="Arial" w:cs="Arial" w:eastAsia="Arial" w:hAnsi="Arial"/>
+                <w:b/>
+                <w:bCs/>
+                <w:sz w:val="20"/>
+                <w:szCs w:val="20"/>
+              </w:rPr>
+              <w:t xml:space="preserve">keine Aktion</w:t>
+            </w:r>
+            <w:r>
+              <w:rPr>
+                <w:rFonts w:ascii="Arial" w:cs="Arial" w:eastAsia="Arial" w:hAnsi="Arial"/>
+                <w:sz w:val="20"/>
+                <w:szCs w:val="20"/>
+              </w:rPr>
+              <w:t xml:space="preserve"> und </w:t>
+            </w:r>
+            <w:r>
+              <w:rPr>
+                <w:rFonts w:ascii="Arial" w:cs="Arial" w:eastAsia="Arial" w:hAnsi="Arial"/>
+                <w:b/>
+                <w:bCs/>
+                <w:sz w:val="20"/>
+                <w:szCs w:val="20"/>
+              </w:rPr>
+              <w:t xml:space="preserve">keine abgeleitete Marke</w:t>
+            </w:r>
+            <w:r>
+              <w:rPr>
+                <w:rFonts w:ascii="Arial" w:cs="Arial" w:eastAsia="Arial" w:hAnsi="Arial"/>
+                <w:sz w:val="20"/>
+                <w:szCs w:val="20"/>
+              </w:rPr>
+              <w:t xml:space="preserve"> sie mehr nutzt. | Muss</w:t>
+            </w:r>
+          </w:p>
+        </w:tc>
+      </w:tr>
+      <w:tr>
+        <w:tc>
+          <w:tcPr>
+            <w:tcW w:type="dxa" w:w="9026"/>
+            <w:tcBorders>
+              <w:top w:val="single" w:color="CCCCCC" w:sz="1"/>
+              <w:left w:val="single" w:color="CCCCCC" w:sz="1"/>
+              <w:bottom w:val="single" w:color="CCCCCC" w:sz="1"/>
+              <w:right w:val="single" w:color="CCCCCC" w:sz="1"/>
+            </w:tcBorders>
+            <w:tcMar>
+              <w:top w:type="dxa" w:w="40"/>
+              <w:left w:type="dxa" w:w="100"/>
+              <w:bottom w:type="dxa" w:w="40"/>
+              <w:right w:type="dxa" w:w="100"/>
+            </w:tcMar>
+          </w:tcPr>
+          <w:p>
+            <w:r>
+              <w:rPr>
+                <w:rFonts w:ascii="Arial" w:cs="Arial" w:eastAsia="Arial" w:hAnsi="Arial"/>
+                <w:sz w:val="20"/>
+                <w:szCs w:val="20"/>
+              </w:rPr>
+              <w:t xml:space="preserve">FA-24 | Marken-Editor | Marken lassen sich in der Anwendung </w:t>
+            </w:r>
+            <w:r>
+              <w:rPr>
+                <w:rFonts w:ascii="Arial" w:cs="Arial" w:eastAsia="Arial" w:hAnsi="Arial"/>
+                <w:b/>
+                <w:bCs/>
+                <w:sz w:val="20"/>
+                <w:szCs w:val="20"/>
+              </w:rPr>
+              <w:t xml:space="preserve">anlegen, bearbeiten und ableiten</w:t>
+            </w:r>
+            <w:r>
+              <w:rPr>
+                <w:rFonts w:ascii="Arial" w:cs="Arial" w:eastAsia="Arial" w:hAnsi="Arial"/>
+                <w:sz w:val="20"/>
+                <w:szCs w:val="20"/>
+              </w:rPr>
+              <w:t xml:space="preserve">: Farben, Slogan, Sicherheitsabstände sowie </w:t>
+            </w:r>
+            <w:r>
+              <w:rPr>
+                <w:rFonts w:ascii="Arial" w:cs="Arial" w:eastAsia="Arial" w:hAnsi="Arial"/>
+                <w:b/>
+                <w:bCs/>
+                <w:sz w:val="20"/>
+                <w:szCs w:val="20"/>
+              </w:rPr>
+              <w:t xml:space="preserve">Import</w:t>
+            </w:r>
+            <w:r>
+              <w:rPr>
+                <w:rFonts w:ascii="Arial" w:cs="Arial" w:eastAsia="Arial" w:hAnsi="Arial"/>
+                <w:sz w:val="20"/>
+                <w:szCs w:val="20"/>
+              </w:rPr>
+              <w:t xml:space="preserve"> von Logo und Schriftdateien. Bei zu geringem Kontrast zwischen Akzentfläche und darauf liegendem Text </w:t>
+            </w:r>
+            <w:r>
+              <w:rPr>
+                <w:rFonts w:ascii="Arial" w:cs="Arial" w:eastAsia="Arial" w:hAnsi="Arial"/>
+                <w:b/>
+                <w:bCs/>
+                <w:sz w:val="20"/>
+                <w:szCs w:val="20"/>
+              </w:rPr>
+              <w:t xml:space="preserve">warnt</w:t>
+            </w:r>
+            <w:r>
+              <w:rPr>
+                <w:rFonts w:ascii="Arial" w:cs="Arial" w:eastAsia="Arial" w:hAnsi="Arial"/>
+                <w:sz w:val="20"/>
+                <w:szCs w:val="20"/>
+              </w:rPr>
+              <w:t xml:space="preserve"> die Anwendung sichtbar, verhindert die Wahl aber nicht. | Muss</w:t>
+            </w:r>
+          </w:p>
+        </w:tc>
+      </w:tr>
     </w:tbl>
     <w:p>
       <w:pPr>
@@ -2582,7 +2874,25 @@
           <w:sz w:val="20"/>
           <w:szCs w:val="20"/>
         </w:rPr>
-        <w:t xml:space="preserve">: ein fester Markenrahmen sorgt für ein einheitliches, professionelles Erscheinungsbild, während klar definierte freie Bereiche jeder Aktion einen eigenen, ansprechenden Auftritt erlauben.</w:t>
+        <w:t xml:space="preserve">: ein fester Markenrahmen sorgt für ein einheitliches, professionelles Erscheinungsbild, während klar definierte freie Bereiche jeder Aktion einen eigenen, ansprechenden Auftritt erlauben </w:t>
+      </w:r>
+      <w:r>
+        <w:rPr>
+          <w:rFonts w:ascii="Arial" w:cs="Arial" w:eastAsia="Arial" w:hAnsi="Arial"/>
+          <w:b/>
+          <w:bCs/>
+          <w:sz w:val="20"/>
+          <w:szCs w:val="20"/>
+        </w:rPr>
+        <w:t xml:space="preserve">Seit FA-23 gilt diese Zusage je Rahmen, nicht mehr für das ganze Video:</w:t>
+      </w:r>
+      <w:r>
+        <w:rPr>
+          <w:rFonts w:ascii="Arial" w:cs="Arial" w:eastAsia="Arial" w:hAnsi="Arial"/>
+          <w:sz w:val="20"/>
+          <w:szCs w:val="20"/>
+        </w:rPr>
+        <w:t xml:space="preserve"> der Rahmen bleibt in der Projekt-Standardmarke, die Inhalte darin dürfen fremde Marken tragen (Abschnitt 4.8).</w:t>
       </w:r>
     </w:p>
     <w:p>
@@ -2762,6 +3072,92 @@
           <w:szCs w:val="20"/>
         </w:rPr>
         <w:t xml:space="preserve">4.2 Design-Tokens / Style-Guide</w:t>
+      </w:r>
+    </w:p>
+    <w:p>
+      <w:pPr>
+        <w:pBdr>
+          <w:left w:val="single" w:color="FF4040" w:sz="18" w:space="8"/>
+        </w:pBdr>
+        <w:shd w:fill="FBF3F3" w:val="clear"/>
+        <w:spacing w:after="120" w:before="80"/>
+        <w:ind w:left="120"/>
+      </w:pPr>
+      <w:r>
+        <w:rPr>
+          <w:rFonts w:ascii="Arial" w:cs="Arial" w:eastAsia="Arial" w:hAnsi="Arial"/>
+          <w:b/>
+          <w:bCs/>
+          <w:sz w:val="20"/>
+          <w:szCs w:val="20"/>
+        </w:rPr>
+        <w:t xml:space="preserve">Diese Tabellen beschreiben die </w:t>
+      </w:r>
+      <w:r>
+        <w:rPr>
+          <w:rFonts w:ascii="Arial" w:cs="Arial" w:eastAsia="Arial" w:hAnsi="Arial"/>
+          <w:b/>
+          <w:bCs/>
+          <w:i/>
+          <w:iCs/>
+          <w:sz w:val="20"/>
+          <w:szCs w:val="20"/>
+        </w:rPr>
+        <w:t xml:space="preserve">eingebaute</w:t>
+      </w:r>
+      <w:r>
+        <w:rPr>
+          <w:rFonts w:ascii="Arial" w:cs="Arial" w:eastAsia="Arial" w:hAnsi="Arial"/>
+          <w:b/>
+          <w:bCs/>
+          <w:sz w:val="20"/>
+          <w:szCs w:val="20"/>
+        </w:rPr>
+        <w:t xml:space="preserve"> Marke Fitnessworld24</w:t>
+      </w:r>
+      <w:r>
+        <w:rPr>
+          <w:rFonts w:ascii="Arial" w:cs="Arial" w:eastAsia="Arial" w:hAnsi="Arial"/>
+          <w:sz w:val="20"/>
+          <w:szCs w:val="20"/>
+        </w:rPr>
+        <w:t xml:space="preserve"> – seit FA-23 den </w:t>
+      </w:r>
+      <w:r>
+        <w:rPr>
+          <w:rFonts w:ascii="Arial" w:cs="Arial" w:eastAsia="Arial" w:hAnsi="Arial"/>
+          <w:b/>
+          <w:bCs/>
+          <w:sz w:val="20"/>
+          <w:szCs w:val="20"/>
+        </w:rPr>
+        <w:t xml:space="preserve">Standard</w:t>
+      </w:r>
+      <w:r>
+        <w:rPr>
+          <w:rFonts w:ascii="Arial" w:cs="Arial" w:eastAsia="Arial" w:hAnsi="Arial"/>
+          <w:sz w:val="20"/>
+          <w:szCs w:val="20"/>
+        </w:rPr>
+        <w:t xml:space="preserve">, nicht die einzige Marke. Weitere Marken tragen dieselben Rollen mit eigenen Werten; die Rollen-Namen und ihre Bedeutung sind für </w:t>
+      </w:r>
+      <w:r>
+        <w:rPr>
+          <w:rFonts w:ascii="Arial" w:cs="Arial" w:eastAsia="Arial" w:hAnsi="Arial"/>
+          <w:b/>
+          <w:bCs/>
+          <w:sz w:val="20"/>
+          <w:szCs w:val="20"/>
+        </w:rPr>
+        <w:t xml:space="preserve">alle</w:t>
+      </w:r>
+      <w:r>
+        <w:rPr>
+          <w:rFonts w:ascii="Arial" w:cs="Arial" w:eastAsia="Arial" w:hAnsi="Arial"/>
+          <w:sz w:val="20"/>
+          <w:szCs w:val="20"/>
+        </w:rPr>
+        <w:t xml:space="preserve"> Marken verbindlich (Technisches Konzept 9.11.2).</w:t>
       </w:r>
     </w:p>
     <w:p>
@@ -5623,6 +6019,834 @@
     </w:p>
     <w:p>
       <w:pPr>
+        <w:pStyle w:val="Heading2"/>
+      </w:pPr>
+      <w:r>
+        <w:rPr>
+          <w:rFonts w:ascii="Arial" w:cs="Arial" w:eastAsia="Arial" w:hAnsi="Arial"/>
+          <w:sz w:val="20"/>
+          <w:szCs w:val="20"/>
+        </w:rPr>
+        <w:t xml:space="preserve">4.8 Marken: Bestand, Ableitung, Zuweisung (FA-23, FA-24)</w:t>
+      </w:r>
+    </w:p>
+    <w:p>
+      <w:pPr>
+        <w:spacing w:after="120"/>
+      </w:pPr>
+      <w:r>
+        <w:rPr>
+          <w:rFonts w:ascii="Arial" w:cs="Arial" w:eastAsia="Arial" w:hAnsi="Arial"/>
+          <w:sz w:val="20"/>
+          <w:szCs w:val="20"/>
+        </w:rPr>
+        <w:t xml:space="preserve">Bis v1.2 kannte das System </w:t>
+      </w:r>
+      <w:r>
+        <w:rPr>
+          <w:rFonts w:ascii="Arial" w:cs="Arial" w:eastAsia="Arial" w:hAnsi="Arial"/>
+          <w:b/>
+          <w:bCs/>
+          <w:sz w:val="20"/>
+          <w:szCs w:val="20"/>
+        </w:rPr>
+        <w:t xml:space="preserve">eine</w:t>
+      </w:r>
+      <w:r>
+        <w:rPr>
+          <w:rFonts w:ascii="Arial" w:cs="Arial" w:eastAsia="Arial" w:hAnsi="Arial"/>
+          <w:sz w:val="20"/>
+          <w:szCs w:val="20"/>
+        </w:rPr>
+        <w:t xml:space="preserve"> Marke – die von Fitnessworld24. Mit FA-23 wird daraus ein</w:t>
+      </w:r>
+    </w:p>
+    <w:p>
+      <w:pPr>
+        <w:spacing w:after="120"/>
+      </w:pPr>
+      <w:r>
+        <w:rPr>
+          <w:rFonts w:ascii="Arial" w:cs="Arial" w:eastAsia="Arial" w:hAnsi="Arial"/>
+          <w:b/>
+          <w:bCs/>
+          <w:sz w:val="20"/>
+          <w:szCs w:val="20"/>
+        </w:rPr>
+        <w:t xml:space="preserve">Bestand</w:t>
+      </w:r>
+      <w:r>
+        <w:rPr>
+          <w:rFonts w:ascii="Arial" w:cs="Arial" w:eastAsia="Arial" w:hAnsi="Arial"/>
+          <w:sz w:val="20"/>
+          <w:szCs w:val="20"/>
+        </w:rPr>
+        <w:t xml:space="preserve">. Zwei Anlässe machen das nötig:</w:t>
+      </w:r>
+    </w:p>
+    <w:p>
+      <w:pPr>
+        <w:pStyle w:val="ListParagraph"/>
+        <w:numPr>
+          <w:ilvl w:val="0"/>
+          <w:numId w:val="2"/>
+        </w:numPr>
+      </w:pPr>
+      <w:r>
+        <w:rPr>
+          <w:rFonts w:ascii="Arial" w:cs="Arial" w:eastAsia="Arial" w:hAnsi="Arial"/>
+          <w:b/>
+          <w:bCs/>
+          <w:sz w:val="20"/>
+          <w:szCs w:val="20"/>
+        </w:rPr>
+        <w:t xml:space="preserve">Partner- und Fremdwerbung.</w:t>
+      </w:r>
+      <w:r>
+        <w:rPr>
+          <w:rFonts w:ascii="Arial" w:cs="Arial" w:eastAsia="Arial" w:hAnsi="Arial"/>
+          <w:sz w:val="20"/>
+          <w:szCs w:val="20"/>
+        </w:rPr>
+        <w:t xml:space="preserve"> Im Studio wird für Dritte geworben (etwa Nahrungsergänzungs-Hersteller).</w:t>
+      </w:r>
+    </w:p>
+    <w:p>
+      <w:pPr>
+        <w:spacing w:after="120"/>
+      </w:pPr>
+      <w:r>
+        <w:rPr>
+          <w:rFonts w:ascii="Arial" w:cs="Arial" w:eastAsia="Arial" w:hAnsi="Arial"/>
+          <w:sz w:val="20"/>
+          <w:szCs w:val="20"/>
+        </w:rPr>
+        <w:t xml:space="preserve">Diese Aktionen tragen die Marke des Partners, nicht die des Studios.</w:t>
+      </w:r>
+    </w:p>
+    <w:p>
+      <w:pPr>
+        <w:pStyle w:val="ListParagraph"/>
+        <w:numPr>
+          <w:ilvl w:val="0"/>
+          <w:numId w:val="2"/>
+        </w:numPr>
+      </w:pPr>
+      <w:r>
+        <w:rPr>
+          <w:rFonts w:ascii="Arial" w:cs="Arial" w:eastAsia="Arial" w:hAnsi="Arial"/>
+          <w:b/>
+          <w:bCs/>
+          <w:sz w:val="20"/>
+          <w:szCs w:val="20"/>
+        </w:rPr>
+        <w:t xml:space="preserve">Saison- und Kampagnen-Looks.</w:t>
+      </w:r>
+      <w:r>
+        <w:rPr>
+          <w:rFonts w:ascii="Arial" w:cs="Arial" w:eastAsia="Arial" w:hAnsi="Arial"/>
+          <w:sz w:val="20"/>
+          <w:szCs w:val="20"/>
+        </w:rPr>
+        <w:t xml:space="preserve"> Dieselbe Fitnessworld24-Marke in einer abweichenden Anmutung</w:t>
+      </w:r>
+    </w:p>
+    <w:p>
+      <w:pPr>
+        <w:spacing w:after="120"/>
+      </w:pPr>
+      <w:r>
+        <w:rPr>
+          <w:rFonts w:ascii="Arial" w:cs="Arial" w:eastAsia="Arial" w:hAnsi="Arial"/>
+          <w:sz w:val="20"/>
+          <w:szCs w:val="20"/>
+        </w:rPr>
+        <w:t xml:space="preserve">(Sommeraktion, Jahreswechsel) – gleiche Schriften, gleiches Logo, andere Farben.</w:t>
+      </w:r>
+    </w:p>
+    <w:p>
+      <w:pPr>
+        <w:spacing w:after="120"/>
+      </w:pPr>
+      <w:r>
+        <w:rPr>
+          <w:rFonts w:ascii="Arial" w:cs="Arial" w:eastAsia="Arial" w:hAnsi="Arial"/>
+          <w:b/>
+          <w:bCs/>
+          <w:sz w:val="20"/>
+          <w:szCs w:val="20"/>
+        </w:rPr>
+        <w:t xml:space="preserve">Was das an der Zusage aus 4.1 ändert – bitte bewusst lesen.</w:t>
+      </w:r>
+      <w:r>
+        <w:rPr>
+          <w:rFonts w:ascii="Arial" w:cs="Arial" w:eastAsia="Arial" w:hAnsi="Arial"/>
+          <w:sz w:val="20"/>
+          <w:szCs w:val="20"/>
+        </w:rPr>
+        <w:t xml:space="preserve"> Der Satz „ein fester Markenrahmen sorgt</w:t>
+      </w:r>
+    </w:p>
+    <w:p>
+      <w:pPr>
+        <w:spacing w:after="120"/>
+      </w:pPr>
+      <w:r>
+        <w:rPr>
+          <w:rFonts w:ascii="Arial" w:cs="Arial" w:eastAsia="Arial" w:hAnsi="Arial"/>
+          <w:sz w:val="20"/>
+          <w:szCs w:val="20"/>
+        </w:rPr>
+        <w:t xml:space="preserve">für ein einheitliches, professionelles Erscheinungsbild" gilt weiterhin, aber </w:t>
+      </w:r>
+      <w:r>
+        <w:rPr>
+          <w:rFonts w:ascii="Arial" w:cs="Arial" w:eastAsia="Arial" w:hAnsi="Arial"/>
+          <w:b/>
+          <w:bCs/>
+          <w:sz w:val="20"/>
+          <w:szCs w:val="20"/>
+        </w:rPr>
+        <w:t xml:space="preserve">je Rahmen</w:t>
+      </w:r>
+      <w:r>
+        <w:rPr>
+          <w:rFonts w:ascii="Arial" w:cs="Arial" w:eastAsia="Arial" w:hAnsi="Arial"/>
+          <w:sz w:val="20"/>
+          <w:szCs w:val="20"/>
+        </w:rPr>
+        <w:t xml:space="preserve">, nicht mehr</w:t>
+      </w:r>
+    </w:p>
+    <w:p>
+      <w:pPr>
+        <w:spacing w:after="120"/>
+      </w:pPr>
+      <w:r>
+        <w:rPr>
+          <w:rFonts w:ascii="Arial" w:cs="Arial" w:eastAsia="Arial" w:hAnsi="Arial"/>
+          <w:sz w:val="20"/>
+          <w:szCs w:val="20"/>
+        </w:rPr>
+        <w:t xml:space="preserve">für das ganze Video: Der </w:t>
+      </w:r>
+      <w:r>
+        <w:rPr>
+          <w:rFonts w:ascii="Arial" w:cs="Arial" w:eastAsia="Arial" w:hAnsi="Arial"/>
+          <w:b/>
+          <w:bCs/>
+          <w:sz w:val="20"/>
+          <w:szCs w:val="20"/>
+        </w:rPr>
+        <w:t xml:space="preserve">Rahmen</w:t>
+      </w:r>
+      <w:r>
+        <w:rPr>
+          <w:rFonts w:ascii="Arial" w:cs="Arial" w:eastAsia="Arial" w:hAnsi="Arial"/>
+          <w:sz w:val="20"/>
+          <w:szCs w:val="20"/>
+        </w:rPr>
+        <w:t xml:space="preserve"> (Band-Hintergrund, Restflächen neben einem eingepassten Video)</w:t>
+      </w:r>
+    </w:p>
+    <w:p>
+      <w:pPr>
+        <w:spacing w:after="120"/>
+      </w:pPr>
+      <w:r>
+        <w:rPr>
+          <w:rFonts w:ascii="Arial" w:cs="Arial" w:eastAsia="Arial" w:hAnsi="Arial"/>
+          <w:sz w:val="20"/>
+          <w:szCs w:val="20"/>
+        </w:rPr>
+        <w:t xml:space="preserve">bleibt in der </w:t>
+      </w:r>
+      <w:r>
+        <w:rPr>
+          <w:rFonts w:ascii="Arial" w:cs="Arial" w:eastAsia="Arial" w:hAnsi="Arial"/>
+          <w:b/>
+          <w:bCs/>
+          <w:sz w:val="20"/>
+          <w:szCs w:val="20"/>
+        </w:rPr>
+        <w:t xml:space="preserve">Projekt-Standardmarke</w:t>
+      </w:r>
+      <w:r>
+        <w:rPr>
+          <w:rFonts w:ascii="Arial" w:cs="Arial" w:eastAsia="Arial" w:hAnsi="Arial"/>
+          <w:sz w:val="20"/>
+          <w:szCs w:val="20"/>
+        </w:rPr>
+        <w:t xml:space="preserve"> stabil; die </w:t>
+      </w:r>
+      <w:r>
+        <w:rPr>
+          <w:rFonts w:ascii="Arial" w:cs="Arial" w:eastAsia="Arial" w:hAnsi="Arial"/>
+          <w:b/>
+          <w:bCs/>
+          <w:sz w:val="20"/>
+          <w:szCs w:val="20"/>
+        </w:rPr>
+        <w:t xml:space="preserve">Inhalte</w:t>
+      </w:r>
+      <w:r>
+        <w:rPr>
+          <w:rFonts w:ascii="Arial" w:cs="Arial" w:eastAsia="Arial" w:hAnsi="Arial"/>
+          <w:sz w:val="20"/>
+          <w:szCs w:val="20"/>
+        </w:rPr>
+        <w:t xml:space="preserve"> darin dürfen fremde Marken tragen. Ohne</w:t>
+      </w:r>
+    </w:p>
+    <w:p>
+      <w:pPr>
+        <w:spacing w:after="120"/>
+      </w:pPr>
+      <w:r>
+        <w:rPr>
+          <w:rFonts w:ascii="Arial" w:cs="Arial" w:eastAsia="Arial" w:hAnsi="Arial"/>
+          <w:sz w:val="20"/>
+          <w:szCs w:val="20"/>
+        </w:rPr>
+        <w:t xml:space="preserve">diese Trennung wechselte bei rotierenden Partner-Aktionen die Flächenfarbe im Sekundenrhythmus – auf</w:t>
+      </w:r>
+    </w:p>
+    <w:p>
+      <w:pPr>
+        <w:spacing w:after="120"/>
+      </w:pPr>
+      <w:r>
+        <w:rPr>
+          <w:rFonts w:ascii="Arial" w:cs="Arial" w:eastAsia="Arial" w:hAnsi="Arial"/>
+          <w:sz w:val="20"/>
+          <w:szCs w:val="20"/>
+        </w:rPr>
+        <w:t xml:space="preserve">einem 85-Zoll-Schirm unruhig statt professionell.</w:t>
+      </w:r>
+    </w:p>
+    <w:p>
+      <w:pPr>
+        <w:spacing w:after="120"/>
+      </w:pPr>
+      <w:r>
+        <w:rPr>
+          <w:rFonts w:ascii="Arial" w:cs="Arial" w:eastAsia="Arial" w:hAnsi="Arial"/>
+          <w:b/>
+          <w:bCs/>
+          <w:sz w:val="20"/>
+          <w:szCs w:val="20"/>
+        </w:rPr>
+        <w:t xml:space="preserve">Bestand und Ablage.</w:t>
+      </w:r>
+      <w:r>
+        <w:rPr>
+          <w:rFonts w:ascii="Arial" w:cs="Arial" w:eastAsia="Arial" w:hAnsi="Arial"/>
+          <w:sz w:val="20"/>
+          <w:szCs w:val="20"/>
+        </w:rPr>
+        <w:t xml:space="preserve"> Marken liegen </w:t>
+      </w:r>
+      <w:r>
+        <w:rPr>
+          <w:rFonts w:ascii="Arial" w:cs="Arial" w:eastAsia="Arial" w:hAnsi="Arial"/>
+          <w:b/>
+          <w:bCs/>
+          <w:sz w:val="20"/>
+          <w:szCs w:val="20"/>
+        </w:rPr>
+        <w:t xml:space="preserve">app-weit</w:t>
+      </w:r>
+      <w:r>
+        <w:rPr>
+          <w:rFonts w:ascii="Arial" w:cs="Arial" w:eastAsia="Arial" w:hAnsi="Arial"/>
+          <w:sz w:val="20"/>
+          <w:szCs w:val="20"/>
+        </w:rPr>
+        <w:t xml:space="preserve">, nicht im Projekt – wie die Vorlagen (4.6). Eine</w:t>
+      </w:r>
+    </w:p>
+    <w:p>
+      <w:pPr>
+        <w:spacing w:after="120"/>
+      </w:pPr>
+      <w:r>
+        <w:rPr>
+          <w:rFonts w:ascii="Arial" w:cs="Arial" w:eastAsia="Arial" w:hAnsi="Arial"/>
+          <w:sz w:val="20"/>
+          <w:szCs w:val="20"/>
+        </w:rPr>
+        <w:t xml:space="preserve">Marke, die für ein Projekt angelegt wurde, steht damit allen zur Verfügung; ein Partner wird einmal</w:t>
+      </w:r>
+    </w:p>
+    <w:p>
+      <w:pPr>
+        <w:spacing w:after="120"/>
+      </w:pPr>
+      <w:r>
+        <w:rPr>
+          <w:rFonts w:ascii="Arial" w:cs="Arial" w:eastAsia="Arial" w:hAnsi="Arial"/>
+          <w:sz w:val="20"/>
+          <w:szCs w:val="20"/>
+        </w:rPr>
+        <w:t xml:space="preserve">erfasst und nicht je Projekt erneut.</w:t>
+      </w:r>
+    </w:p>
+    <w:p>
+      <w:pPr>
+        <w:spacing w:after="120"/>
+      </w:pPr>
+      <w:r>
+        <w:rPr>
+          <w:rFonts w:ascii="Arial" w:cs="Arial" w:eastAsia="Arial" w:hAnsi="Arial"/>
+          <w:b/>
+          <w:bCs/>
+          <w:sz w:val="20"/>
+          <w:szCs w:val="20"/>
+        </w:rPr>
+        <w:t xml:space="preserve">Ableitung.</w:t>
+      </w:r>
+      <w:r>
+        <w:rPr>
+          <w:rFonts w:ascii="Arial" w:cs="Arial" w:eastAsia="Arial" w:hAnsi="Arial"/>
+          <w:sz w:val="20"/>
+          <w:szCs w:val="20"/>
+        </w:rPr>
+        <w:t xml:space="preserve"> Eine Marke kann von einer anderen abgeleitet sein und </w:t>
+      </w:r>
+      <w:r>
+        <w:rPr>
+          <w:rFonts w:ascii="Arial" w:cs="Arial" w:eastAsia="Arial" w:hAnsi="Arial"/>
+          <w:b/>
+          <w:bCs/>
+          <w:sz w:val="20"/>
+          <w:szCs w:val="20"/>
+        </w:rPr>
+        <w:t xml:space="preserve">einzelne</w:t>
+      </w:r>
+      <w:r>
+        <w:rPr>
+          <w:rFonts w:ascii="Arial" w:cs="Arial" w:eastAsia="Arial" w:hAnsi="Arial"/>
+          <w:sz w:val="20"/>
+          <w:szCs w:val="20"/>
+        </w:rPr>
+        <w:t xml:space="preserve"> Werte überschreiben.</w:t>
+      </w:r>
+    </w:p>
+    <w:p>
+      <w:pPr>
+        <w:spacing w:after="120"/>
+      </w:pPr>
+      <w:r>
+        <w:rPr>
+          <w:rFonts w:ascii="Arial" w:cs="Arial" w:eastAsia="Arial" w:hAnsi="Arial"/>
+          <w:sz w:val="20"/>
+          <w:szCs w:val="20"/>
+        </w:rPr>
+        <w:t xml:space="preserve">Ein Saison-Look setzt also nur die Farben und erbt Schriften, Logo und Abstände. Ändert sich das</w:t>
+      </w:r>
+    </w:p>
+    <w:p>
+      <w:pPr>
+        <w:spacing w:after="120"/>
+      </w:pPr>
+      <w:r>
+        <w:rPr>
+          <w:rFonts w:ascii="Arial" w:cs="Arial" w:eastAsia="Arial" w:hAnsi="Arial"/>
+          <w:sz w:val="20"/>
+          <w:szCs w:val="20"/>
+        </w:rPr>
+        <w:t xml:space="preserve">Fitnessworld24-Logo, wirkt das ohne Nacharbeit in allen abgeleiteten Looks. Ohne Ableitung müsste jede</w:t>
+      </w:r>
+    </w:p>
+    <w:p>
+      <w:pPr>
+        <w:spacing w:after="120"/>
+      </w:pPr>
+      <w:r>
+        <w:rPr>
+          <w:rFonts w:ascii="Arial" w:cs="Arial" w:eastAsia="Arial" w:hAnsi="Arial"/>
+          <w:sz w:val="20"/>
+          <w:szCs w:val="20"/>
+        </w:rPr>
+        <w:t xml:space="preserve">Variante alles selbst tragen – und beim nächsten Logo-Wechsel würde eine vergessen.</w:t>
+      </w:r>
+    </w:p>
+    <w:p>
+      <w:pPr>
+        <w:spacing w:after="120"/>
+      </w:pPr>
+      <w:r>
+        <w:rPr>
+          <w:rFonts w:ascii="Arial" w:cs="Arial" w:eastAsia="Arial" w:hAnsi="Arial"/>
+          <w:b/>
+          <w:bCs/>
+          <w:sz w:val="20"/>
+          <w:szCs w:val="20"/>
+        </w:rPr>
+        <w:t xml:space="preserve">Zuweisung.</w:t>
+      </w:r>
+      <w:r>
+        <w:rPr>
+          <w:rFonts w:ascii="Arial" w:cs="Arial" w:eastAsia="Arial" w:hAnsi="Arial"/>
+          <w:sz w:val="20"/>
+          <w:szCs w:val="20"/>
+        </w:rPr>
+        <w:t xml:space="preserve"> Jede </w:t>
+      </w:r>
+      <w:r>
+        <w:rPr>
+          <w:rFonts w:ascii="Arial" w:cs="Arial" w:eastAsia="Arial" w:hAnsi="Arial"/>
+          <w:b/>
+          <w:bCs/>
+          <w:sz w:val="20"/>
+          <w:szCs w:val="20"/>
+        </w:rPr>
+        <w:t xml:space="preserve">Aktion</w:t>
+      </w:r>
+      <w:r>
+        <w:rPr>
+          <w:rFonts w:ascii="Arial" w:cs="Arial" w:eastAsia="Arial" w:hAnsi="Arial"/>
+          <w:sz w:val="20"/>
+          <w:szCs w:val="20"/>
+        </w:rPr>
+        <w:t xml:space="preserve"> trägt </w:t>
+      </w:r>
+      <w:r>
+        <w:rPr>
+          <w:rFonts w:ascii="Arial" w:cs="Arial" w:eastAsia="Arial" w:hAnsi="Arial"/>
+          <w:b/>
+          <w:bCs/>
+          <w:sz w:val="20"/>
+          <w:szCs w:val="20"/>
+        </w:rPr>
+        <w:t xml:space="preserve">genau eine</w:t>
+      </w:r>
+      <w:r>
+        <w:rPr>
+          <w:rFonts w:ascii="Arial" w:cs="Arial" w:eastAsia="Arial" w:hAnsi="Arial"/>
+          <w:sz w:val="20"/>
+          <w:szCs w:val="20"/>
+        </w:rPr>
+        <w:t xml:space="preserve"> Marke. Elemente ohne Aktion (Video, Bild) tragen</w:t>
+      </w:r>
+    </w:p>
+    <w:p>
+      <w:pPr>
+        <w:spacing w:after="120"/>
+      </w:pPr>
+      <w:r>
+        <w:rPr>
+          <w:rFonts w:ascii="Arial" w:cs="Arial" w:eastAsia="Arial" w:hAnsi="Arial"/>
+          <w:sz w:val="20"/>
+          <w:szCs w:val="20"/>
+        </w:rPr>
+        <w:t xml:space="preserve">keine eigene: Über sie zeichnet die Anwendung kein Logo; ihre Restflächen kommen aus der</w:t>
+      </w:r>
+    </w:p>
+    <w:p>
+      <w:pPr>
+        <w:spacing w:after="120"/>
+      </w:pPr>
+      <w:r>
+        <w:rPr>
+          <w:rFonts w:ascii="Arial" w:cs="Arial" w:eastAsia="Arial" w:hAnsi="Arial"/>
+          <w:sz w:val="20"/>
+          <w:szCs w:val="20"/>
+        </w:rPr>
+        <w:t xml:space="preserve">Projekt-Standardmarke.</w:t>
+      </w:r>
+    </w:p>
+    <w:p>
+      <w:pPr>
+        <w:spacing w:after="120"/>
+      </w:pPr>
+      <w:r>
+        <w:rPr>
+          <w:rFonts w:ascii="Arial" w:cs="Arial" w:eastAsia="Arial" w:hAnsi="Arial"/>
+          <w:b/>
+          <w:bCs/>
+          <w:sz w:val="20"/>
+          <w:szCs w:val="20"/>
+        </w:rPr>
+        <w:t xml:space="preserve">Wenn eine Marke kein Logo hat</w:t>
+      </w:r>
+      <w:r>
+        <w:rPr>
+          <w:rFonts w:ascii="Arial" w:cs="Arial" w:eastAsia="Arial" w:hAnsi="Arial"/>
+          <w:sz w:val="20"/>
+          <w:szCs w:val="20"/>
+        </w:rPr>
+        <w:t xml:space="preserve"> – bei Partnern der Normalfall –, zeichnet die Anwendung einen</w:t>
+      </w:r>
+    </w:p>
+    <w:p>
+      <w:pPr>
+        <w:spacing w:after="120"/>
+      </w:pPr>
+      <w:r>
+        <w:rPr>
+          <w:rFonts w:ascii="Arial" w:cs="Arial" w:eastAsia="Arial" w:hAnsi="Arial"/>
+          <w:b/>
+          <w:bCs/>
+          <w:sz w:val="20"/>
+          <w:szCs w:val="20"/>
+        </w:rPr>
+        <w:t xml:space="preserve">Ersatz</w:t>
+      </w:r>
+      <w:r>
+        <w:rPr>
+          <w:rFonts w:ascii="Arial" w:cs="Arial" w:eastAsia="Arial" w:hAnsi="Arial"/>
+          <w:sz w:val="20"/>
+          <w:szCs w:val="20"/>
+        </w:rPr>
+        <w:t xml:space="preserve">: den Markennamen auf farbigem Grund in der Akzentfarbe der Marke. Kein leerer Bereich und</w:t>
+      </w:r>
+    </w:p>
+    <w:p>
+      <w:pPr>
+        <w:spacing w:after="120"/>
+      </w:pPr>
+      <w:r>
+        <w:rPr>
+          <w:rFonts w:ascii="Arial" w:cs="Arial" w:eastAsia="Arial" w:hAnsi="Arial"/>
+          <w:sz w:val="20"/>
+          <w:szCs w:val="20"/>
+        </w:rPr>
+        <w:t xml:space="preserve">kein fremdes Logo an dieser Stelle.</w:t>
+      </w:r>
+    </w:p>
+    <w:p>
+      <w:pPr>
+        <w:spacing w:after="120"/>
+      </w:pPr>
+      <w:r>
+        <w:rPr>
+          <w:rFonts w:ascii="Arial" w:cs="Arial" w:eastAsia="Arial" w:hAnsi="Arial"/>
+          <w:b/>
+          <w:bCs/>
+          <w:sz w:val="20"/>
+          <w:szCs w:val="20"/>
+        </w:rPr>
+        <w:t xml:space="preserve">Löschen.</w:t>
+      </w:r>
+      <w:r>
+        <w:rPr>
+          <w:rFonts w:ascii="Arial" w:cs="Arial" w:eastAsia="Arial" w:hAnsi="Arial"/>
+          <w:sz w:val="20"/>
+          <w:szCs w:val="20"/>
+        </w:rPr>
+        <w:t xml:space="preserve"> Nur möglich, wenn </w:t>
+      </w:r>
+      <w:r>
+        <w:rPr>
+          <w:rFonts w:ascii="Arial" w:cs="Arial" w:eastAsia="Arial" w:hAnsi="Arial"/>
+          <w:b/>
+          <w:bCs/>
+          <w:sz w:val="20"/>
+          <w:szCs w:val="20"/>
+        </w:rPr>
+        <w:t xml:space="preserve">keine Aktion</w:t>
+      </w:r>
+      <w:r>
+        <w:rPr>
+          <w:rFonts w:ascii="Arial" w:cs="Arial" w:eastAsia="Arial" w:hAnsi="Arial"/>
+          <w:sz w:val="20"/>
+          <w:szCs w:val="20"/>
+        </w:rPr>
+        <w:t xml:space="preserve"> und </w:t>
+      </w:r>
+      <w:r>
+        <w:rPr>
+          <w:rFonts w:ascii="Arial" w:cs="Arial" w:eastAsia="Arial" w:hAnsi="Arial"/>
+          <w:b/>
+          <w:bCs/>
+          <w:sz w:val="20"/>
+          <w:szCs w:val="20"/>
+        </w:rPr>
+        <w:t xml:space="preserve">keine abgeleitete Marke</w:t>
+      </w:r>
+      <w:r>
+        <w:rPr>
+          <w:rFonts w:ascii="Arial" w:cs="Arial" w:eastAsia="Arial" w:hAnsi="Arial"/>
+          <w:sz w:val="20"/>
+          <w:szCs w:val="20"/>
+        </w:rPr>
+        <w:t xml:space="preserve"> sie nutzt – wie bei den</w:t>
+      </w:r>
+    </w:p>
+    <w:p>
+      <w:pPr>
+        <w:spacing w:after="120"/>
+      </w:pPr>
+      <w:r>
+        <w:rPr>
+          <w:rFonts w:ascii="Arial" w:cs="Arial" w:eastAsia="Arial" w:hAnsi="Arial"/>
+          <w:sz w:val="20"/>
+          <w:szCs w:val="20"/>
+        </w:rPr>
+        <w:t xml:space="preserve">Vorlagen (4.6). Die Anwendung nennt vorher, was betroffen ist. Die eingebaute Fitnessworld24-Marke ist</w:t>
+      </w:r>
+    </w:p>
+    <w:p>
+      <w:pPr>
+        <w:spacing w:after="120"/>
+      </w:pPr>
+      <w:r>
+        <w:rPr>
+          <w:rFonts w:ascii="Arial" w:cs="Arial" w:eastAsia="Arial" w:hAnsi="Arial"/>
+          <w:b/>
+          <w:bCs/>
+          <w:sz w:val="20"/>
+          <w:szCs w:val="20"/>
+        </w:rPr>
+        <w:t xml:space="preserve">nie</w:t>
+      </w:r>
+      <w:r>
+        <w:rPr>
+          <w:rFonts w:ascii="Arial" w:cs="Arial" w:eastAsia="Arial" w:hAnsi="Arial"/>
+          <w:sz w:val="20"/>
+          <w:szCs w:val="20"/>
+        </w:rPr>
+        <w:t xml:space="preserve"> löschbar, weil sie der Projekt-Standard und die Basis der abgeleiteten Looks ist; </w:t>
+      </w:r>
+      <w:r>
+        <w:rPr>
+          <w:rFonts w:ascii="Arial" w:cs="Arial" w:eastAsia="Arial" w:hAnsi="Arial"/>
+          <w:sz w:val="20"/>
+          <w:szCs w:val="20"/>
+        </w:rPr>
+        <w:t xml:space="preserve"/>
+      </w:r>
+      <w:r>
+        <w:rPr>
+          <w:rFonts w:ascii="Arial" w:cs="Arial" w:eastAsia="Arial" w:hAnsi="Arial"/>
+          <w:sz w:val="20"/>
+          <w:szCs w:val="20"/>
+        </w:rPr>
+        <w:t xml:space="preserve">bearbeitbar</w:t>
+      </w:r>
+    </w:p>
+    <w:p>
+      <w:pPr>
+        <w:spacing w:after="120"/>
+      </w:pPr>
+      <w:r>
+        <w:rPr>
+          <w:rFonts w:ascii="Arial" w:cs="Arial" w:eastAsia="Arial" w:hAnsi="Arial"/>
+          <w:sz w:val="20"/>
+          <w:szCs w:val="20"/>
+        </w:rPr>
+        <w:t xml:space="preserve">ist sie aber</w:t>
+      </w:r>
+      <w:r>
+        <w:rPr>
+          <w:rFonts w:ascii="Arial" w:cs="Arial" w:eastAsia="Arial" w:hAnsi="Arial"/>
+          <w:sz w:val="20"/>
+          <w:szCs w:val="20"/>
+        </w:rPr>
+        <w:t xml:space="preserve"/>
+      </w:r>
+      <w:r>
+        <w:rPr>
+          <w:rFonts w:ascii="Arial" w:cs="Arial" w:eastAsia="Arial" w:hAnsi="Arial"/>
+          <w:sz w:val="20"/>
+          <w:szCs w:val="20"/>
+        </w:rPr>
+        <w:t xml:space="preserve">, damit eine echte Änderung des Corporate Designs nicht zu einer Kopie daneben führt.</w:t>
+      </w:r>
+    </w:p>
+    <w:p>
+      <w:pPr>
+        <w:spacing w:after="120"/>
+      </w:pPr>
+      <w:r>
+        <w:rPr>
+          <w:rFonts w:ascii="Arial" w:cs="Arial" w:eastAsia="Arial" w:hAnsi="Arial"/>
+          <w:b/>
+          <w:bCs/>
+          <w:sz w:val="20"/>
+          <w:szCs w:val="20"/>
+        </w:rPr>
+        <w:t xml:space="preserve">Eigene Schriften und Logos.</w:t>
+      </w:r>
+      <w:r>
+        <w:rPr>
+          <w:rFonts w:ascii="Arial" w:cs="Arial" w:eastAsia="Arial" w:hAnsi="Arial"/>
+          <w:sz w:val="20"/>
+          <w:szCs w:val="20"/>
+        </w:rPr>
+        <w:t xml:space="preserve"> Der Editor importiert beides. Die Dateien werden in den Marken-Bestand</w:t>
+      </w:r>
+    </w:p>
+    <w:p>
+      <w:pPr>
+        <w:spacing w:after="120"/>
+      </w:pPr>
+      <w:r>
+        <w:rPr>
+          <w:rFonts w:ascii="Arial" w:cs="Arial" w:eastAsia="Arial" w:hAnsi="Arial"/>
+          <w:b/>
+          <w:bCs/>
+          <w:sz w:val="20"/>
+          <w:szCs w:val="20"/>
+        </w:rPr>
+        <w:t xml:space="preserve">kopiert</w:t>
+      </w:r>
+      <w:r>
+        <w:rPr>
+          <w:rFonts w:ascii="Arial" w:cs="Arial" w:eastAsia="Arial" w:hAnsi="Arial"/>
+          <w:sz w:val="20"/>
+          <w:szCs w:val="20"/>
+        </w:rPr>
+        <w:t xml:space="preserve">, die Originale bleiben unberührt (wie beim Medien-Import, FA-01). Fehlt eine importierte</w:t>
+      </w:r>
+    </w:p>
+    <w:p>
+      <w:pPr>
+        <w:spacing w:after="120"/>
+      </w:pPr>
+      <w:r>
+        <w:rPr>
+          <w:rFonts w:ascii="Arial" w:cs="Arial" w:eastAsia="Arial" w:hAnsi="Arial"/>
+          <w:sz w:val="20"/>
+          <w:szCs w:val="20"/>
+        </w:rPr>
+        <w:t xml:space="preserve">Datei zur Renderzeit, </w:t>
+      </w:r>
+      <w:r>
+        <w:rPr>
+          <w:rFonts w:ascii="Arial" w:cs="Arial" w:eastAsia="Arial" w:hAnsi="Arial"/>
+          <w:b/>
+          <w:bCs/>
+          <w:sz w:val="20"/>
+          <w:szCs w:val="20"/>
+        </w:rPr>
+        <w:t xml:space="preserve">bricht der Render ab, bevor er beginnt</w:t>
+      </w:r>
+      <w:r>
+        <w:rPr>
+          <w:rFonts w:ascii="Arial" w:cs="Arial" w:eastAsia="Arial" w:hAnsi="Arial"/>
+          <w:sz w:val="20"/>
+          <w:szCs w:val="20"/>
+        </w:rPr>
+        <w:t xml:space="preserve"> – ein stiller Rückfall auf eine andere</w:t>
+      </w:r>
+    </w:p>
+    <w:p>
+      <w:pPr>
+        <w:spacing w:after="120"/>
+      </w:pPr>
+      <w:r>
+        <w:rPr>
+          <w:rFonts w:ascii="Arial" w:cs="Arial" w:eastAsia="Arial" w:hAnsi="Arial"/>
+          <w:sz w:val="20"/>
+          <w:szCs w:val="20"/>
+        </w:rPr>
+        <w:t xml:space="preserve">Schrift würde den Markenbruch erst am Fernseher zeigen.</w:t>
+      </w:r>
+    </w:p>
+    <w:p>
+      <w:pPr>
         <w:pStyle w:val="Heading1"/>
       </w:pPr>
       <w:r>
@@ -7128,6 +8352,118 @@
           </w:p>
         </w:tc>
       </w:tr>
+      <w:tr>
+        <w:tc>
+          <w:tcPr>
+            <w:tcW w:type="dxa" w:w="9026"/>
+            <w:tcBorders>
+              <w:top w:val="single" w:color="CCCCCC" w:sz="1"/>
+              <w:left w:val="single" w:color="CCCCCC" w:sz="1"/>
+              <w:bottom w:val="single" w:color="CCCCCC" w:sz="1"/>
+              <w:right w:val="single" w:color="CCCCCC" w:sz="1"/>
+            </w:tcBorders>
+            <w:tcMar>
+              <w:top w:type="dxa" w:w="40"/>
+              <w:left w:type="dxa" w:w="100"/>
+              <w:bottom w:type="dxa" w:w="40"/>
+              <w:right w:type="dxa" w:w="100"/>
+            </w:tcMar>
+          </w:tcPr>
+          <w:p>
+            <w:r>
+              <w:rPr>
+                <w:rFonts w:ascii="Arial" w:cs="Arial" w:eastAsia="Arial" w:hAnsi="Arial"/>
+                <w:sz w:val="20"/>
+                <w:szCs w:val="20"/>
+              </w:rPr>
+              <w:t xml:space="preserve">R-07 | Fremdschriften und Lizenzen | Die vier mitgelieferten Schriften sind bewusst frei lizenziert (OFL). Für </w:t>
+            </w:r>
+            <w:r>
+              <w:rPr>
+                <w:rFonts w:ascii="Arial" w:cs="Arial" w:eastAsia="Arial" w:hAnsi="Arial"/>
+                <w:b/>
+                <w:bCs/>
+                <w:sz w:val="20"/>
+                <w:szCs w:val="20"/>
+              </w:rPr>
+              <w:t xml:space="preserve">importierte</w:t>
+            </w:r>
+            <w:r>
+              <w:rPr>
+                <w:rFonts w:ascii="Arial" w:cs="Arial" w:eastAsia="Arial" w:hAnsi="Arial"/>
+                <w:sz w:val="20"/>
+                <w:szCs w:val="20"/>
+              </w:rPr>
+              <w:t xml:space="preserve"> Schriften (FA-24) trägt der Nutzer die Nutzungsrechte – die Anwendung brennt sie in ein Video ein, das weitergegeben und öffentlich gezeigt wird. Vor dem Import einer Fremdschrift ist die Lizenz zu prüfen.</w:t>
+            </w:r>
+          </w:p>
+        </w:tc>
+      </w:tr>
+      <w:tr>
+        <w:tc>
+          <w:tcPr>
+            <w:tcW w:type="dxa" w:w="9026"/>
+            <w:tcBorders>
+              <w:top w:val="single" w:color="CCCCCC" w:sz="1"/>
+              <w:left w:val="single" w:color="CCCCCC" w:sz="1"/>
+              <w:bottom w:val="single" w:color="CCCCCC" w:sz="1"/>
+              <w:right w:val="single" w:color="CCCCCC" w:sz="1"/>
+            </w:tcBorders>
+            <w:tcMar>
+              <w:top w:type="dxa" w:w="40"/>
+              <w:left w:type="dxa" w:w="100"/>
+              <w:bottom w:type="dxa" w:w="40"/>
+              <w:right w:type="dxa" w:w="100"/>
+            </w:tcMar>
+          </w:tcPr>
+          <w:p>
+            <w:r>
+              <w:rPr>
+                <w:rFonts w:ascii="Arial" w:cs="Arial" w:eastAsia="Arial" w:hAnsi="Arial"/>
+                <w:sz w:val="20"/>
+                <w:szCs w:val="20"/>
+              </w:rPr>
+              <w:t xml:space="preserve">R-08 | Unlesbarer Kontrast | Die Akzentfarbe einer Aktion ist ab FA-24 ein </w:t>
+            </w:r>
+            <w:r>
+              <w:rPr>
+                <w:rFonts w:ascii="Arial" w:cs="Arial" w:eastAsia="Arial" w:hAnsi="Arial"/>
+                <w:b/>
+                <w:bCs/>
+                <w:sz w:val="20"/>
+                <w:szCs w:val="20"/>
+              </w:rPr>
+              <w:t xml:space="preserve">freier</w:t>
+            </w:r>
+            <w:r>
+              <w:rPr>
+                <w:rFonts w:ascii="Arial" w:cs="Arial" w:eastAsia="Arial" w:hAnsi="Arial"/>
+                <w:sz w:val="20"/>
+                <w:szCs w:val="20"/>
+              </w:rPr>
+              <w:t xml:space="preserve"> Farbwert (vorher nur Auswahl aus der Palette). Damit sind Kombinationen möglich, die am 85-Zoll-Schirm aus mehreren Metern unlesbar sind. Gegenmaßnahme ist die </w:t>
+            </w:r>
+            <w:r>
+              <w:rPr>
+                <w:rFonts w:ascii="Arial" w:cs="Arial" w:eastAsia="Arial" w:hAnsi="Arial"/>
+                <w:b/>
+                <w:bCs/>
+                <w:sz w:val="20"/>
+                <w:szCs w:val="20"/>
+              </w:rPr>
+              <w:t xml:space="preserve">Warnung</w:t>
+            </w:r>
+            <w:r>
+              <w:rPr>
+                <w:rFonts w:ascii="Arial" w:cs="Arial" w:eastAsia="Arial" w:hAnsi="Arial"/>
+                <w:sz w:val="20"/>
+                <w:szCs w:val="20"/>
+              </w:rPr>
+              <w:t xml:space="preserve"> (FA-24), nicht die Sperre – Partner-Hausfarben sollen nicht an einem Schwellenwert scheitern. Die Restverantwortung bleibt beim Nutzer; maßgeblich ist die Kontrolle am Gerät.</w:t>
+            </w:r>
+          </w:p>
+        </w:tc>
+      </w:tr>
     </w:tbl>
     <w:p>
       <w:pPr>
@@ -7454,6 +8790,23 @@
           <w:szCs w:val="20"/>
         </w:rPr>
         <w:t xml:space="preserve">Ein Projekt kann mehrere benannte Ausgabedateien vorhalten; erneutes Rendern unter demselben Namen ersetzt die vorige Fassung, ohne sie bei einem Fehlschlag zu beschädigen (FA-22, Abschnitt 4.7).</w:t>
+      </w:r>
+    </w:p>
+    <w:p>
+      <w:pPr>
+        <w:pStyle w:val="ListParagraph"/>
+        <w:numPr>
+          <w:ilvl w:val="0"/>
+          <w:numId w:val="3"/>
+        </w:numPr>
+      </w:pPr>
+      <w:r>
+        <w:rPr>
+          <w:rFonts w:ascii="Arial" w:cs="Arial" w:eastAsia="Arial" w:hAnsi="Arial"/>
+          <w:sz w:val="20"/>
+          <w:szCs w:val="20"/>
+        </w:rPr>
+        <w:t xml:space="preserve">Eine Aktion kann eine andere als die eingebaute Marke tragen; das gerenderte Video zeigt deren Logo und Farben, während Band-Hintergrund und Restflächen in der Projekt-Standardmarke bleiben (FA-23, FA-24, Abschnitt 4.8).</w:t>
       </w:r>
     </w:p>
     <w:p>

--- a/docs/Anforderungsdokument_Digital-Signage-Tool.docx
+++ b/docs/Anforderungsdokument_Digital-Signage-Tool.docx
@@ -162,7 +162,7 @@
           <w:sz w:val="20"/>
           <w:szCs w:val="20"/>
         </w:rPr>
-        <w:t xml:space="preserve"> 10.08.2026</w:t>
+        <w:t xml:space="preserve"> 11.08.2026</w:t>
       </w:r>
     </w:p>
     <w:p>
@@ -185,7 +185,7 @@
           <w:sz w:val="20"/>
           <w:szCs w:val="20"/>
         </w:rPr>
-        <w:t xml:space="preserve"> 1.3 (Entwurf)</w:t>
+        <w:t xml:space="preserve"> 1.4 (Entwurf)</w:t>
       </w:r>
     </w:p>
     <w:p>
@@ -2703,7 +2703,7 @@
                 <w:sz w:val="20"/>
                 <w:szCs w:val="20"/>
               </w:rPr>
-              <w:t xml:space="preserve">. Eine Marke lässt sich nur löschen, wenn </w:t>
+              <w:t xml:space="preserve">. Jedes Projekt führt zusätzlich eine </w:t>
             </w:r>
             <w:r>
               <w:rPr>
@@ -2713,15 +2713,15 @@
                 <w:sz w:val="20"/>
                 <w:szCs w:val="20"/>
               </w:rPr>
-              <w:t xml:space="preserve">keine Aktion</w:t>
-            </w:r>
-            <w:r>
-              <w:rPr>
-                <w:rFonts w:ascii="Arial" w:cs="Arial" w:eastAsia="Arial" w:hAnsi="Arial"/>
-                <w:sz w:val="20"/>
-                <w:szCs w:val="20"/>
-              </w:rPr>
-              <w:t xml:space="preserve"> und </w:t>
+              <w:t xml:space="preserve">Standardmarke</w:t>
+            </w:r>
+            <w:r>
+              <w:rPr>
+                <w:rFonts w:ascii="Arial" w:cs="Arial" w:eastAsia="Arial" w:hAnsi="Arial"/>
+                <w:sz w:val="20"/>
+                <w:szCs w:val="20"/>
+              </w:rPr>
+              <w:t xml:space="preserve">, die den Rahmen färbt (Band-Hintergrund, Restflächen; s. 4.8); sie ist in der </w:t>
             </w:r>
             <w:r>
               <w:rPr>
@@ -2731,7 +2731,61 @@
                 <w:sz w:val="20"/>
                 <w:szCs w:val="20"/>
               </w:rPr>
+              <w:t xml:space="preserve">Projektverwaltung wechselbar</w:t>
+            </w:r>
+            <w:r>
+              <w:rPr>
+                <w:rFonts w:ascii="Arial" w:cs="Arial" w:eastAsia="Arial" w:hAnsi="Arial"/>
+                <w:sz w:val="20"/>
+                <w:szCs w:val="20"/>
+              </w:rPr>
+              <w:t xml:space="preserve">. Eine Marke lässt sich nur löschen, wenn </w:t>
+            </w:r>
+            <w:r>
+              <w:rPr>
+                <w:rFonts w:ascii="Arial" w:cs="Arial" w:eastAsia="Arial" w:hAnsi="Arial"/>
+                <w:b/>
+                <w:bCs/>
+                <w:sz w:val="20"/>
+                <w:szCs w:val="20"/>
+              </w:rPr>
+              <w:t xml:space="preserve">keine Aktion</w:t>
+            </w:r>
+            <w:r>
+              <w:rPr>
+                <w:rFonts w:ascii="Arial" w:cs="Arial" w:eastAsia="Arial" w:hAnsi="Arial"/>
+                <w:sz w:val="20"/>
+                <w:szCs w:val="20"/>
+              </w:rPr>
+              <w:t xml:space="preserve">, </w:t>
+            </w:r>
+            <w:r>
+              <w:rPr>
+                <w:rFonts w:ascii="Arial" w:cs="Arial" w:eastAsia="Arial" w:hAnsi="Arial"/>
+                <w:b/>
+                <w:bCs/>
+                <w:sz w:val="20"/>
+                <w:szCs w:val="20"/>
+              </w:rPr>
               <w:t xml:space="preserve">keine abgeleitete Marke</w:t>
+            </w:r>
+            <w:r>
+              <w:rPr>
+                <w:rFonts w:ascii="Arial" w:cs="Arial" w:eastAsia="Arial" w:hAnsi="Arial"/>
+                <w:sz w:val="20"/>
+                <w:szCs w:val="20"/>
+              </w:rPr>
+              <w:t xml:space="preserve"> und </w:t>
+            </w:r>
+            <w:r>
+              <w:rPr>
+                <w:rFonts w:ascii="Arial" w:cs="Arial" w:eastAsia="Arial" w:hAnsi="Arial"/>
+                <w:b/>
+                <w:bCs/>
+                <w:sz w:val="20"/>
+                <w:szCs w:val="20"/>
+              </w:rPr>
+              <w:t xml:space="preserve">kein Projekt als Standardmarke</w:t>
             </w:r>
             <w:r>
               <w:rPr>
@@ -6568,6 +6622,122 @@
           <w:sz w:val="20"/>
           <w:szCs w:val="20"/>
         </w:rPr>
+        <w:t xml:space="preserve">Die Projekt-Standardmarke ist wechselbar.</w:t>
+      </w:r>
+      <w:r>
+        <w:rPr>
+          <w:rFonts w:ascii="Arial" w:cs="Arial" w:eastAsia="Arial" w:hAnsi="Arial"/>
+          <w:sz w:val="20"/>
+          <w:szCs w:val="20"/>
+        </w:rPr>
+        <w:t xml:space="preserve"> Bedient wird das in der </w:t>
+      </w:r>
+      <w:r>
+        <w:rPr>
+          <w:rFonts w:ascii="Arial" w:cs="Arial" w:eastAsia="Arial" w:hAnsi="Arial"/>
+          <w:b/>
+          <w:bCs/>
+          <w:sz w:val="20"/>
+          <w:szCs w:val="20"/>
+        </w:rPr>
+        <w:t xml:space="preserve">Projektverwaltung</w:t>
+      </w:r>
+      <w:r>
+        <w:rPr>
+          <w:rFonts w:ascii="Arial" w:cs="Arial" w:eastAsia="Arial" w:hAnsi="Arial"/>
+          <w:sz w:val="20"/>
+          <w:szCs w:val="20"/>
+        </w:rPr>
+        <w:t xml:space="preserve"> (Reiter</w:t>
+      </w:r>
+    </w:p>
+    <w:p>
+      <w:pPr>
+        <w:spacing w:after="120"/>
+      </w:pPr>
+      <w:r>
+        <w:rPr>
+          <w:rFonts w:ascii="Arial" w:cs="Arial" w:eastAsia="Arial" w:hAnsi="Arial"/>
+          <w:sz w:val="20"/>
+          <w:szCs w:val="20"/>
+        </w:rPr>
+        <w:t xml:space="preserve">[Projekte], FA-10), nicht im Marken-Editor: Die Standardmarke ist eine Eigenschaft des </w:t>
+      </w:r>
+      <w:r>
+        <w:rPr>
+          <w:rFonts w:ascii="Arial" w:cs="Arial" w:eastAsia="Arial" w:hAnsi="Arial"/>
+          <w:b/>
+          <w:bCs/>
+          <w:sz w:val="20"/>
+          <w:szCs w:val="20"/>
+        </w:rPr>
+        <w:t xml:space="preserve">Projekts</w:t>
+      </w:r>
+      <w:r>
+        <w:rPr>
+          <w:rFonts w:ascii="Arial" w:cs="Arial" w:eastAsia="Arial" w:hAnsi="Arial"/>
+          <w:sz w:val="20"/>
+          <w:szCs w:val="20"/>
+        </w:rPr>
+        <w:t xml:space="preserve">,</w:t>
+      </w:r>
+    </w:p>
+    <w:p>
+      <w:pPr>
+        <w:spacing w:after="120"/>
+      </w:pPr>
+      <w:r>
+        <w:rPr>
+          <w:rFonts w:ascii="Arial" w:cs="Arial" w:eastAsia="Arial" w:hAnsi="Arial"/>
+          <w:sz w:val="20"/>
+          <w:szCs w:val="20"/>
+        </w:rPr>
+        <w:t xml:space="preserve">während der Editor den app-weiten </w:t>
+      </w:r>
+      <w:r>
+        <w:rPr>
+          <w:rFonts w:ascii="Arial" w:cs="Arial" w:eastAsia="Arial" w:hAnsi="Arial"/>
+          <w:b/>
+          <w:bCs/>
+          <w:sz w:val="20"/>
+          <w:szCs w:val="20"/>
+        </w:rPr>
+        <w:t xml:space="preserve">Bestand</w:t>
+      </w:r>
+      <w:r>
+        <w:rPr>
+          <w:rFonts w:ascii="Arial" w:cs="Arial" w:eastAsia="Arial" w:hAnsi="Arial"/>
+          <w:sz w:val="20"/>
+          <w:szCs w:val="20"/>
+        </w:rPr>
+        <w:t xml:space="preserve"> führt und keine Projekte kennt. Ein neues Projekt startet</w:t>
+      </w:r>
+    </w:p>
+    <w:p>
+      <w:pPr>
+        <w:spacing w:after="120"/>
+      </w:pPr>
+      <w:r>
+        <w:rPr>
+          <w:rFonts w:ascii="Arial" w:cs="Arial" w:eastAsia="Arial" w:hAnsi="Arial"/>
+          <w:sz w:val="20"/>
+          <w:szCs w:val="20"/>
+        </w:rPr>
+        <w:t xml:space="preserve">mit der eingebauten Fitnessworld24-Marke.</w:t>
+      </w:r>
+    </w:p>
+    <w:p>
+      <w:pPr>
+        <w:spacing w:after="120"/>
+      </w:pPr>
+      <w:r>
+        <w:rPr>
+          <w:rFonts w:ascii="Arial" w:cs="Arial" w:eastAsia="Arial" w:hAnsi="Arial"/>
+          <w:b/>
+          <w:bCs/>
+          <w:sz w:val="20"/>
+          <w:szCs w:val="20"/>
+        </w:rPr>
         <w:t xml:space="preserve">Wenn eine Marke kein Logo hat</w:t>
       </w:r>
       <w:r>
@@ -6653,25 +6823,41 @@
           <w:sz w:val="20"/>
           <w:szCs w:val="20"/>
         </w:rPr>
+        <w:t xml:space="preserve">, </w:t>
+      </w:r>
+      <w:r>
+        <w:rPr>
+          <w:rFonts w:ascii="Arial" w:cs="Arial" w:eastAsia="Arial" w:hAnsi="Arial"/>
+          <w:b/>
+          <w:bCs/>
+          <w:sz w:val="20"/>
+          <w:szCs w:val="20"/>
+        </w:rPr>
+        <w:t xml:space="preserve">keine abgeleitete Marke</w:t>
+      </w:r>
+      <w:r>
+        <w:rPr>
+          <w:rFonts w:ascii="Arial" w:cs="Arial" w:eastAsia="Arial" w:hAnsi="Arial"/>
+          <w:sz w:val="20"/>
+          <w:szCs w:val="20"/>
+        </w:rPr>
         <w:t xml:space="preserve"> und </w:t>
       </w:r>
       <w:r>
         <w:rPr>
           <w:rFonts w:ascii="Arial" w:cs="Arial" w:eastAsia="Arial" w:hAnsi="Arial"/>
-          <w:b/>
-          <w:bCs/>
-          <w:sz w:val="20"/>
-          <w:szCs w:val="20"/>
-        </w:rPr>
-        <w:t xml:space="preserve">keine abgeleitete Marke</w:t>
-      </w:r>
-      <w:r>
-        <w:rPr>
-          <w:rFonts w:ascii="Arial" w:cs="Arial" w:eastAsia="Arial" w:hAnsi="Arial"/>
-          <w:sz w:val="20"/>
-          <w:szCs w:val="20"/>
-        </w:rPr>
-        <w:t xml:space="preserve"> sie nutzt – wie bei den</w:t>
+          <w:sz w:val="20"/>
+          <w:szCs w:val="20"/>
+        </w:rPr>
+        <w:t xml:space="preserve"/>
+      </w:r>
+      <w:r>
+        <w:rPr>
+          <w:rFonts w:ascii="Arial" w:cs="Arial" w:eastAsia="Arial" w:hAnsi="Arial"/>
+          <w:sz w:val="20"/>
+          <w:szCs w:val="20"/>
+        </w:rPr>
+        <w:t xml:space="preserve">kein Projekt als</w:t>
       </w:r>
     </w:p>
     <w:p>
@@ -6684,7 +6870,119 @@
           <w:sz w:val="20"/>
           <w:szCs w:val="20"/>
         </w:rPr>
-        <w:t xml:space="preserve">Vorlagen (4.6). Die Anwendung nennt vorher, was betroffen ist. Die eingebaute Fitnessworld24-Marke ist</w:t>
+        <w:t xml:space="preserve">Standardmarke</w:t>
+      </w:r>
+      <w:r>
+        <w:rPr>
+          <w:rFonts w:ascii="Arial" w:cs="Arial" w:eastAsia="Arial" w:hAnsi="Arial"/>
+          <w:sz w:val="20"/>
+          <w:szCs w:val="20"/>
+        </w:rPr>
+        <w:t xml:space="preserve"/>
+      </w:r>
+      <w:r>
+        <w:rPr>
+          <w:rFonts w:ascii="Arial" w:cs="Arial" w:eastAsia="Arial" w:hAnsi="Arial"/>
+          <w:sz w:val="20"/>
+          <w:szCs w:val="20"/>
+        </w:rPr>
+        <w:t xml:space="preserve"> sie nutzt – wie bei den Vorlagen (4.6). Die dritte Bedingung ist keine Förmlichkeit:</w:t>
+      </w:r>
+    </w:p>
+    <w:p>
+      <w:pPr>
+        <w:spacing w:after="120"/>
+      </w:pPr>
+      <w:r>
+        <w:rPr>
+          <w:rFonts w:ascii="Arial" w:cs="Arial" w:eastAsia="Arial" w:hAnsi="Arial"/>
+          <w:sz w:val="20"/>
+          <w:szCs w:val="20"/>
+        </w:rPr>
+        <w:t xml:space="preserve">Eine als Standardmarke geführte Marke färbt Rahmen und Restflächen; wäre sie löschbar, zeigte das</w:t>
+      </w:r>
+    </w:p>
+    <w:p>
+      <w:pPr>
+        <w:spacing w:after="120"/>
+      </w:pPr>
+      <w:r>
+        <w:rPr>
+          <w:rFonts w:ascii="Arial" w:cs="Arial" w:eastAsia="Arial" w:hAnsi="Arial"/>
+          <w:sz w:val="20"/>
+          <w:szCs w:val="20"/>
+        </w:rPr>
+        <w:t xml:space="preserve">betroffene Projekt beim nächsten Render auf eine Marke, die es nicht mehr gibt – mitten im</w:t>
+      </w:r>
+    </w:p>
+    <w:p>
+      <w:pPr>
+        <w:spacing w:after="120"/>
+      </w:pPr>
+      <w:r>
+        <w:rPr>
+          <w:rFonts w:ascii="Arial" w:cs="Arial" w:eastAsia="Arial" w:hAnsi="Arial"/>
+          <w:sz w:val="20"/>
+          <w:szCs w:val="20"/>
+        </w:rPr>
+        <w:t xml:space="preserve">Hauptbetrieb. Die Anwendung nennt vorher, was betroffen ist – </w:t>
+      </w:r>
+      <w:r>
+        <w:rPr>
+          <w:rFonts w:ascii="Arial" w:cs="Arial" w:eastAsia="Arial" w:hAnsi="Arial"/>
+          <w:b/>
+          <w:bCs/>
+          <w:sz w:val="20"/>
+          <w:szCs w:val="20"/>
+        </w:rPr>
+        <w:t xml:space="preserve">einschließlich der Projekte</w:t>
+      </w:r>
+      <w:r>
+        <w:rPr>
+          <w:rFonts w:ascii="Arial" w:cs="Arial" w:eastAsia="Arial" w:hAnsi="Arial"/>
+          <w:sz w:val="20"/>
+          <w:szCs w:val="20"/>
+        </w:rPr>
+        <w:t xml:space="preserve">, die die</w:t>
+      </w:r>
+    </w:p>
+    <w:p>
+      <w:pPr>
+        <w:spacing w:after="120"/>
+      </w:pPr>
+      <w:r>
+        <w:rPr>
+          <w:rFonts w:ascii="Arial" w:cs="Arial" w:eastAsia="Arial" w:hAnsi="Arial"/>
+          <w:sz w:val="20"/>
+          <w:szCs w:val="20"/>
+        </w:rPr>
+        <w:t xml:space="preserve">Marke als Standard führen, damit der Nutzer weiß, wo er sie wechseln muss. Genau dafür ist die</w:t>
+      </w:r>
+    </w:p>
+    <w:p>
+      <w:pPr>
+        <w:spacing w:after="120"/>
+      </w:pPr>
+      <w:r>
+        <w:rPr>
+          <w:rFonts w:ascii="Arial" w:cs="Arial" w:eastAsia="Arial" w:hAnsi="Arial"/>
+          <w:sz w:val="20"/>
+          <w:szCs w:val="20"/>
+        </w:rPr>
+        <w:t xml:space="preserve">Standardmarke wechselbar (s. „Zuweisung"): Eine Sperre, deren Grund sich nicht beseitigen lässt, wäre</w:t>
+      </w:r>
+    </w:p>
+    <w:p>
+      <w:pPr>
+        <w:spacing w:after="120"/>
+      </w:pPr>
+      <w:r>
+        <w:rPr>
+          <w:rFonts w:ascii="Arial" w:cs="Arial" w:eastAsia="Arial" w:hAnsi="Arial"/>
+          <w:sz w:val="20"/>
+          <w:szCs w:val="20"/>
+        </w:rPr>
+        <w:t xml:space="preserve">eine Sackgasse. Die eingebaute Fitnessworld24-Marke ist</w:t>
       </w:r>
     </w:p>
     <w:p>
@@ -8806,7 +9104,7 @@
           <w:sz w:val="20"/>
           <w:szCs w:val="20"/>
         </w:rPr>
-        <w:t xml:space="preserve">Eine Aktion kann eine andere als die eingebaute Marke tragen; das gerenderte Video zeigt deren Logo und Farben, während Band-Hintergrund und Restflächen in der Projekt-Standardmarke bleiben (FA-23, FA-24, Abschnitt 4.8).</w:t>
+        <w:t xml:space="preserve">Eine Aktion kann eine andere als die eingebaute Marke tragen; das gerenderte Video zeigt deren Logo und Farben, während Band-Hintergrund und Restflächen in der Projekt-Standardmarke bleiben; diese Standardmarke lässt sich in der Projektverwaltung wechseln (FA-23, FA-24, Abschnitt 4.8).</w:t>
       </w:r>
     </w:p>
     <w:p>

--- a/docs/Anforderungsdokument_Digital-Signage-Tool.docx
+++ b/docs/Anforderungsdokument_Digital-Signage-Tool.docx
@@ -162,7 +162,7 @@
           <w:sz w:val="20"/>
           <w:szCs w:val="20"/>
         </w:rPr>
-        <w:t xml:space="preserve"> 11.08.2026</w:t>
+        <w:t xml:space="preserve"> 15.08.2026</w:t>
       </w:r>
     </w:p>
     <w:p>
@@ -185,7 +185,7 @@
           <w:sz w:val="20"/>
           <w:szCs w:val="20"/>
         </w:rPr>
-        <w:t xml:space="preserve"> 1.4 (Entwurf)</w:t>
+        <w:t xml:space="preserve"> 1.5 (Entwurf – projektweite Standarddauer je Aktion überschreibbar; Bilder sind keine Listenelemente mehr)</w:t>
       </w:r>
     </w:p>
     <w:p>
@@ -1436,7 +1436,7 @@
                 <w:sz w:val="20"/>
                 <w:szCs w:val="20"/>
               </w:rPr>
-              <w:t xml:space="preserve">FA-06 | Anzeigedauer steuern | Je Element (Bilder, Aktions-Segmente) ist eine individuelle Anzeigedauer einstellbar; die Bedienung erfolgt über einen </w:t>
+              <w:t xml:space="preserve">FA-06 | Anzeigedauer steuern | Je Aktions-Segment ist eine individuelle Anzeigedauer einstellbar; die Bedienung erfolgt über einen </w:t>
             </w:r>
             <w:r>
               <w:rPr>
@@ -1472,7 +1472,43 @@
                 <w:sz w:val="20"/>
                 <w:szCs w:val="20"/>
               </w:rPr>
-              <w:t xml:space="preserve"> Verlängern per Griff, s. 4.4. | Soll</w:t>
+              <w:t xml:space="preserve"> Verlängern per Griff, s. 4.4. Der </w:t>
+            </w:r>
+            <w:r>
+              <w:rPr>
+                <w:rFonts w:ascii="Arial" w:cs="Arial" w:eastAsia="Arial" w:hAnsi="Arial"/>
+                <w:b/>
+                <w:bCs/>
+                <w:sz w:val="20"/>
+                <w:szCs w:val="20"/>
+              </w:rPr>
+              <w:t xml:space="preserve">Startwert</w:t>
+            </w:r>
+            <w:r>
+              <w:rPr>
+                <w:rFonts w:ascii="Arial" w:cs="Arial" w:eastAsia="Arial" w:hAnsi="Arial"/>
+                <w:sz w:val="20"/>
+                <w:szCs w:val="20"/>
+              </w:rPr>
+              <w:t xml:space="preserve"> kommt aus einer </w:t>
+            </w:r>
+            <w:r>
+              <w:rPr>
+                <w:rFonts w:ascii="Arial" w:cs="Arial" w:eastAsia="Arial" w:hAnsi="Arial"/>
+                <w:b/>
+                <w:bCs/>
+                <w:sz w:val="20"/>
+                <w:szCs w:val="20"/>
+              </w:rPr>
+              <w:t xml:space="preserve">projektweiten Standarddauer</w:t>
+            </w:r>
+            <w:r>
+              <w:rPr>
+                <w:rFonts w:ascii="Arial" w:cs="Arial" w:eastAsia="Arial" w:hAnsi="Arial"/>
+                <w:sz w:val="20"/>
+                <w:szCs w:val="20"/>
+              </w:rPr>
+              <w:t xml:space="preserve">, die je Aktion überschreibbar ist (s. 4.4). | Soll</w:t>
             </w:r>
           </w:p>
         </w:tc>
@@ -2886,6 +2922,215 @@
       <w:pPr>
         <w:spacing w:after="80"/>
       </w:pPr>
+    </w:p>
+    <w:p>
+      <w:pPr>
+        <w:spacing w:after="120"/>
+      </w:pPr>
+      <w:r>
+        <w:rPr>
+          <w:rFonts w:ascii="Arial" w:cs="Arial" w:eastAsia="Arial" w:hAnsi="Arial"/>
+          <w:b/>
+          <w:bCs/>
+          <w:sz w:val="20"/>
+          <w:szCs w:val="20"/>
+        </w:rPr>
+        <w:t xml:space="preserve">Ein Bild ist kein Listenelement (ab v1.5).</w:t>
+      </w:r>
+      <w:r>
+        <w:rPr>
+          <w:rFonts w:ascii="Arial" w:cs="Arial" w:eastAsia="Arial" w:hAnsi="Arial"/>
+          <w:sz w:val="20"/>
+          <w:szCs w:val="20"/>
+        </w:rPr>
+        <w:t xml:space="preserve"> Eine Wiedergabeliste besteht aus genau zwei Arten von</w:t>
+      </w:r>
+    </w:p>
+    <w:p>
+      <w:pPr>
+        <w:spacing w:after="120"/>
+      </w:pPr>
+      <w:r>
+        <w:rPr>
+          <w:rFonts w:ascii="Arial" w:cs="Arial" w:eastAsia="Arial" w:hAnsi="Arial"/>
+          <w:sz w:val="20"/>
+          <w:szCs w:val="20"/>
+        </w:rPr>
+        <w:t xml:space="preserve">Elementen: </w:t>
+      </w:r>
+      <w:r>
+        <w:rPr>
+          <w:rFonts w:ascii="Arial" w:cs="Arial" w:eastAsia="Arial" w:hAnsi="Arial"/>
+          <w:b/>
+          <w:bCs/>
+          <w:sz w:val="20"/>
+          <w:szCs w:val="20"/>
+        </w:rPr>
+        <w:t xml:space="preserve">Videos</w:t>
+      </w:r>
+      <w:r>
+        <w:rPr>
+          <w:rFonts w:ascii="Arial" w:cs="Arial" w:eastAsia="Arial" w:hAnsi="Arial"/>
+          <w:sz w:val="20"/>
+          <w:szCs w:val="20"/>
+        </w:rPr>
+        <w:t xml:space="preserve"> und </w:t>
+      </w:r>
+      <w:r>
+        <w:rPr>
+          <w:rFonts w:ascii="Arial" w:cs="Arial" w:eastAsia="Arial" w:hAnsi="Arial"/>
+          <w:b/>
+          <w:bCs/>
+          <w:sz w:val="20"/>
+          <w:szCs w:val="20"/>
+        </w:rPr>
+        <w:t xml:space="preserve">Aktions-Segmente</w:t>
+      </w:r>
+      <w:r>
+        <w:rPr>
+          <w:rFonts w:ascii="Arial" w:cs="Arial" w:eastAsia="Arial" w:hAnsi="Arial"/>
+          <w:sz w:val="20"/>
+          <w:szCs w:val="20"/>
+        </w:rPr>
+        <w:t xml:space="preserve">. Ein fertig gestaltetes Bild von außen direkt in die Liste</w:t>
+      </w:r>
+    </w:p>
+    <w:p>
+      <w:pPr>
+        <w:spacing w:after="120"/>
+      </w:pPr>
+      <w:r>
+        <w:rPr>
+          <w:rFonts w:ascii="Arial" w:cs="Arial" w:eastAsia="Arial" w:hAnsi="Arial"/>
+          <w:sz w:val="20"/>
+          <w:szCs w:val="20"/>
+        </w:rPr>
+        <w:t xml:space="preserve">zu legen, ist </w:t>
+      </w:r>
+      <w:r>
+        <w:rPr>
+          <w:rFonts w:ascii="Arial" w:cs="Arial" w:eastAsia="Arial" w:hAnsi="Arial"/>
+          <w:b/>
+          <w:bCs/>
+          <w:sz w:val="20"/>
+          <w:szCs w:val="20"/>
+        </w:rPr>
+        <w:t xml:space="preserve">kein</w:t>
+      </w:r>
+      <w:r>
+        <w:rPr>
+          <w:rFonts w:ascii="Arial" w:cs="Arial" w:eastAsia="Arial" w:hAnsi="Arial"/>
+          <w:sz w:val="20"/>
+          <w:szCs w:val="20"/>
+        </w:rPr>
+        <w:t xml:space="preserve"> Anwendungsfall – alle angezeigten Inhalte entstehen über den Aktions-Editor, damit</w:t>
+      </w:r>
+    </w:p>
+    <w:p>
+      <w:pPr>
+        <w:spacing w:after="120"/>
+      </w:pPr>
+      <w:r>
+        <w:rPr>
+          <w:rFonts w:ascii="Arial" w:cs="Arial" w:eastAsia="Arial" w:hAnsi="Arial"/>
+          <w:sz w:val="20"/>
+          <w:szCs w:val="20"/>
+        </w:rPr>
+        <w:t xml:space="preserve">sie den Markenrahmen tragen (FA-11) und über Vorlagen gestaltbar bleiben (FA-12, FA-13). Ein Bild, das</w:t>
+      </w:r>
+    </w:p>
+    <w:p>
+      <w:pPr>
+        <w:spacing w:after="120"/>
+      </w:pPr>
+      <w:r>
+        <w:rPr>
+          <w:rFonts w:ascii="Arial" w:cs="Arial" w:eastAsia="Arial" w:hAnsi="Arial"/>
+          <w:sz w:val="20"/>
+          <w:szCs w:val="20"/>
+        </w:rPr>
+        <w:t xml:space="preserve">ohne diesen Weg auf den Schirm käme, wäre der einzige Inhalt im ganzen System ohne Logo,</w:t>
+      </w:r>
+    </w:p>
+    <w:p>
+      <w:pPr>
+        <w:spacing w:after="120"/>
+      </w:pPr>
+      <w:r>
+        <w:rPr>
+          <w:rFonts w:ascii="Arial" w:cs="Arial" w:eastAsia="Arial" w:hAnsi="Arial"/>
+          <w:sz w:val="20"/>
+          <w:szCs w:val="20"/>
+        </w:rPr>
+        <w:t xml:space="preserve">Sicherheitsabstand und Markenfarbwelt.</w:t>
+      </w:r>
+    </w:p>
+    <w:p>
+      <w:pPr>
+        <w:spacing w:after="120"/>
+      </w:pPr>
+      <w:r>
+        <w:rPr>
+          <w:rFonts w:ascii="Arial" w:cs="Arial" w:eastAsia="Arial" w:hAnsi="Arial"/>
+          <w:b/>
+          <w:bCs/>
+          <w:sz w:val="20"/>
+          <w:szCs w:val="20"/>
+        </w:rPr>
+        <w:t xml:space="preserve">Nicht betroffen ist der Bild-Import.</w:t>
+      </w:r>
+      <w:r>
+        <w:rPr>
+          <w:rFonts w:ascii="Arial" w:cs="Arial" w:eastAsia="Arial" w:hAnsi="Arial"/>
+          <w:sz w:val="20"/>
+          <w:szCs w:val="20"/>
+        </w:rPr>
+        <w:t xml:space="preserve"> Bilder werden weiterhin importiert, verwaltet und gelöscht</w:t>
+      </w:r>
+    </w:p>
+    <w:p>
+      <w:pPr>
+        <w:spacing w:after="120"/>
+      </w:pPr>
+      <w:r>
+        <w:rPr>
+          <w:rFonts w:ascii="Arial" w:cs="Arial" w:eastAsia="Arial" w:hAnsi="Arial"/>
+          <w:sz w:val="20"/>
+          <w:szCs w:val="20"/>
+        </w:rPr>
+        <w:t xml:space="preserve">(FA-01, FA-03); sie sind das </w:t>
+      </w:r>
+      <w:r>
+        <w:rPr>
+          <w:rFonts w:ascii="Arial" w:cs="Arial" w:eastAsia="Arial" w:hAnsi="Arial"/>
+          <w:b/>
+          <w:bCs/>
+          <w:sz w:val="20"/>
+          <w:szCs w:val="20"/>
+        </w:rPr>
+        <w:t xml:space="preserve">Motiv</w:t>
+      </w:r>
+      <w:r>
+        <w:rPr>
+          <w:rFonts w:ascii="Arial" w:cs="Arial" w:eastAsia="Arial" w:hAnsi="Arial"/>
+          <w:sz w:val="20"/>
+          <w:szCs w:val="20"/>
+        </w:rPr>
+        <w:t xml:space="preserve"> einer Aktion (FA-02, FA-12). Weggefallen ist ausschließlich der</w:t>
+      </w:r>
+    </w:p>
+    <w:p>
+      <w:pPr>
+        <w:spacing w:after="120"/>
+      </w:pPr>
+      <w:r>
+        <w:rPr>
+          <w:rFonts w:ascii="Arial" w:cs="Arial" w:eastAsia="Arial" w:hAnsi="Arial"/>
+          <w:sz w:val="20"/>
+          <w:szCs w:val="20"/>
+        </w:rPr>
+        <w:t xml:space="preserve">Weg „Bild direkt in die Wiedergabeliste".</w:t>
+      </w:r>
     </w:p>
     <w:p>
       <w:pPr>
@@ -4744,7 +4989,7 @@
           <w:sz w:val="20"/>
           <w:szCs w:val="20"/>
         </w:rPr>
-        <w:t xml:space="preserve">Bild / Aktions-Segment (FA-06):</w:t>
+        <w:t xml:space="preserve">Aktions-Segment (FA-06):</w:t>
       </w:r>
       <w:r>
         <w:rPr>
@@ -4770,82 +5015,159 @@
           <w:sz w:val="20"/>
           <w:szCs w:val="20"/>
         </w:rPr>
-        <w:t xml:space="preserve"> einstellbar (Standard 10 s). Da es keine Quelllänge gibt, ist die Obergrenze die konfigurierte Maximaldauer; Kürzen und Verlängern laufen über denselben Regler.</w:t>
-      </w:r>
-    </w:p>
-    <w:p>
-      <w:pPr>
-        <w:spacing w:after="120"/>
-      </w:pPr>
-      <w:r>
-        <w:rPr>
-          <w:rFonts w:ascii="Arial" w:cs="Arial" w:eastAsia="Arial" w:hAnsi="Arial"/>
-          <w:sz w:val="20"/>
-          <w:szCs w:val="20"/>
-        </w:rPr>
-        <w:t xml:space="preserve">Der Regler zeigt die aktuelle effektive Dauer numerisch an. So bleibt die Bedienung über Video, Bild und Aktions-Segment hinweg konsistent, obwohl technisch ein Trim (Ausschnitt) und eine reine Anzeigedauer dahinterstehen.</w:t>
-      </w:r>
-    </w:p>
-    <w:p>
-      <w:pPr>
-        <w:pStyle w:val="Heading2"/>
-      </w:pPr>
-      <w:r>
-        <w:rPr>
-          <w:rFonts w:ascii="Arial" w:cs="Arial" w:eastAsia="Arial" w:hAnsi="Arial"/>
-          <w:sz w:val="20"/>
-          <w:szCs w:val="20"/>
-        </w:rPr>
-        <w:t xml:space="preserve">4.5 Betriebsarten für Werbeinhalte (FA-20) — Split-Screen ist die Hauptbetriebsart</w:t>
-      </w:r>
-    </w:p>
-    <w:p>
-      <w:pPr>
-        <w:spacing w:after="120"/>
-      </w:pPr>
-      <w:r>
-        <w:rPr>
-          <w:rFonts w:ascii="Arial" w:cs="Arial" w:eastAsia="Arial" w:hAnsi="Arial"/>
-          <w:sz w:val="20"/>
-          <w:szCs w:val="20"/>
-        </w:rPr>
-        <w:t xml:space="preserve">Werbeinhalte erscheinen auf </w:t>
-      </w:r>
-      <w:r>
-        <w:rPr>
-          <w:rFonts w:ascii="Arial" w:cs="Arial" w:eastAsia="Arial" w:hAnsi="Arial"/>
-          <w:b/>
-          <w:bCs/>
-          <w:sz w:val="20"/>
-          <w:szCs w:val="20"/>
-        </w:rPr>
-        <w:t xml:space="preserve">drei</w:t>
-      </w:r>
-      <w:r>
-        <w:rPr>
-          <w:rFonts w:ascii="Arial" w:cs="Arial" w:eastAsia="Arial" w:hAnsi="Arial"/>
-          <w:sz w:val="20"/>
-          <w:szCs w:val="20"/>
-        </w:rPr>
-        <w:t xml:space="preserve"> Wegen. </w:t>
-      </w:r>
-      <w:r>
-        <w:rPr>
-          <w:rFonts w:ascii="Arial" w:cs="Arial" w:eastAsia="Arial" w:hAnsi="Arial"/>
-          <w:b/>
-          <w:bCs/>
-          <w:sz w:val="20"/>
-          <w:szCs w:val="20"/>
-        </w:rPr>
-        <w:t xml:space="preserve">Hauptbetriebsart ist die parallele Anzeige während eines Videos</w:t>
-      </w:r>
-      <w:r>
-        <w:rPr>
-          <w:rFonts w:ascii="Arial" w:cs="Arial" w:eastAsia="Arial" w:hAnsi="Arial"/>
-          <w:sz w:val="20"/>
-          <w:szCs w:val="20"/>
-        </w:rPr>
-        <w:t xml:space="preserve">; die sequenzielle Werbepause ist die zusätzliche Möglichkeit:</w:t>
+        <w:t xml:space="preserve"> einstellbar. Da es keine Quelllänge gibt, ist die Obergrenze die konfigurierte Maximaldauer; Kürzen und Verlängern laufen über denselben Regler.</w:t>
+      </w:r>
+    </w:p>
+    <w:p>
+      <w:pPr>
+        <w:spacing w:after="120"/>
+      </w:pPr>
+      <w:r>
+        <w:rPr>
+          <w:rFonts w:ascii="Arial" w:cs="Arial" w:eastAsia="Arial" w:hAnsi="Arial"/>
+          <w:sz w:val="20"/>
+          <w:szCs w:val="20"/>
+        </w:rPr>
+        <w:t xml:space="preserve">Der Regler zeigt die aktuelle effektive Dauer numerisch an. So bleibt die Bedienung über Video und Aktions-Segment hinweg konsistent, obwohl technisch ein Trim (Ausschnitt) und eine reine Anzeigedauer dahinterstehen.</w:t>
+      </w:r>
+    </w:p>
+    <w:p>
+      <w:pPr>
+        <w:spacing w:after="120"/>
+      </w:pPr>
+      <w:r>
+        <w:rPr>
+          <w:rFonts w:ascii="Arial" w:cs="Arial" w:eastAsia="Arial" w:hAnsi="Arial"/>
+          <w:b/>
+          <w:bCs/>
+          <w:sz w:val="20"/>
+          <w:szCs w:val="20"/>
+        </w:rPr>
+        <w:t xml:space="preserve">Woher der Startwert kommt: eine projektweite Standarddauer, je Aktion überschreibbar (ab v1.5).</w:t>
+      </w:r>
+      <w:r>
+        <w:rPr>
+          <w:rFonts w:ascii="Arial" w:cs="Arial" w:eastAsia="Arial" w:hAnsi="Arial"/>
+          <w:sz w:val="20"/>
+          <w:szCs w:val="20"/>
+        </w:rPr>
+        <w:t xml:space="preserve"> Bis</w:t>
+      </w:r>
+    </w:p>
+    <w:p>
+      <w:pPr>
+        <w:spacing w:after="120"/>
+      </w:pPr>
+      <w:r>
+        <w:rPr>
+          <w:rFonts w:ascii="Arial" w:cs="Arial" w:eastAsia="Arial" w:hAnsi="Arial"/>
+          <w:sz w:val="20"/>
+          <w:szCs w:val="20"/>
+        </w:rPr>
+        <w:t xml:space="preserve">v1.4 gab es genau eine feste Vorbelegung von 10 s. Wer für ein Projekt durchgehend längere Einblendungen</w:t>
+      </w:r>
+    </w:p>
+    <w:p>
+      <w:pPr>
+        <w:spacing w:after="120"/>
+      </w:pPr>
+      <w:r>
+        <w:rPr>
+          <w:rFonts w:ascii="Arial" w:cs="Arial" w:eastAsia="Arial" w:hAnsi="Arial"/>
+          <w:sz w:val="20"/>
+          <w:szCs w:val="20"/>
+        </w:rPr>
+        <w:t xml:space="preserve">wollte, musste sie an </w:t>
+      </w:r>
+      <w:r>
+        <w:rPr>
+          <w:rFonts w:ascii="Arial" w:cs="Arial" w:eastAsia="Arial" w:hAnsi="Arial"/>
+          <w:b/>
+          <w:bCs/>
+          <w:sz w:val="20"/>
+          <w:szCs w:val="20"/>
+        </w:rPr>
+        <w:t xml:space="preserve">jeder</w:t>
+      </w:r>
+      <w:r>
+        <w:rPr>
+          <w:rFonts w:ascii="Arial" w:cs="Arial" w:eastAsia="Arial" w:hAnsi="Arial"/>
+          <w:sz w:val="20"/>
+          <w:szCs w:val="20"/>
+        </w:rPr>
+        <w:t xml:space="preserve"> Aktion einzeln nachziehen. Deshalb trägt jetzt das </w:t>
+      </w:r>
+      <w:r>
+        <w:rPr>
+          <w:rFonts w:ascii="Arial" w:cs="Arial" w:eastAsia="Arial" w:hAnsi="Arial"/>
+          <w:b/>
+          <w:bCs/>
+          <w:sz w:val="20"/>
+          <w:szCs w:val="20"/>
+        </w:rPr>
+        <w:t xml:space="preserve">Projekt</w:t>
+      </w:r>
+      <w:r>
+        <w:rPr>
+          <w:rFonts w:ascii="Arial" w:cs="Arial" w:eastAsia="Arial" w:hAnsi="Arial"/>
+          <w:sz w:val="20"/>
+          <w:szCs w:val="20"/>
+        </w:rPr>
+        <w:t xml:space="preserve"> eine</w:t>
+      </w:r>
+    </w:p>
+    <w:p>
+      <w:pPr>
+        <w:spacing w:after="120"/>
+      </w:pPr>
+      <w:r>
+        <w:rPr>
+          <w:rFonts w:ascii="Arial" w:cs="Arial" w:eastAsia="Arial" w:hAnsi="Arial"/>
+          <w:b/>
+          <w:bCs/>
+          <w:sz w:val="20"/>
+          <w:szCs w:val="20"/>
+        </w:rPr>
+        <w:t xml:space="preserve">Standarddauer</w:t>
+      </w:r>
+      <w:r>
+        <w:rPr>
+          <w:rFonts w:ascii="Arial" w:cs="Arial" w:eastAsia="Arial" w:hAnsi="Arial"/>
+          <w:sz w:val="20"/>
+          <w:szCs w:val="20"/>
+        </w:rPr>
+        <w:t xml:space="preserve">, und die einzelne </w:t>
+      </w:r>
+      <w:r>
+        <w:rPr>
+          <w:rFonts w:ascii="Arial" w:cs="Arial" w:eastAsia="Arial" w:hAnsi="Arial"/>
+          <w:b/>
+          <w:bCs/>
+          <w:sz w:val="20"/>
+          <w:szCs w:val="20"/>
+        </w:rPr>
+        <w:t xml:space="preserve">Aktion</w:t>
+      </w:r>
+      <w:r>
+        <w:rPr>
+          <w:rFonts w:ascii="Arial" w:cs="Arial" w:eastAsia="Arial" w:hAnsi="Arial"/>
+          <w:sz w:val="20"/>
+          <w:szCs w:val="20"/>
+        </w:rPr>
+        <w:t xml:space="preserve"> darf sie überschreiben. Der Wert eines neu platzierten</w:t>
+      </w:r>
+    </w:p>
+    <w:p>
+      <w:pPr>
+        <w:spacing w:after="120"/>
+      </w:pPr>
+      <w:r>
+        <w:rPr>
+          <w:rFonts w:ascii="Arial" w:cs="Arial" w:eastAsia="Arial" w:hAnsi="Arial"/>
+          <w:sz w:val="20"/>
+          <w:szCs w:val="20"/>
+        </w:rPr>
+        <w:t xml:space="preserve">Elements ergibt sich in dieser Reihenfolge:</w:t>
       </w:r>
     </w:p>
     <w:p>
@@ -4859,110 +5181,28 @@
       <w:r>
         <w:rPr>
           <w:rFonts w:ascii="Arial" w:cs="Arial" w:eastAsia="Arial" w:hAnsi="Arial"/>
-          <w:b/>
-          <w:bCs/>
-          <w:sz w:val="20"/>
-          <w:szCs w:val="20"/>
-        </w:rPr>
-        <w:t xml:space="preserve">Split-Screen (Hauptbetriebsart):</w:t>
-      </w:r>
-      <w:r>
-        <w:rPr>
-          <w:rFonts w:ascii="Arial" w:cs="Arial" w:eastAsia="Arial" w:hAnsi="Arial"/>
-          <w:sz w:val="20"/>
-          <w:szCs w:val="20"/>
-        </w:rPr>
-        <w:t xml:space="preserve"> Während ein </w:t>
-      </w:r>
-      <w:r>
-        <w:rPr>
-          <w:rFonts w:ascii="Arial" w:cs="Arial" w:eastAsia="Arial" w:hAnsi="Arial"/>
-          <w:b/>
-          <w:bCs/>
-          <w:sz w:val="20"/>
-          <w:szCs w:val="20"/>
-        </w:rPr>
-        <w:t xml:space="preserve">Video läuft</w:t>
-      </w:r>
-      <w:r>
-        <w:rPr>
-          <w:rFonts w:ascii="Arial" w:cs="Arial" w:eastAsia="Arial" w:hAnsi="Arial"/>
-          <w:sz w:val="20"/>
-          <w:szCs w:val="20"/>
-        </w:rPr>
-        <w:t xml:space="preserve">, erscheint </w:t>
-      </w:r>
-      <w:r>
-        <w:rPr>
-          <w:rFonts w:ascii="Arial" w:cs="Arial" w:eastAsia="Arial" w:hAnsi="Arial"/>
-          <w:b/>
-          <w:bCs/>
-          <w:sz w:val="20"/>
-          <w:szCs w:val="20"/>
-        </w:rPr>
-        <w:t xml:space="preserve">darunter</w:t>
-      </w:r>
-      <w:r>
-        <w:rPr>
-          <w:rFonts w:ascii="Arial" w:cs="Arial" w:eastAsia="Arial" w:hAnsi="Arial"/>
-          <w:sz w:val="20"/>
-          <w:szCs w:val="20"/>
-        </w:rPr>
-        <w:t xml:space="preserve"> ein durchgehendes </w:t>
-      </w:r>
-      <w:r>
-        <w:rPr>
-          <w:rFonts w:ascii="Arial" w:cs="Arial" w:eastAsia="Arial" w:hAnsi="Arial"/>
-          <w:b/>
-          <w:bCs/>
-          <w:sz w:val="20"/>
-          <w:szCs w:val="20"/>
-        </w:rPr>
-        <w:t xml:space="preserve">Werbeband</w:t>
-      </w:r>
-      <w:r>
-        <w:rPr>
-          <w:rFonts w:ascii="Arial" w:cs="Arial" w:eastAsia="Arial" w:hAnsi="Arial"/>
-          <w:sz w:val="20"/>
-          <w:szCs w:val="20"/>
-        </w:rPr>
-        <w:t xml:space="preserve">. Das Video wird dafür verkleinert, aber </w:t>
-      </w:r>
-      <w:r>
-        <w:rPr>
-          <w:rFonts w:ascii="Arial" w:cs="Arial" w:eastAsia="Arial" w:hAnsi="Arial"/>
-          <w:b/>
-          <w:bCs/>
-          <w:sz w:val="20"/>
-          <w:szCs w:val="20"/>
-        </w:rPr>
-        <w:t xml:space="preserve">nichts wird verdeckt</w:t>
-      </w:r>
-      <w:r>
-        <w:rPr>
-          <w:rFonts w:ascii="Arial" w:cs="Arial" w:eastAsia="Arial" w:hAnsi="Arial"/>
-          <w:sz w:val="20"/>
-          <w:szCs w:val="20"/>
-        </w:rPr>
-        <w:t xml:space="preserve">. Im Band können </w:t>
-      </w:r>
-      <w:r>
-        <w:rPr>
-          <w:rFonts w:ascii="Arial" w:cs="Arial" w:eastAsia="Arial" w:hAnsi="Arial"/>
-          <w:b/>
-          <w:bCs/>
-          <w:sz w:val="20"/>
-          <w:szCs w:val="20"/>
-        </w:rPr>
-        <w:t xml:space="preserve">mehrere Aktionen nacheinander rotieren</w:t>
-      </w:r>
-      <w:r>
-        <w:rPr>
-          <w:rFonts w:ascii="Arial" w:cs="Arial" w:eastAsia="Arial" w:hAnsi="Arial"/>
-          <w:sz w:val="20"/>
-          <w:szCs w:val="20"/>
-        </w:rPr>
-        <w:t xml:space="preserve">, solange das Video läuft.</w:t>
+          <w:sz w:val="20"/>
+          <w:szCs w:val="20"/>
+        </w:rPr>
+        <w:t xml:space="preserve">die </w:t>
+      </w:r>
+      <w:r>
+        <w:rPr>
+          <w:rFonts w:ascii="Arial" w:cs="Arial" w:eastAsia="Arial" w:hAnsi="Arial"/>
+          <w:b/>
+          <w:bCs/>
+          <w:sz w:val="20"/>
+          <w:szCs w:val="20"/>
+        </w:rPr>
+        <w:t xml:space="preserve">eigene Dauer der Aktion</w:t>
+      </w:r>
+      <w:r>
+        <w:rPr>
+          <w:rFonts w:ascii="Arial" w:cs="Arial" w:eastAsia="Arial" w:hAnsi="Arial"/>
+          <w:sz w:val="20"/>
+          <w:szCs w:val="20"/>
+        </w:rPr>
+        <w:t xml:space="preserve">, wenn sie eine gesetzt hat;</w:t>
       </w:r>
     </w:p>
     <w:p>
@@ -4976,56 +5216,28 @@
       <w:r>
         <w:rPr>
           <w:rFonts w:ascii="Arial" w:cs="Arial" w:eastAsia="Arial" w:hAnsi="Arial"/>
-          <w:b/>
-          <w:bCs/>
-          <w:sz w:val="20"/>
-          <w:szCs w:val="20"/>
-        </w:rPr>
-        <w:t xml:space="preserve">Einblendung (parallel, überlagernd):</w:t>
-      </w:r>
-      <w:r>
-        <w:rPr>
-          <w:rFonts w:ascii="Arial" w:cs="Arial" w:eastAsia="Arial" w:hAnsi="Arial"/>
-          <w:sz w:val="20"/>
-          <w:szCs w:val="20"/>
-        </w:rPr>
-        <w:t xml:space="preserve"> Das Video bleibt </w:t>
-      </w:r>
-      <w:r>
-        <w:rPr>
-          <w:rFonts w:ascii="Arial" w:cs="Arial" w:eastAsia="Arial" w:hAnsi="Arial"/>
-          <w:b/>
-          <w:bCs/>
-          <w:sz w:val="20"/>
-          <w:szCs w:val="20"/>
-        </w:rPr>
-        <w:t xml:space="preserve">vollflächig</w:t>
-      </w:r>
-      <w:r>
-        <w:rPr>
-          <w:rFonts w:ascii="Arial" w:cs="Arial" w:eastAsia="Arial" w:hAnsi="Arial"/>
-          <w:sz w:val="20"/>
-          <w:szCs w:val="20"/>
-        </w:rPr>
-        <w:t xml:space="preserve">; das Werbeband liegt </w:t>
-      </w:r>
-      <w:r>
-        <w:rPr>
-          <w:rFonts w:ascii="Arial" w:cs="Arial" w:eastAsia="Arial" w:hAnsi="Arial"/>
-          <w:b/>
-          <w:bCs/>
-          <w:sz w:val="20"/>
-          <w:szCs w:val="20"/>
-        </w:rPr>
-        <w:t xml:space="preserve">darüber</w:t>
-      </w:r>
-      <w:r>
-        <w:rPr>
-          <w:rFonts w:ascii="Arial" w:cs="Arial" w:eastAsia="Arial" w:hAnsi="Arial"/>
-          <w:sz w:val="20"/>
-          <w:szCs w:val="20"/>
-        </w:rPr>
-        <w:t xml:space="preserve"> und verdeckt den unteren Bildbereich. Vorteil: das Video behält seine volle Größe, ohne Seitenbalken.</w:t>
+          <w:sz w:val="20"/>
+          <w:szCs w:val="20"/>
+        </w:rPr>
+        <w:t xml:space="preserve">sonst die </w:t>
+      </w:r>
+      <w:r>
+        <w:rPr>
+          <w:rFonts w:ascii="Arial" w:cs="Arial" w:eastAsia="Arial" w:hAnsi="Arial"/>
+          <w:b/>
+          <w:bCs/>
+          <w:sz w:val="20"/>
+          <w:szCs w:val="20"/>
+        </w:rPr>
+        <w:t xml:space="preserve">Standarddauer des Projekts</w:t>
+      </w:r>
+      <w:r>
+        <w:rPr>
+          <w:rFonts w:ascii="Arial" w:cs="Arial" w:eastAsia="Arial" w:hAnsi="Arial"/>
+          <w:sz w:val="20"/>
+          <w:szCs w:val="20"/>
+        </w:rPr>
+        <w:t xml:space="preserve">;</w:t>
       </w:r>
     </w:p>
     <w:p>
@@ -5039,300 +5251,428 @@
       <w:r>
         <w:rPr>
           <w:rFonts w:ascii="Arial" w:cs="Arial" w:eastAsia="Arial" w:hAnsi="Arial"/>
-          <w:b/>
-          <w:bCs/>
-          <w:sz w:val="20"/>
-          <w:szCs w:val="20"/>
-        </w:rPr>
-        <w:t xml:space="preserve">Sequenziell (Werbepause):</w:t>
-      </w:r>
-      <w:r>
-        <w:rPr>
-          <w:rFonts w:ascii="Arial" w:cs="Arial" w:eastAsia="Arial" w:hAnsi="Arial"/>
-          <w:sz w:val="20"/>
-          <w:szCs w:val="20"/>
-        </w:rPr>
-        <w:t xml:space="preserve"> Eine Aktion wird als </w:t>
-      </w:r>
-      <w:r>
-        <w:rPr>
-          <w:rFonts w:ascii="Arial" w:cs="Arial" w:eastAsia="Arial" w:hAnsi="Arial"/>
-          <w:b/>
-          <w:bCs/>
-          <w:sz w:val="20"/>
-          <w:szCs w:val="20"/>
-        </w:rPr>
-        <w:t xml:space="preserve">eigenes, vollflächiges Segment</w:t>
-      </w:r>
-      <w:r>
-        <w:rPr>
-          <w:rFonts w:ascii="Arial" w:cs="Arial" w:eastAsia="Arial" w:hAnsi="Arial"/>
-          <w:sz w:val="20"/>
-          <w:szCs w:val="20"/>
-        </w:rPr>
-        <w:t xml:space="preserve"> zwischen den Videos gezeigt (FA-04).</w:t>
-      </w:r>
-    </w:p>
-    <w:p>
-      <w:pPr>
-        <w:spacing w:after="120"/>
-      </w:pPr>
-      <w:r>
-        <w:rPr>
-          <w:rFonts w:ascii="Arial" w:cs="Arial" w:eastAsia="Arial" w:hAnsi="Arial"/>
-          <w:sz w:val="20"/>
-          <w:szCs w:val="20"/>
-        </w:rPr>
-        <w:t xml:space="preserve">Welche Art eine Vorlage bedient, wird </w:t>
-      </w:r>
-      <w:r>
-        <w:rPr>
-          <w:rFonts w:ascii="Arial" w:cs="Arial" w:eastAsia="Arial" w:hAnsi="Arial"/>
-          <w:b/>
-          <w:bCs/>
-          <w:sz w:val="20"/>
-          <w:szCs w:val="20"/>
-        </w:rPr>
-        <w:t xml:space="preserve">bei der Vorlagenerstellung gewählt</w:t>
-      </w:r>
-      <w:r>
-        <w:rPr>
-          <w:rFonts w:ascii="Arial" w:cs="Arial" w:eastAsia="Arial" w:hAnsi="Arial"/>
-          <w:sz w:val="20"/>
-          <w:szCs w:val="20"/>
-        </w:rPr>
-        <w:t xml:space="preserve"> (FA-13).</w:t>
-      </w:r>
-    </w:p>
-    <w:p>
-      <w:pPr>
-        <w:spacing w:after="120"/>
-      </w:pPr>
-      <w:r>
-        <w:rPr>
-          <w:rFonts w:ascii="Arial" w:cs="Arial" w:eastAsia="Arial" w:hAnsi="Arial"/>
-          <w:b/>
-          <w:bCs/>
-          <w:sz w:val="20"/>
-          <w:szCs w:val="20"/>
-        </w:rPr>
-        <w:t xml:space="preserve">Geometrie beim Split-Screen:</w:t>
-      </w:r>
-      <w:r>
-        <w:rPr>
-          <w:rFonts w:ascii="Arial" w:cs="Arial" w:eastAsia="Arial" w:hAnsi="Arial"/>
-          <w:sz w:val="20"/>
-          <w:szCs w:val="20"/>
-        </w:rPr>
-        <w:t xml:space="preserve"> Der Bildrahmen bleibt 1920 × 1080. Die </w:t>
-      </w:r>
-      <w:r>
-        <w:rPr>
-          <w:rFonts w:ascii="Arial" w:cs="Arial" w:eastAsia="Arial" w:hAnsi="Arial"/>
-          <w:b/>
-          <w:bCs/>
-          <w:sz w:val="20"/>
-          <w:szCs w:val="20"/>
-        </w:rPr>
-        <w:t xml:space="preserve">Bandhöhe legt die Vorlage fest</w:t>
-      </w:r>
-      <w:r>
-        <w:rPr>
-          <w:rFonts w:ascii="Arial" w:cs="Arial" w:eastAsia="Arial" w:hAnsi="Arial"/>
-          <w:sz w:val="20"/>
-          <w:szCs w:val="20"/>
-        </w:rPr>
-        <w:t xml:space="preserve"> (eingebaute Vorlage: </w:t>
-      </w:r>
-      <w:r>
-        <w:rPr>
-          <w:rFonts w:ascii="Arial" w:cs="Arial" w:eastAsia="Arial" w:hAnsi="Arial"/>
-          <w:b/>
-          <w:bCs/>
-          <w:sz w:val="20"/>
-          <w:szCs w:val="20"/>
-        </w:rPr>
-        <w:t xml:space="preserve">162 px</w:t>
-      </w:r>
-      <w:r>
-        <w:rPr>
-          <w:rFonts w:ascii="Arial" w:cs="Arial" w:eastAsia="Arial" w:hAnsi="Arial"/>
-          <w:sz w:val="20"/>
-          <w:szCs w:val="20"/>
-        </w:rPr>
-        <w:t xml:space="preserve">, 15 %); das Video nutzt die restliche Höhe (bei 162 px also </w:t>
-      </w:r>
-      <w:r>
-        <w:rPr>
-          <w:rFonts w:ascii="Arial" w:cs="Arial" w:eastAsia="Arial" w:hAnsi="Arial"/>
-          <w:b/>
-          <w:bCs/>
-          <w:sz w:val="20"/>
-          <w:szCs w:val="20"/>
-        </w:rPr>
-        <w:t xml:space="preserve">918 px</w:t>
-      </w:r>
-      <w:r>
-        <w:rPr>
-          <w:rFonts w:ascii="Arial" w:cs="Arial" w:eastAsia="Arial" w:hAnsi="Arial"/>
-          <w:sz w:val="20"/>
-          <w:szCs w:val="20"/>
-        </w:rPr>
-        <w:t xml:space="preserve">). Weil </w:t>
-      </w:r>
-      <w:r>
-        <w:rPr>
-          <w:rFonts w:ascii="Arial" w:cs="Arial" w:eastAsia="Arial" w:hAnsi="Arial"/>
-          <w:b/>
-          <w:bCs/>
-          <w:sz w:val="20"/>
-          <w:szCs w:val="20"/>
-        </w:rPr>
-        <w:t xml:space="preserve">kein Beschnitt</w:t>
-      </w:r>
-      <w:r>
-        <w:rPr>
-          <w:rFonts w:ascii="Arial" w:cs="Arial" w:eastAsia="Arial" w:hAnsi="Arial"/>
-          <w:sz w:val="20"/>
-          <w:szCs w:val="20"/>
-        </w:rPr>
-        <w:t xml:space="preserve"> erlaubt ist, wird ein 16:9-Video höhenbegrenzt eingepasst (bei 918 px → </w:t>
-      </w:r>
-      <w:r>
-        <w:rPr>
-          <w:rFonts w:ascii="Arial" w:cs="Arial" w:eastAsia="Arial" w:hAnsi="Arial"/>
-          <w:b/>
-          <w:bCs/>
-          <w:sz w:val="20"/>
-          <w:szCs w:val="20"/>
-        </w:rPr>
-        <w:t xml:space="preserve">1632 × 918</w:t>
-      </w:r>
-      <w:r>
-        <w:rPr>
-          <w:rFonts w:ascii="Arial" w:cs="Arial" w:eastAsia="Arial" w:hAnsi="Arial"/>
-          <w:sz w:val="20"/>
-          <w:szCs w:val="20"/>
-        </w:rPr>
-        <w:t xml:space="preserve">); die verbleibenden Flächen links und rechts (je 144 px) werden in der </w:t>
-      </w:r>
-      <w:r>
-        <w:rPr>
-          <w:rFonts w:ascii="Arial" w:cs="Arial" w:eastAsia="Arial" w:hAnsi="Arial"/>
-          <w:b/>
-          <w:bCs/>
-          <w:sz w:val="20"/>
-          <w:szCs w:val="20"/>
-        </w:rPr>
-        <w:t xml:space="preserve">dunklen Markenfarbe</w:t>
-      </w:r>
-      <w:r>
-        <w:rPr>
-          <w:rFonts w:ascii="Arial" w:cs="Arial" w:eastAsia="Arial" w:hAnsi="Arial"/>
-          <w:sz w:val="20"/>
-          <w:szCs w:val="20"/>
-        </w:rPr>
-        <w:t xml:space="preserve"> gefüllt, damit der Split gestaltet wirkt und nicht wie ungenutzter Platz.</w:t>
-      </w:r>
-    </w:p>
-    <w:p>
-      <w:pPr>
-        <w:spacing w:after="120"/>
-      </w:pPr>
-      <w:r>
-        <w:rPr>
-          <w:rFonts w:ascii="Arial" w:cs="Arial" w:eastAsia="Arial" w:hAnsi="Arial"/>
-          <w:b/>
-          <w:bCs/>
-          <w:sz w:val="20"/>
-          <w:szCs w:val="20"/>
-        </w:rPr>
-        <w:t xml:space="preserve">Bewusste Konsequenz beim Split-Screen:</w:t>
-      </w:r>
-      <w:r>
-        <w:rPr>
-          <w:rFonts w:ascii="Arial" w:cs="Arial" w:eastAsia="Arial" w:hAnsi="Arial"/>
-          <w:sz w:val="20"/>
-          <w:szCs w:val="20"/>
-        </w:rPr>
-        <w:t xml:space="preserve"> Das Video erscheint kleiner (bei 162 px Band ca. 72 % der Fläche) — reine Geometrie bei festem 16:9-Rahmen, kein Fehler. Wer das Video in </w:t>
-      </w:r>
-      <w:r>
-        <w:rPr>
-          <w:rFonts w:ascii="Arial" w:cs="Arial" w:eastAsia="Arial" w:hAnsi="Arial"/>
-          <w:b/>
-          <w:bCs/>
-          <w:sz w:val="20"/>
-          <w:szCs w:val="20"/>
-        </w:rPr>
-        <w:t xml:space="preserve">voller</w:t>
-      </w:r>
-      <w:r>
-        <w:rPr>
-          <w:rFonts w:ascii="Arial" w:cs="Arial" w:eastAsia="Arial" w:hAnsi="Arial"/>
-          <w:sz w:val="20"/>
-          <w:szCs w:val="20"/>
-        </w:rPr>
-        <w:t xml:space="preserve"> Größe behalten will, nutzt die </w:t>
-      </w:r>
-      <w:r>
-        <w:rPr>
-          <w:rFonts w:ascii="Arial" w:cs="Arial" w:eastAsia="Arial" w:hAnsi="Arial"/>
-          <w:b/>
-          <w:bCs/>
-          <w:sz w:val="20"/>
-          <w:szCs w:val="20"/>
-        </w:rPr>
-        <w:t xml:space="preserve">Einblendung</w:t>
-      </w:r>
-      <w:r>
-        <w:rPr>
-          <w:rFonts w:ascii="Arial" w:cs="Arial" w:eastAsia="Arial" w:hAnsi="Arial"/>
-          <w:sz w:val="20"/>
-          <w:szCs w:val="20"/>
-        </w:rPr>
-        <w:t xml:space="preserve"> (Art 2), die dafür den unteren Bildbereich verdeckt.</w:t>
-      </w:r>
-    </w:p>
-    <w:p>
-      <w:pPr>
-        <w:spacing w:after="120"/>
-      </w:pPr>
-      <w:r>
-        <w:rPr>
-          <w:rFonts w:ascii="Arial" w:cs="Arial" w:eastAsia="Arial" w:hAnsi="Arial"/>
-          <w:b/>
-          <w:bCs/>
-          <w:sz w:val="20"/>
-          <w:szCs w:val="20"/>
-        </w:rPr>
-        <w:t xml:space="preserve">Platz im Band:</w:t>
-      </w:r>
-      <w:r>
-        <w:rPr>
-          <w:rFonts w:ascii="Arial" w:cs="Arial" w:eastAsia="Arial" w:hAnsi="Arial"/>
-          <w:sz w:val="20"/>
-          <w:szCs w:val="20"/>
-        </w:rPr>
-        <w:t xml:space="preserve"> In ein 162 px hohes Band passt eine </w:t>
-      </w:r>
-      <w:r>
-        <w:rPr>
-          <w:rFonts w:ascii="Arial" w:cs="Arial" w:eastAsia="Arial" w:hAnsi="Arial"/>
-          <w:b/>
-          <w:bCs/>
-          <w:sz w:val="20"/>
-          <w:szCs w:val="20"/>
-        </w:rPr>
-        <w:t xml:space="preserve">kompakte Zeile</w:t>
-      </w:r>
-      <w:r>
-        <w:rPr>
-          <w:rFonts w:ascii="Arial" w:cs="Arial" w:eastAsia="Arial" w:hAnsi="Arial"/>
-          <w:sz w:val="20"/>
-          <w:szCs w:val="20"/>
-        </w:rPr>
-        <w:t xml:space="preserve"> (Logo, Titel, Preis/CTA); eine längere Beschreibung ist dort nicht vorgesehen. Höhere Bänder sind über eigene Vorlagen möglich — sie verkleinern beim Split-Screen entsprechend das Video.</w:t>
+          <w:sz w:val="20"/>
+          <w:szCs w:val="20"/>
+        </w:rPr>
+        <w:t xml:space="preserve">sonst </w:t>
+      </w:r>
+      <w:r>
+        <w:rPr>
+          <w:rFonts w:ascii="Arial" w:cs="Arial" w:eastAsia="Arial" w:hAnsi="Arial"/>
+          <w:b/>
+          <w:bCs/>
+          <w:sz w:val="20"/>
+          <w:szCs w:val="20"/>
+        </w:rPr>
+        <w:t xml:space="preserve">10 s</w:t>
+      </w:r>
+      <w:r>
+        <w:rPr>
+          <w:rFonts w:ascii="Arial" w:cs="Arial" w:eastAsia="Arial" w:hAnsi="Arial"/>
+          <w:sz w:val="20"/>
+          <w:szCs w:val="20"/>
+        </w:rPr>
+        <w:t xml:space="preserve"> – der eingebaute Rückfallwert.</w:t>
+      </w:r>
+    </w:p>
+    <w:p>
+      <w:pPr>
+        <w:spacing w:after="120"/>
+      </w:pPr>
+      <w:r>
+        <w:rPr>
+          <w:rFonts w:ascii="Arial" w:cs="Arial" w:eastAsia="Arial" w:hAnsi="Arial"/>
+          <w:sz w:val="20"/>
+          <w:szCs w:val="20"/>
+        </w:rPr>
+        <w:t xml:space="preserve">Eine Aktion </w:t>
+      </w:r>
+      <w:r>
+        <w:rPr>
+          <w:rFonts w:ascii="Arial" w:cs="Arial" w:eastAsia="Arial" w:hAnsi="Arial"/>
+          <w:b/>
+          <w:bCs/>
+          <w:sz w:val="20"/>
+          <w:szCs w:val="20"/>
+        </w:rPr>
+        <w:t xml:space="preserve">ohne</w:t>
+      </w:r>
+      <w:r>
+        <w:rPr>
+          <w:rFonts w:ascii="Arial" w:cs="Arial" w:eastAsia="Arial" w:hAnsi="Arial"/>
+          <w:sz w:val="20"/>
+          <w:szCs w:val="20"/>
+        </w:rPr>
+        <w:t xml:space="preserve"> eigene Dauer folgt damit dem Projektstandard und zieht bei dessen Änderung mit; eine</w:t>
+      </w:r>
+    </w:p>
+    <w:p>
+      <w:pPr>
+        <w:spacing w:after="120"/>
+      </w:pPr>
+      <w:r>
+        <w:rPr>
+          <w:rFonts w:ascii="Arial" w:cs="Arial" w:eastAsia="Arial" w:hAnsi="Arial"/>
+          <w:sz w:val="20"/>
+          <w:szCs w:val="20"/>
+        </w:rPr>
+        <w:t xml:space="preserve">Aktion </w:t>
+      </w:r>
+      <w:r>
+        <w:rPr>
+          <w:rFonts w:ascii="Arial" w:cs="Arial" w:eastAsia="Arial" w:hAnsi="Arial"/>
+          <w:b/>
+          <w:bCs/>
+          <w:sz w:val="20"/>
+          <w:szCs w:val="20"/>
+        </w:rPr>
+        <w:t xml:space="preserve">mit</w:t>
+      </w:r>
+      <w:r>
+        <w:rPr>
+          <w:rFonts w:ascii="Arial" w:cs="Arial" w:eastAsia="Arial" w:hAnsi="Arial"/>
+          <w:sz w:val="20"/>
+          <w:szCs w:val="20"/>
+        </w:rPr>
+        <w:t xml:space="preserve"> eigener Dauer bleibt, wo sie ist. Der einstellbare </w:t>
+      </w:r>
+      <w:r>
+        <w:rPr>
+          <w:rFonts w:ascii="Arial" w:cs="Arial" w:eastAsia="Arial" w:hAnsi="Arial"/>
+          <w:sz w:val="20"/>
+          <w:szCs w:val="20"/>
+        </w:rPr>
+        <w:t xml:space="preserve"/>
+      </w:r>
+      <w:r>
+        <w:rPr>
+          <w:rFonts w:ascii="Arial" w:cs="Arial" w:eastAsia="Arial" w:hAnsi="Arial"/>
+          <w:sz w:val="20"/>
+          <w:szCs w:val="20"/>
+        </w:rPr>
+        <w:t xml:space="preserve">Bereich 10–45 s bleibt unverändert</w:t>
+      </w:r>
+    </w:p>
+    <w:p>
+      <w:pPr>
+        <w:spacing w:after="120"/>
+      </w:pPr>
+      <w:r>
+        <w:rPr>
+          <w:rFonts w:ascii="Arial" w:cs="Arial" w:eastAsia="Arial" w:hAnsi="Arial"/>
+          <w:sz w:val="20"/>
+          <w:szCs w:val="20"/>
+        </w:rPr>
+        <w:t xml:space="preserve">fest</w:t>
+      </w:r>
+      <w:r>
+        <w:rPr>
+          <w:rFonts w:ascii="Arial" w:cs="Arial" w:eastAsia="Arial" w:hAnsi="Arial"/>
+          <w:b/>
+          <w:bCs/>
+          <w:sz w:val="20"/>
+          <w:szCs w:val="20"/>
+        </w:rPr>
+        <w:t xml:space="preserve"> – konfigurierbar ist nur der </w:t>
+      </w:r>
+      <w:r>
+        <w:rPr>
+          <w:rFonts w:ascii="Arial" w:cs="Arial" w:eastAsia="Arial" w:hAnsi="Arial"/>
+          <w:sz w:val="20"/>
+          <w:szCs w:val="20"/>
+        </w:rPr>
+        <w:t xml:space="preserve">Standardwert</w:t>
+      </w:r>
+      <w:r>
+        <w:rPr>
+          <w:rFonts w:ascii="Arial" w:cs="Arial" w:eastAsia="Arial" w:hAnsi="Arial"/>
+          <w:sz w:val="20"/>
+          <w:szCs w:val="20"/>
+        </w:rPr>
+        <w:t xml:space="preserve"/>
+      </w:r>
+      <w:r>
+        <w:rPr>
+          <w:rFonts w:ascii="Arial" w:cs="Arial" w:eastAsia="Arial" w:hAnsi="Arial"/>
+          <w:sz w:val="20"/>
+          <w:szCs w:val="20"/>
+        </w:rPr>
+        <w:t xml:space="preserve"> innerhalb dieses Bereichs, nicht der Bereich selbst.</w:t>
+      </w:r>
+    </w:p>
+    <w:p>
+      <w:pPr>
+        <w:spacing w:after="120"/>
+      </w:pPr>
+      <w:r>
+        <w:rPr>
+          <w:rFonts w:ascii="Arial" w:cs="Arial" w:eastAsia="Arial" w:hAnsi="Arial"/>
+          <w:sz w:val="20"/>
+          <w:szCs w:val="20"/>
+        </w:rPr>
+        <w:t xml:space="preserve">Die Dauer am einzelnen </w:t>
+      </w:r>
+      <w:r>
+        <w:rPr>
+          <w:rFonts w:ascii="Arial" w:cs="Arial" w:eastAsia="Arial" w:hAnsi="Arial"/>
+          <w:b/>
+          <w:bCs/>
+          <w:sz w:val="20"/>
+          <w:szCs w:val="20"/>
+        </w:rPr>
+        <w:t xml:space="preserve">Listenelement</w:t>
+      </w:r>
+      <w:r>
+        <w:rPr>
+          <w:rFonts w:ascii="Arial" w:cs="Arial" w:eastAsia="Arial" w:hAnsi="Arial"/>
+          <w:sz w:val="20"/>
+          <w:szCs w:val="20"/>
+        </w:rPr>
+        <w:t xml:space="preserve"> bleibt wie bisher maßgeblich für den Render: Die Kette liefert nur</w:t>
+      </w:r>
+    </w:p>
+    <w:p>
+      <w:pPr>
+        <w:spacing w:after="120"/>
+      </w:pPr>
+      <w:r>
+        <w:rPr>
+          <w:rFonts w:ascii="Arial" w:cs="Arial" w:eastAsia="Arial" w:hAnsi="Arial"/>
+          <w:sz w:val="20"/>
+          <w:szCs w:val="20"/>
+        </w:rPr>
+        <w:t xml:space="preserve">den </w:t>
+      </w:r>
+      <w:r>
+        <w:rPr>
+          <w:rFonts w:ascii="Arial" w:cs="Arial" w:eastAsia="Arial" w:hAnsi="Arial"/>
+          <w:b/>
+          <w:bCs/>
+          <w:sz w:val="20"/>
+          <w:szCs w:val="20"/>
+        </w:rPr>
+        <w:t xml:space="preserve">Startwert</w:t>
+      </w:r>
+      <w:r>
+        <w:rPr>
+          <w:rFonts w:ascii="Arial" w:cs="Arial" w:eastAsia="Arial" w:hAnsi="Arial"/>
+          <w:sz w:val="20"/>
+          <w:szCs w:val="20"/>
+        </w:rPr>
+        <w:t xml:space="preserve">, danach entscheidet der Regler.</w:t>
+      </w:r>
+    </w:p>
+    <w:p>
+      <w:pPr>
+        <w:spacing w:after="120"/>
+      </w:pPr>
+      <w:r>
+        <w:rPr>
+          <w:rFonts w:ascii="Arial" w:cs="Arial" w:eastAsia="Arial" w:hAnsi="Arial"/>
+          <w:b/>
+          <w:bCs/>
+          <w:sz w:val="20"/>
+          <w:szCs w:val="20"/>
+        </w:rPr>
+        <w:t xml:space="preserve">Beim Ändern des Projektstandards fragt die Anwendung nach.</w:t>
+      </w:r>
+      <w:r>
+        <w:rPr>
+          <w:rFonts w:ascii="Arial" w:cs="Arial" w:eastAsia="Arial" w:hAnsi="Arial"/>
+          <w:sz w:val="20"/>
+          <w:szCs w:val="20"/>
+        </w:rPr>
+        <w:t xml:space="preserve"> Ein geänderter Projektstandard wirkt sonst</w:t>
+      </w:r>
+    </w:p>
+    <w:p>
+      <w:pPr>
+        <w:spacing w:after="120"/>
+      </w:pPr>
+      <w:r>
+        <w:rPr>
+          <w:rFonts w:ascii="Arial" w:cs="Arial" w:eastAsia="Arial" w:hAnsi="Arial"/>
+          <w:sz w:val="20"/>
+          <w:szCs w:val="20"/>
+        </w:rPr>
+        <w:t xml:space="preserve">lautlos auf Aktionen, die der Nutzer längst für erledigt hielt. Die Anwendung zeigt deshalb </w:t>
+      </w:r>
+      <w:r>
+        <w:rPr>
+          <w:rFonts w:ascii="Arial" w:cs="Arial" w:eastAsia="Arial" w:hAnsi="Arial"/>
+          <w:sz w:val="20"/>
+          <w:szCs w:val="20"/>
+        </w:rPr>
+        <w:t xml:space="preserve"/>
+      </w:r>
+      <w:r>
+        <w:rPr>
+          <w:rFonts w:ascii="Arial" w:cs="Arial" w:eastAsia="Arial" w:hAnsi="Arial"/>
+          <w:sz w:val="20"/>
+          <w:szCs w:val="20"/>
+        </w:rPr>
+        <w:t xml:space="preserve">alle Aktionen</w:t>
+      </w:r>
+    </w:p>
+    <w:p>
+      <w:pPr>
+        <w:spacing w:after="120"/>
+      </w:pPr>
+      <w:r>
+        <w:rPr>
+          <w:rFonts w:ascii="Arial" w:cs="Arial" w:eastAsia="Arial" w:hAnsi="Arial"/>
+          <w:sz w:val="20"/>
+          <w:szCs w:val="20"/>
+        </w:rPr>
+        <w:t xml:space="preserve">mit dem Projektstandard als Dauer</w:t>
+      </w:r>
+      <w:r>
+        <w:rPr>
+          <w:rFonts w:ascii="Arial" w:cs="Arial" w:eastAsia="Arial" w:hAnsi="Arial"/>
+          <w:sz w:val="20"/>
+          <w:szCs w:val="20"/>
+        </w:rPr>
+        <w:t xml:space="preserve"/>
+      </w:r>
+      <w:r>
+        <w:rPr>
+          <w:rFonts w:ascii="Arial" w:cs="Arial" w:eastAsia="Arial" w:hAnsi="Arial"/>
+          <w:sz w:val="20"/>
+          <w:szCs w:val="20"/>
+        </w:rPr>
+        <w:t xml:space="preserve"> – also genau die, die keine eigene tragen – in einer Liste und fragt,</w:t>
+      </w:r>
+    </w:p>
+    <w:p>
+      <w:pPr>
+        <w:spacing w:after="120"/>
+      </w:pPr>
+      <w:r>
+        <w:rPr>
+          <w:rFonts w:ascii="Arial" w:cs="Arial" w:eastAsia="Arial" w:hAnsi="Arial"/>
+          <w:sz w:val="20"/>
+          <w:szCs w:val="20"/>
+        </w:rPr>
+        <w:t xml:space="preserve">ob der neue Wert auch für sie gelten soll. Jede Aktion in dieser Liste ist </w:t>
+      </w:r>
+      <w:r>
+        <w:rPr>
+          <w:rFonts w:ascii="Arial" w:cs="Arial" w:eastAsia="Arial" w:hAnsi="Arial"/>
+          <w:b/>
+          <w:bCs/>
+          <w:sz w:val="20"/>
+          <w:szCs w:val="20"/>
+        </w:rPr>
+        <w:t xml:space="preserve">einzeln abwählbar</w:t>
+      </w:r>
+      <w:r>
+        <w:rPr>
+          <w:rFonts w:ascii="Arial" w:cs="Arial" w:eastAsia="Arial" w:hAnsi="Arial"/>
+          <w:sz w:val="20"/>
+          <w:szCs w:val="20"/>
+        </w:rPr>
+        <w:t xml:space="preserve">. Abwählen</w:t>
+      </w:r>
+    </w:p>
+    <w:p>
+      <w:pPr>
+        <w:spacing w:after="120"/>
+      </w:pPr>
+      <w:r>
+        <w:rPr>
+          <w:rFonts w:ascii="Arial" w:cs="Arial" w:eastAsia="Arial" w:hAnsi="Arial"/>
+          <w:sz w:val="20"/>
+          <w:szCs w:val="20"/>
+        </w:rPr>
+        <w:t xml:space="preserve">heißt: Die Aktion behält ihre </w:t>
+      </w:r>
+      <w:r>
+        <w:rPr>
+          <w:rFonts w:ascii="Arial" w:cs="Arial" w:eastAsia="Arial" w:hAnsi="Arial"/>
+          <w:b/>
+          <w:bCs/>
+          <w:sz w:val="20"/>
+          <w:szCs w:val="20"/>
+        </w:rPr>
+        <w:t xml:space="preserve">bisherige</w:t>
+      </w:r>
+      <w:r>
+        <w:rPr>
+          <w:rFonts w:ascii="Arial" w:cs="Arial" w:eastAsia="Arial" w:hAnsi="Arial"/>
+          <w:sz w:val="20"/>
+          <w:szCs w:val="20"/>
+        </w:rPr>
+        <w:t xml:space="preserve"> Dauer, und zwar als </w:t>
+      </w:r>
+      <w:r>
+        <w:rPr>
+          <w:rFonts w:ascii="Arial" w:cs="Arial" w:eastAsia="Arial" w:hAnsi="Arial"/>
+          <w:b/>
+          <w:bCs/>
+          <w:sz w:val="20"/>
+          <w:szCs w:val="20"/>
+        </w:rPr>
+        <w:t xml:space="preserve">eigenen, festgeschriebenen Wert</w:t>
+      </w:r>
+      <w:r>
+        <w:rPr>
+          <w:rFonts w:ascii="Arial" w:cs="Arial" w:eastAsia="Arial" w:hAnsi="Arial"/>
+          <w:sz w:val="20"/>
+          <w:szCs w:val="20"/>
+        </w:rPr>
+        <w:t xml:space="preserve"> – sie</w:t>
+      </w:r>
+    </w:p>
+    <w:p>
+      <w:pPr>
+        <w:spacing w:after="120"/>
+      </w:pPr>
+      <w:r>
+        <w:rPr>
+          <w:rFonts w:ascii="Arial" w:cs="Arial" w:eastAsia="Arial" w:hAnsi="Arial"/>
+          <w:sz w:val="20"/>
+          <w:szCs w:val="20"/>
+        </w:rPr>
+        <w:t xml:space="preserve">hört damit auf, dem Projektstandard zu folgen, und bleibt auch bei der nächsten Änderung unberührt. Ein</w:t>
+      </w:r>
+    </w:p>
+    <w:p>
+      <w:pPr>
+        <w:spacing w:after="120"/>
+      </w:pPr>
+      <w:r>
+        <w:rPr>
+          <w:rFonts w:ascii="Arial" w:cs="Arial" w:eastAsia="Arial" w:hAnsi="Arial"/>
+          <w:sz w:val="20"/>
+          <w:szCs w:val="20"/>
+        </w:rPr>
+        <w:t xml:space="preserve">bloßes „diesmal nicht" gibt es nicht: Es wäre beim nächsten Mal wieder dieselbe Frage, und der Nutzer hätte</w:t>
+      </w:r>
+    </w:p>
+    <w:p>
+      <w:pPr>
+        <w:spacing w:after="120"/>
+      </w:pPr>
+      <w:r>
+        <w:rPr>
+          <w:rFonts w:ascii="Arial" w:cs="Arial" w:eastAsia="Arial" w:hAnsi="Arial"/>
+          <w:sz w:val="20"/>
+          <w:szCs w:val="20"/>
+        </w:rPr>
+        <w:t xml:space="preserve">keine Möglichkeit, sie endgültig zu beantworten. Aktionen mit eigener Dauer erscheinen in der Liste gar</w:t>
+      </w:r>
+    </w:p>
+    <w:p>
+      <w:pPr>
+        <w:spacing w:after="120"/>
+      </w:pPr>
+      <w:r>
+        <w:rPr>
+          <w:rFonts w:ascii="Arial" w:cs="Arial" w:eastAsia="Arial" w:hAnsi="Arial"/>
+          <w:sz w:val="20"/>
+          <w:szCs w:val="20"/>
+        </w:rPr>
+        <w:t xml:space="preserve">nicht erst – sie sind nicht betroffen.</w:t>
       </w:r>
     </w:p>
     <w:p>
@@ -5345,56 +5685,56 @@
           <w:sz w:val="20"/>
           <w:szCs w:val="20"/>
         </w:rPr>
-        <w:t xml:space="preserve">4.6 Vorlagen bearbeiten: Arbeitskopie und explizites Speichern (FA-13)</w:t>
-      </w:r>
-    </w:p>
-    <w:p>
-      <w:pPr>
-        <w:spacing w:after="120"/>
-      </w:pPr>
-      <w:r>
-        <w:rPr>
-          <w:rFonts w:ascii="Arial" w:cs="Arial" w:eastAsia="Arial" w:hAnsi="Arial"/>
-          <w:sz w:val="20"/>
-          <w:szCs w:val="20"/>
-        </w:rPr>
-        <w:t xml:space="preserve">Vorlagen werden typischerweise </w:t>
-      </w:r>
-      <w:r>
-        <w:rPr>
-          <w:rFonts w:ascii="Arial" w:cs="Arial" w:eastAsia="Arial" w:hAnsi="Arial"/>
-          <w:b/>
-          <w:bCs/>
-          <w:sz w:val="20"/>
-          <w:szCs w:val="20"/>
-        </w:rPr>
-        <w:t xml:space="preserve">anhand eines konkreten Projekts</w:t>
-      </w:r>
-      <w:r>
-        <w:rPr>
-          <w:rFonts w:ascii="Arial" w:cs="Arial" w:eastAsia="Arial" w:hAnsi="Arial"/>
-          <w:sz w:val="20"/>
-          <w:szCs w:val="20"/>
-        </w:rPr>
-        <w:t xml:space="preserve"> gestaltet – man sieht am echten Inhalt, ob das Layout trägt. Damit dabei nicht versehentlich laufende Werbung verändert wird, gilt ein </w:t>
-      </w:r>
-      <w:r>
-        <w:rPr>
-          <w:rFonts w:ascii="Arial" w:cs="Arial" w:eastAsia="Arial" w:hAnsi="Arial"/>
-          <w:b/>
-          <w:bCs/>
-          <w:sz w:val="20"/>
-          <w:szCs w:val="20"/>
-        </w:rPr>
-        <w:t xml:space="preserve">Zwei-Stufen-Ablauf</w:t>
-      </w:r>
-      <w:r>
-        <w:rPr>
-          <w:rFonts w:ascii="Arial" w:cs="Arial" w:eastAsia="Arial" w:hAnsi="Arial"/>
-          <w:sz w:val="20"/>
-          <w:szCs w:val="20"/>
-        </w:rPr>
-        <w:t xml:space="preserve">:</w:t>
+        <w:t xml:space="preserve">4.5 Betriebsarten für Werbeinhalte (FA-20) — Split-Screen ist die Hauptbetriebsart</w:t>
+      </w:r>
+    </w:p>
+    <w:p>
+      <w:pPr>
+        <w:spacing w:after="120"/>
+      </w:pPr>
+      <w:r>
+        <w:rPr>
+          <w:rFonts w:ascii="Arial" w:cs="Arial" w:eastAsia="Arial" w:hAnsi="Arial"/>
+          <w:sz w:val="20"/>
+          <w:szCs w:val="20"/>
+        </w:rPr>
+        <w:t xml:space="preserve">Werbeinhalte erscheinen auf </w:t>
+      </w:r>
+      <w:r>
+        <w:rPr>
+          <w:rFonts w:ascii="Arial" w:cs="Arial" w:eastAsia="Arial" w:hAnsi="Arial"/>
+          <w:b/>
+          <w:bCs/>
+          <w:sz w:val="20"/>
+          <w:szCs w:val="20"/>
+        </w:rPr>
+        <w:t xml:space="preserve">drei</w:t>
+      </w:r>
+      <w:r>
+        <w:rPr>
+          <w:rFonts w:ascii="Arial" w:cs="Arial" w:eastAsia="Arial" w:hAnsi="Arial"/>
+          <w:sz w:val="20"/>
+          <w:szCs w:val="20"/>
+        </w:rPr>
+        <w:t xml:space="preserve"> Wegen. </w:t>
+      </w:r>
+      <w:r>
+        <w:rPr>
+          <w:rFonts w:ascii="Arial" w:cs="Arial" w:eastAsia="Arial" w:hAnsi="Arial"/>
+          <w:b/>
+          <w:bCs/>
+          <w:sz w:val="20"/>
+          <w:szCs w:val="20"/>
+        </w:rPr>
+        <w:t xml:space="preserve">Hauptbetriebsart ist die parallele Anzeige während eines Videos</w:t>
+      </w:r>
+      <w:r>
+        <w:rPr>
+          <w:rFonts w:ascii="Arial" w:cs="Arial" w:eastAsia="Arial" w:hAnsi="Arial"/>
+          <w:sz w:val="20"/>
+          <w:szCs w:val="20"/>
+        </w:rPr>
+        <w:t xml:space="preserve">; die sequenzielle Werbepause ist die zusätzliche Möglichkeit:</w:t>
       </w:r>
     </w:p>
     <w:p>
@@ -5413,69 +5753,105 @@
           <w:sz w:val="20"/>
           <w:szCs w:val="20"/>
         </w:rPr>
-        <w:t xml:space="preserve">Bearbeiten:</w:t>
-      </w:r>
-      <w:r>
-        <w:rPr>
-          <w:rFonts w:ascii="Arial" w:cs="Arial" w:eastAsia="Arial" w:hAnsi="Arial"/>
-          <w:sz w:val="20"/>
-          <w:szCs w:val="20"/>
-        </w:rPr>
-        <w:t xml:space="preserve"> Wer eine Vorlage öffnet, arbeitet auf einer </w:t>
-      </w:r>
-      <w:r>
-        <w:rPr>
-          <w:rFonts w:ascii="Arial" w:cs="Arial" w:eastAsia="Arial" w:hAnsi="Arial"/>
-          <w:b/>
-          <w:bCs/>
-          <w:sz w:val="20"/>
-          <w:szCs w:val="20"/>
-        </w:rPr>
-        <w:t xml:space="preserve">Arbeitskopie</w:t>
-      </w:r>
-      <w:r>
-        <w:rPr>
-          <w:rFonts w:ascii="Arial" w:cs="Arial" w:eastAsia="Arial" w:hAnsi="Arial"/>
-          <w:sz w:val="20"/>
-          <w:szCs w:val="20"/>
-        </w:rPr>
-        <w:t xml:space="preserve">. Diese wird </w:t>
-      </w:r>
-      <w:r>
-        <w:rPr>
-          <w:rFonts w:ascii="Arial" w:cs="Arial" w:eastAsia="Arial" w:hAnsi="Arial"/>
-          <w:b/>
-          <w:bCs/>
-          <w:sz w:val="20"/>
-          <w:szCs w:val="20"/>
-        </w:rPr>
-        <w:t xml:space="preserve">automatisch gesichert</w:t>
-      </w:r>
-      <w:r>
-        <w:rPr>
-          <w:rFonts w:ascii="Arial" w:cs="Arial" w:eastAsia="Arial" w:hAnsi="Arial"/>
-          <w:sz w:val="20"/>
-          <w:szCs w:val="20"/>
-        </w:rPr>
-        <w:t xml:space="preserve"> (nichts geht verloren), die genutzte Vorlage bleibt aber </w:t>
-      </w:r>
-      <w:r>
-        <w:rPr>
-          <w:rFonts w:ascii="Arial" w:cs="Arial" w:eastAsia="Arial" w:hAnsi="Arial"/>
-          <w:b/>
-          <w:bCs/>
-          <w:sz w:val="20"/>
-          <w:szCs w:val="20"/>
-        </w:rPr>
-        <w:t xml:space="preserve">unberührt</w:t>
-      </w:r>
-      <w:r>
-        <w:rPr>
-          <w:rFonts w:ascii="Arial" w:cs="Arial" w:eastAsia="Arial" w:hAnsi="Arial"/>
-          <w:sz w:val="20"/>
-          <w:szCs w:val="20"/>
-        </w:rPr>
-        <w:t xml:space="preserve">. Experimentieren ist damit gefahrlos.</w:t>
+        <w:t xml:space="preserve">Split-Screen (Hauptbetriebsart):</w:t>
+      </w:r>
+      <w:r>
+        <w:rPr>
+          <w:rFonts w:ascii="Arial" w:cs="Arial" w:eastAsia="Arial" w:hAnsi="Arial"/>
+          <w:sz w:val="20"/>
+          <w:szCs w:val="20"/>
+        </w:rPr>
+        <w:t xml:space="preserve"> Während ein </w:t>
+      </w:r>
+      <w:r>
+        <w:rPr>
+          <w:rFonts w:ascii="Arial" w:cs="Arial" w:eastAsia="Arial" w:hAnsi="Arial"/>
+          <w:b/>
+          <w:bCs/>
+          <w:sz w:val="20"/>
+          <w:szCs w:val="20"/>
+        </w:rPr>
+        <w:t xml:space="preserve">Video läuft</w:t>
+      </w:r>
+      <w:r>
+        <w:rPr>
+          <w:rFonts w:ascii="Arial" w:cs="Arial" w:eastAsia="Arial" w:hAnsi="Arial"/>
+          <w:sz w:val="20"/>
+          <w:szCs w:val="20"/>
+        </w:rPr>
+        <w:t xml:space="preserve">, erscheint </w:t>
+      </w:r>
+      <w:r>
+        <w:rPr>
+          <w:rFonts w:ascii="Arial" w:cs="Arial" w:eastAsia="Arial" w:hAnsi="Arial"/>
+          <w:b/>
+          <w:bCs/>
+          <w:sz w:val="20"/>
+          <w:szCs w:val="20"/>
+        </w:rPr>
+        <w:t xml:space="preserve">darunter</w:t>
+      </w:r>
+      <w:r>
+        <w:rPr>
+          <w:rFonts w:ascii="Arial" w:cs="Arial" w:eastAsia="Arial" w:hAnsi="Arial"/>
+          <w:sz w:val="20"/>
+          <w:szCs w:val="20"/>
+        </w:rPr>
+        <w:t xml:space="preserve"> ein durchgehendes </w:t>
+      </w:r>
+      <w:r>
+        <w:rPr>
+          <w:rFonts w:ascii="Arial" w:cs="Arial" w:eastAsia="Arial" w:hAnsi="Arial"/>
+          <w:b/>
+          <w:bCs/>
+          <w:sz w:val="20"/>
+          <w:szCs w:val="20"/>
+        </w:rPr>
+        <w:t xml:space="preserve">Werbeband</w:t>
+      </w:r>
+      <w:r>
+        <w:rPr>
+          <w:rFonts w:ascii="Arial" w:cs="Arial" w:eastAsia="Arial" w:hAnsi="Arial"/>
+          <w:sz w:val="20"/>
+          <w:szCs w:val="20"/>
+        </w:rPr>
+        <w:t xml:space="preserve">. Das Video wird dafür verkleinert, aber </w:t>
+      </w:r>
+      <w:r>
+        <w:rPr>
+          <w:rFonts w:ascii="Arial" w:cs="Arial" w:eastAsia="Arial" w:hAnsi="Arial"/>
+          <w:b/>
+          <w:bCs/>
+          <w:sz w:val="20"/>
+          <w:szCs w:val="20"/>
+        </w:rPr>
+        <w:t xml:space="preserve">nichts wird verdeckt</w:t>
+      </w:r>
+      <w:r>
+        <w:rPr>
+          <w:rFonts w:ascii="Arial" w:cs="Arial" w:eastAsia="Arial" w:hAnsi="Arial"/>
+          <w:sz w:val="20"/>
+          <w:szCs w:val="20"/>
+        </w:rPr>
+        <w:t xml:space="preserve">. Im Band können </w:t>
+      </w:r>
+      <w:r>
+        <w:rPr>
+          <w:rFonts w:ascii="Arial" w:cs="Arial" w:eastAsia="Arial" w:hAnsi="Arial"/>
+          <w:b/>
+          <w:bCs/>
+          <w:sz w:val="20"/>
+          <w:szCs w:val="20"/>
+        </w:rPr>
+        <w:t xml:space="preserve">mehrere Aktionen nacheinander rotieren</w:t>
+      </w:r>
+      <w:r>
+        <w:rPr>
+          <w:rFonts w:ascii="Arial" w:cs="Arial" w:eastAsia="Arial" w:hAnsi="Arial"/>
+          <w:sz w:val="20"/>
+          <w:szCs w:val="20"/>
+        </w:rPr>
+        <w:t xml:space="preserve">, solange das Video läuft.</w:t>
       </w:r>
     </w:p>
     <w:p>
@@ -5494,6 +5870,519 @@
           <w:sz w:val="20"/>
           <w:szCs w:val="20"/>
         </w:rPr>
+        <w:t xml:space="preserve">Einblendung (parallel, überlagernd):</w:t>
+      </w:r>
+      <w:r>
+        <w:rPr>
+          <w:rFonts w:ascii="Arial" w:cs="Arial" w:eastAsia="Arial" w:hAnsi="Arial"/>
+          <w:sz w:val="20"/>
+          <w:szCs w:val="20"/>
+        </w:rPr>
+        <w:t xml:space="preserve"> Das Video bleibt </w:t>
+      </w:r>
+      <w:r>
+        <w:rPr>
+          <w:rFonts w:ascii="Arial" w:cs="Arial" w:eastAsia="Arial" w:hAnsi="Arial"/>
+          <w:b/>
+          <w:bCs/>
+          <w:sz w:val="20"/>
+          <w:szCs w:val="20"/>
+        </w:rPr>
+        <w:t xml:space="preserve">vollflächig</w:t>
+      </w:r>
+      <w:r>
+        <w:rPr>
+          <w:rFonts w:ascii="Arial" w:cs="Arial" w:eastAsia="Arial" w:hAnsi="Arial"/>
+          <w:sz w:val="20"/>
+          <w:szCs w:val="20"/>
+        </w:rPr>
+        <w:t xml:space="preserve">; das Werbeband liegt </w:t>
+      </w:r>
+      <w:r>
+        <w:rPr>
+          <w:rFonts w:ascii="Arial" w:cs="Arial" w:eastAsia="Arial" w:hAnsi="Arial"/>
+          <w:b/>
+          <w:bCs/>
+          <w:sz w:val="20"/>
+          <w:szCs w:val="20"/>
+        </w:rPr>
+        <w:t xml:space="preserve">darüber</w:t>
+      </w:r>
+      <w:r>
+        <w:rPr>
+          <w:rFonts w:ascii="Arial" w:cs="Arial" w:eastAsia="Arial" w:hAnsi="Arial"/>
+          <w:sz w:val="20"/>
+          <w:szCs w:val="20"/>
+        </w:rPr>
+        <w:t xml:space="preserve"> und verdeckt den unteren Bildbereich. Vorteil: das Video behält seine volle Größe, ohne Seitenbalken.</w:t>
+      </w:r>
+    </w:p>
+    <w:p>
+      <w:pPr>
+        <w:pStyle w:val="ListParagraph"/>
+        <w:numPr>
+          <w:ilvl w:val="0"/>
+          <w:numId w:val="3"/>
+        </w:numPr>
+      </w:pPr>
+      <w:r>
+        <w:rPr>
+          <w:rFonts w:ascii="Arial" w:cs="Arial" w:eastAsia="Arial" w:hAnsi="Arial"/>
+          <w:b/>
+          <w:bCs/>
+          <w:sz w:val="20"/>
+          <w:szCs w:val="20"/>
+        </w:rPr>
+        <w:t xml:space="preserve">Sequenziell (Werbepause):</w:t>
+      </w:r>
+      <w:r>
+        <w:rPr>
+          <w:rFonts w:ascii="Arial" w:cs="Arial" w:eastAsia="Arial" w:hAnsi="Arial"/>
+          <w:sz w:val="20"/>
+          <w:szCs w:val="20"/>
+        </w:rPr>
+        <w:t xml:space="preserve"> Eine Aktion wird als </w:t>
+      </w:r>
+      <w:r>
+        <w:rPr>
+          <w:rFonts w:ascii="Arial" w:cs="Arial" w:eastAsia="Arial" w:hAnsi="Arial"/>
+          <w:b/>
+          <w:bCs/>
+          <w:sz w:val="20"/>
+          <w:szCs w:val="20"/>
+        </w:rPr>
+        <w:t xml:space="preserve">eigenes, vollflächiges Segment</w:t>
+      </w:r>
+      <w:r>
+        <w:rPr>
+          <w:rFonts w:ascii="Arial" w:cs="Arial" w:eastAsia="Arial" w:hAnsi="Arial"/>
+          <w:sz w:val="20"/>
+          <w:szCs w:val="20"/>
+        </w:rPr>
+        <w:t xml:space="preserve"> zwischen den Videos gezeigt (FA-04).</w:t>
+      </w:r>
+    </w:p>
+    <w:p>
+      <w:pPr>
+        <w:spacing w:after="120"/>
+      </w:pPr>
+      <w:r>
+        <w:rPr>
+          <w:rFonts w:ascii="Arial" w:cs="Arial" w:eastAsia="Arial" w:hAnsi="Arial"/>
+          <w:sz w:val="20"/>
+          <w:szCs w:val="20"/>
+        </w:rPr>
+        <w:t xml:space="preserve">Welche Art eine Vorlage bedient, wird </w:t>
+      </w:r>
+      <w:r>
+        <w:rPr>
+          <w:rFonts w:ascii="Arial" w:cs="Arial" w:eastAsia="Arial" w:hAnsi="Arial"/>
+          <w:b/>
+          <w:bCs/>
+          <w:sz w:val="20"/>
+          <w:szCs w:val="20"/>
+        </w:rPr>
+        <w:t xml:space="preserve">bei der Vorlagenerstellung gewählt</w:t>
+      </w:r>
+      <w:r>
+        <w:rPr>
+          <w:rFonts w:ascii="Arial" w:cs="Arial" w:eastAsia="Arial" w:hAnsi="Arial"/>
+          <w:sz w:val="20"/>
+          <w:szCs w:val="20"/>
+        </w:rPr>
+        <w:t xml:space="preserve"> (FA-13).</w:t>
+      </w:r>
+    </w:p>
+    <w:p>
+      <w:pPr>
+        <w:spacing w:after="120"/>
+      </w:pPr>
+      <w:r>
+        <w:rPr>
+          <w:rFonts w:ascii="Arial" w:cs="Arial" w:eastAsia="Arial" w:hAnsi="Arial"/>
+          <w:b/>
+          <w:bCs/>
+          <w:sz w:val="20"/>
+          <w:szCs w:val="20"/>
+        </w:rPr>
+        <w:t xml:space="preserve">Geometrie beim Split-Screen:</w:t>
+      </w:r>
+      <w:r>
+        <w:rPr>
+          <w:rFonts w:ascii="Arial" w:cs="Arial" w:eastAsia="Arial" w:hAnsi="Arial"/>
+          <w:sz w:val="20"/>
+          <w:szCs w:val="20"/>
+        </w:rPr>
+        <w:t xml:space="preserve"> Der Bildrahmen bleibt 1920 × 1080. Die </w:t>
+      </w:r>
+      <w:r>
+        <w:rPr>
+          <w:rFonts w:ascii="Arial" w:cs="Arial" w:eastAsia="Arial" w:hAnsi="Arial"/>
+          <w:b/>
+          <w:bCs/>
+          <w:sz w:val="20"/>
+          <w:szCs w:val="20"/>
+        </w:rPr>
+        <w:t xml:space="preserve">Bandhöhe legt die Vorlage fest</w:t>
+      </w:r>
+      <w:r>
+        <w:rPr>
+          <w:rFonts w:ascii="Arial" w:cs="Arial" w:eastAsia="Arial" w:hAnsi="Arial"/>
+          <w:sz w:val="20"/>
+          <w:szCs w:val="20"/>
+        </w:rPr>
+        <w:t xml:space="preserve"> (eingebaute Vorlage: </w:t>
+      </w:r>
+      <w:r>
+        <w:rPr>
+          <w:rFonts w:ascii="Arial" w:cs="Arial" w:eastAsia="Arial" w:hAnsi="Arial"/>
+          <w:b/>
+          <w:bCs/>
+          <w:sz w:val="20"/>
+          <w:szCs w:val="20"/>
+        </w:rPr>
+        <w:t xml:space="preserve">162 px</w:t>
+      </w:r>
+      <w:r>
+        <w:rPr>
+          <w:rFonts w:ascii="Arial" w:cs="Arial" w:eastAsia="Arial" w:hAnsi="Arial"/>
+          <w:sz w:val="20"/>
+          <w:szCs w:val="20"/>
+        </w:rPr>
+        <w:t xml:space="preserve">, 15 %); das Video nutzt die restliche Höhe (bei 162 px also </w:t>
+      </w:r>
+      <w:r>
+        <w:rPr>
+          <w:rFonts w:ascii="Arial" w:cs="Arial" w:eastAsia="Arial" w:hAnsi="Arial"/>
+          <w:b/>
+          <w:bCs/>
+          <w:sz w:val="20"/>
+          <w:szCs w:val="20"/>
+        </w:rPr>
+        <w:t xml:space="preserve">918 px</w:t>
+      </w:r>
+      <w:r>
+        <w:rPr>
+          <w:rFonts w:ascii="Arial" w:cs="Arial" w:eastAsia="Arial" w:hAnsi="Arial"/>
+          <w:sz w:val="20"/>
+          <w:szCs w:val="20"/>
+        </w:rPr>
+        <w:t xml:space="preserve">). Weil </w:t>
+      </w:r>
+      <w:r>
+        <w:rPr>
+          <w:rFonts w:ascii="Arial" w:cs="Arial" w:eastAsia="Arial" w:hAnsi="Arial"/>
+          <w:b/>
+          <w:bCs/>
+          <w:sz w:val="20"/>
+          <w:szCs w:val="20"/>
+        </w:rPr>
+        <w:t xml:space="preserve">kein Beschnitt</w:t>
+      </w:r>
+      <w:r>
+        <w:rPr>
+          <w:rFonts w:ascii="Arial" w:cs="Arial" w:eastAsia="Arial" w:hAnsi="Arial"/>
+          <w:sz w:val="20"/>
+          <w:szCs w:val="20"/>
+        </w:rPr>
+        <w:t xml:space="preserve"> erlaubt ist, wird ein 16:9-Video höhenbegrenzt eingepasst (bei 918 px → </w:t>
+      </w:r>
+      <w:r>
+        <w:rPr>
+          <w:rFonts w:ascii="Arial" w:cs="Arial" w:eastAsia="Arial" w:hAnsi="Arial"/>
+          <w:b/>
+          <w:bCs/>
+          <w:sz w:val="20"/>
+          <w:szCs w:val="20"/>
+        </w:rPr>
+        <w:t xml:space="preserve">1632 × 918</w:t>
+      </w:r>
+      <w:r>
+        <w:rPr>
+          <w:rFonts w:ascii="Arial" w:cs="Arial" w:eastAsia="Arial" w:hAnsi="Arial"/>
+          <w:sz w:val="20"/>
+          <w:szCs w:val="20"/>
+        </w:rPr>
+        <w:t xml:space="preserve">); die verbleibenden Flächen links und rechts (je 144 px) werden in der </w:t>
+      </w:r>
+      <w:r>
+        <w:rPr>
+          <w:rFonts w:ascii="Arial" w:cs="Arial" w:eastAsia="Arial" w:hAnsi="Arial"/>
+          <w:b/>
+          <w:bCs/>
+          <w:sz w:val="20"/>
+          <w:szCs w:val="20"/>
+        </w:rPr>
+        <w:t xml:space="preserve">dunklen Markenfarbe</w:t>
+      </w:r>
+      <w:r>
+        <w:rPr>
+          <w:rFonts w:ascii="Arial" w:cs="Arial" w:eastAsia="Arial" w:hAnsi="Arial"/>
+          <w:sz w:val="20"/>
+          <w:szCs w:val="20"/>
+        </w:rPr>
+        <w:t xml:space="preserve"> gefüllt, damit der Split gestaltet wirkt und nicht wie ungenutzter Platz.</w:t>
+      </w:r>
+    </w:p>
+    <w:p>
+      <w:pPr>
+        <w:spacing w:after="120"/>
+      </w:pPr>
+      <w:r>
+        <w:rPr>
+          <w:rFonts w:ascii="Arial" w:cs="Arial" w:eastAsia="Arial" w:hAnsi="Arial"/>
+          <w:b/>
+          <w:bCs/>
+          <w:sz w:val="20"/>
+          <w:szCs w:val="20"/>
+        </w:rPr>
+        <w:t xml:space="preserve">Bewusste Konsequenz beim Split-Screen:</w:t>
+      </w:r>
+      <w:r>
+        <w:rPr>
+          <w:rFonts w:ascii="Arial" w:cs="Arial" w:eastAsia="Arial" w:hAnsi="Arial"/>
+          <w:sz w:val="20"/>
+          <w:szCs w:val="20"/>
+        </w:rPr>
+        <w:t xml:space="preserve"> Das Video erscheint kleiner (bei 162 px Band ca. 72 % der Fläche) — reine Geometrie bei festem 16:9-Rahmen, kein Fehler. Wer das Video in </w:t>
+      </w:r>
+      <w:r>
+        <w:rPr>
+          <w:rFonts w:ascii="Arial" w:cs="Arial" w:eastAsia="Arial" w:hAnsi="Arial"/>
+          <w:b/>
+          <w:bCs/>
+          <w:sz w:val="20"/>
+          <w:szCs w:val="20"/>
+        </w:rPr>
+        <w:t xml:space="preserve">voller</w:t>
+      </w:r>
+      <w:r>
+        <w:rPr>
+          <w:rFonts w:ascii="Arial" w:cs="Arial" w:eastAsia="Arial" w:hAnsi="Arial"/>
+          <w:sz w:val="20"/>
+          <w:szCs w:val="20"/>
+        </w:rPr>
+        <w:t xml:space="preserve"> Größe behalten will, nutzt die </w:t>
+      </w:r>
+      <w:r>
+        <w:rPr>
+          <w:rFonts w:ascii="Arial" w:cs="Arial" w:eastAsia="Arial" w:hAnsi="Arial"/>
+          <w:b/>
+          <w:bCs/>
+          <w:sz w:val="20"/>
+          <w:szCs w:val="20"/>
+        </w:rPr>
+        <w:t xml:space="preserve">Einblendung</w:t>
+      </w:r>
+      <w:r>
+        <w:rPr>
+          <w:rFonts w:ascii="Arial" w:cs="Arial" w:eastAsia="Arial" w:hAnsi="Arial"/>
+          <w:sz w:val="20"/>
+          <w:szCs w:val="20"/>
+        </w:rPr>
+        <w:t xml:space="preserve"> (Art 2), die dafür den unteren Bildbereich verdeckt.</w:t>
+      </w:r>
+    </w:p>
+    <w:p>
+      <w:pPr>
+        <w:spacing w:after="120"/>
+      </w:pPr>
+      <w:r>
+        <w:rPr>
+          <w:rFonts w:ascii="Arial" w:cs="Arial" w:eastAsia="Arial" w:hAnsi="Arial"/>
+          <w:b/>
+          <w:bCs/>
+          <w:sz w:val="20"/>
+          <w:szCs w:val="20"/>
+        </w:rPr>
+        <w:t xml:space="preserve">Platz im Band:</w:t>
+      </w:r>
+      <w:r>
+        <w:rPr>
+          <w:rFonts w:ascii="Arial" w:cs="Arial" w:eastAsia="Arial" w:hAnsi="Arial"/>
+          <w:sz w:val="20"/>
+          <w:szCs w:val="20"/>
+        </w:rPr>
+        <w:t xml:space="preserve"> In ein 162 px hohes Band passt eine </w:t>
+      </w:r>
+      <w:r>
+        <w:rPr>
+          <w:rFonts w:ascii="Arial" w:cs="Arial" w:eastAsia="Arial" w:hAnsi="Arial"/>
+          <w:b/>
+          <w:bCs/>
+          <w:sz w:val="20"/>
+          <w:szCs w:val="20"/>
+        </w:rPr>
+        <w:t xml:space="preserve">kompakte Zeile</w:t>
+      </w:r>
+      <w:r>
+        <w:rPr>
+          <w:rFonts w:ascii="Arial" w:cs="Arial" w:eastAsia="Arial" w:hAnsi="Arial"/>
+          <w:sz w:val="20"/>
+          <w:szCs w:val="20"/>
+        </w:rPr>
+        <w:t xml:space="preserve"> (Logo, Titel, Preis/CTA); eine längere Beschreibung ist dort nicht vorgesehen. Höhere Bänder sind über eigene Vorlagen möglich — sie verkleinern beim Split-Screen entsprechend das Video.</w:t>
+      </w:r>
+    </w:p>
+    <w:p>
+      <w:pPr>
+        <w:pStyle w:val="Heading2"/>
+      </w:pPr>
+      <w:r>
+        <w:rPr>
+          <w:rFonts w:ascii="Arial" w:cs="Arial" w:eastAsia="Arial" w:hAnsi="Arial"/>
+          <w:sz w:val="20"/>
+          <w:szCs w:val="20"/>
+        </w:rPr>
+        <w:t xml:space="preserve">4.6 Vorlagen bearbeiten: Arbeitskopie und explizites Speichern (FA-13)</w:t>
+      </w:r>
+    </w:p>
+    <w:p>
+      <w:pPr>
+        <w:spacing w:after="120"/>
+      </w:pPr>
+      <w:r>
+        <w:rPr>
+          <w:rFonts w:ascii="Arial" w:cs="Arial" w:eastAsia="Arial" w:hAnsi="Arial"/>
+          <w:sz w:val="20"/>
+          <w:szCs w:val="20"/>
+        </w:rPr>
+        <w:t xml:space="preserve">Vorlagen werden typischerweise </w:t>
+      </w:r>
+      <w:r>
+        <w:rPr>
+          <w:rFonts w:ascii="Arial" w:cs="Arial" w:eastAsia="Arial" w:hAnsi="Arial"/>
+          <w:b/>
+          <w:bCs/>
+          <w:sz w:val="20"/>
+          <w:szCs w:val="20"/>
+        </w:rPr>
+        <w:t xml:space="preserve">anhand eines konkreten Projekts</w:t>
+      </w:r>
+      <w:r>
+        <w:rPr>
+          <w:rFonts w:ascii="Arial" w:cs="Arial" w:eastAsia="Arial" w:hAnsi="Arial"/>
+          <w:sz w:val="20"/>
+          <w:szCs w:val="20"/>
+        </w:rPr>
+        <w:t xml:space="preserve"> gestaltet – man sieht am echten Inhalt, ob das Layout trägt. Damit dabei nicht versehentlich laufende Werbung verändert wird, gilt ein </w:t>
+      </w:r>
+      <w:r>
+        <w:rPr>
+          <w:rFonts w:ascii="Arial" w:cs="Arial" w:eastAsia="Arial" w:hAnsi="Arial"/>
+          <w:b/>
+          <w:bCs/>
+          <w:sz w:val="20"/>
+          <w:szCs w:val="20"/>
+        </w:rPr>
+        <w:t xml:space="preserve">Zwei-Stufen-Ablauf</w:t>
+      </w:r>
+      <w:r>
+        <w:rPr>
+          <w:rFonts w:ascii="Arial" w:cs="Arial" w:eastAsia="Arial" w:hAnsi="Arial"/>
+          <w:sz w:val="20"/>
+          <w:szCs w:val="20"/>
+        </w:rPr>
+        <w:t xml:space="preserve">:</w:t>
+      </w:r>
+    </w:p>
+    <w:p>
+      <w:pPr>
+        <w:pStyle w:val="ListParagraph"/>
+        <w:numPr>
+          <w:ilvl w:val="0"/>
+          <w:numId w:val="3"/>
+        </w:numPr>
+      </w:pPr>
+      <w:r>
+        <w:rPr>
+          <w:rFonts w:ascii="Arial" w:cs="Arial" w:eastAsia="Arial" w:hAnsi="Arial"/>
+          <w:b/>
+          <w:bCs/>
+          <w:sz w:val="20"/>
+          <w:szCs w:val="20"/>
+        </w:rPr>
+        <w:t xml:space="preserve">Bearbeiten:</w:t>
+      </w:r>
+      <w:r>
+        <w:rPr>
+          <w:rFonts w:ascii="Arial" w:cs="Arial" w:eastAsia="Arial" w:hAnsi="Arial"/>
+          <w:sz w:val="20"/>
+          <w:szCs w:val="20"/>
+        </w:rPr>
+        <w:t xml:space="preserve"> Wer eine Vorlage öffnet, arbeitet auf einer </w:t>
+      </w:r>
+      <w:r>
+        <w:rPr>
+          <w:rFonts w:ascii="Arial" w:cs="Arial" w:eastAsia="Arial" w:hAnsi="Arial"/>
+          <w:b/>
+          <w:bCs/>
+          <w:sz w:val="20"/>
+          <w:szCs w:val="20"/>
+        </w:rPr>
+        <w:t xml:space="preserve">Arbeitskopie</w:t>
+      </w:r>
+      <w:r>
+        <w:rPr>
+          <w:rFonts w:ascii="Arial" w:cs="Arial" w:eastAsia="Arial" w:hAnsi="Arial"/>
+          <w:sz w:val="20"/>
+          <w:szCs w:val="20"/>
+        </w:rPr>
+        <w:t xml:space="preserve">. Diese wird </w:t>
+      </w:r>
+      <w:r>
+        <w:rPr>
+          <w:rFonts w:ascii="Arial" w:cs="Arial" w:eastAsia="Arial" w:hAnsi="Arial"/>
+          <w:b/>
+          <w:bCs/>
+          <w:sz w:val="20"/>
+          <w:szCs w:val="20"/>
+        </w:rPr>
+        <w:t xml:space="preserve">automatisch gesichert</w:t>
+      </w:r>
+      <w:r>
+        <w:rPr>
+          <w:rFonts w:ascii="Arial" w:cs="Arial" w:eastAsia="Arial" w:hAnsi="Arial"/>
+          <w:sz w:val="20"/>
+          <w:szCs w:val="20"/>
+        </w:rPr>
+        <w:t xml:space="preserve"> (nichts geht verloren), die genutzte Vorlage bleibt aber </w:t>
+      </w:r>
+      <w:r>
+        <w:rPr>
+          <w:rFonts w:ascii="Arial" w:cs="Arial" w:eastAsia="Arial" w:hAnsi="Arial"/>
+          <w:b/>
+          <w:bCs/>
+          <w:sz w:val="20"/>
+          <w:szCs w:val="20"/>
+        </w:rPr>
+        <w:t xml:space="preserve">unberührt</w:t>
+      </w:r>
+      <w:r>
+        <w:rPr>
+          <w:rFonts w:ascii="Arial" w:cs="Arial" w:eastAsia="Arial" w:hAnsi="Arial"/>
+          <w:sz w:val="20"/>
+          <w:szCs w:val="20"/>
+        </w:rPr>
+        <w:t xml:space="preserve">. Experimentieren ist damit gefahrlos.</w:t>
+      </w:r>
+    </w:p>
+    <w:p>
+      <w:pPr>
+        <w:pStyle w:val="ListParagraph"/>
+        <w:numPr>
+          <w:ilvl w:val="0"/>
+          <w:numId w:val="3"/>
+        </w:numPr>
+      </w:pPr>
+      <w:r>
+        <w:rPr>
+          <w:rFonts w:ascii="Arial" w:cs="Arial" w:eastAsia="Arial" w:hAnsi="Arial"/>
+          <w:b/>
+          <w:bCs/>
+          <w:sz w:val="20"/>
+          <w:szCs w:val="20"/>
+        </w:rPr>
         <w:t xml:space="preserve">Abschließen:</w:t>
       </w:r>
       <w:r>
@@ -6581,7 +7470,25 @@
           <w:sz w:val="20"/>
           <w:szCs w:val="20"/>
         </w:rPr>
-        <w:t xml:space="preserve"> Marke. Elemente ohne Aktion (Video, Bild) tragen</w:t>
+        <w:t xml:space="preserve"> Marke. Elemente ohne Aktion – also </w:t>
+      </w:r>
+      <w:r>
+        <w:rPr>
+          <w:rFonts w:ascii="Arial" w:cs="Arial" w:eastAsia="Arial" w:hAnsi="Arial"/>
+          <w:b/>
+          <w:bCs/>
+          <w:sz w:val="20"/>
+          <w:szCs w:val="20"/>
+        </w:rPr>
+        <w:t xml:space="preserve">Videos</w:t>
+      </w:r>
+      <w:r>
+        <w:rPr>
+          <w:rFonts w:ascii="Arial" w:cs="Arial" w:eastAsia="Arial" w:hAnsi="Arial"/>
+          <w:sz w:val="20"/>
+          <w:szCs w:val="20"/>
+        </w:rPr>
+        <w:t xml:space="preserve"> – tragen</w:t>
       </w:r>
     </w:p>
     <w:p>

--- a/docs/Anforderungsdokument_Digital-Signage-Tool.docx
+++ b/docs/Anforderungsdokument_Digital-Signage-Tool.docx
@@ -185,7 +185,7 @@
           <w:sz w:val="20"/>
           <w:szCs w:val="20"/>
         </w:rPr>
-        <w:t xml:space="preserve"> 1.5 (Entwurf – projektweite Standarddauer je Aktion überschreibbar; Bilder sind keine Listenelemente mehr)</w:t>
+        <w:t xml:space="preserve"> 1.6 (Entwurf – Reichweite der Standarddauer geschärft: bereits platzierte Elemente bleiben unberührt)</w:t>
       </w:r>
     </w:p>
     <w:p>
@@ -5673,6 +5673,144 @@
           <w:szCs w:val="20"/>
         </w:rPr>
         <w:t xml:space="preserve">nicht erst – sie sind nicht betroffen.</w:t>
+      </w:r>
+    </w:p>
+    <w:p>
+      <w:pPr>
+        <w:spacing w:after="120"/>
+      </w:pPr>
+      <w:r>
+        <w:rPr>
+          <w:rFonts w:ascii="Arial" w:cs="Arial" w:eastAsia="Arial" w:hAnsi="Arial"/>
+          <w:b/>
+          <w:bCs/>
+          <w:sz w:val="20"/>
+          <w:szCs w:val="20"/>
+        </w:rPr>
+        <w:t xml:space="preserve">Wie weit die Änderung reicht (ab v1.6).</w:t>
+      </w:r>
+      <w:r>
+        <w:rPr>
+          <w:rFonts w:ascii="Arial" w:cs="Arial" w:eastAsia="Arial" w:hAnsi="Arial"/>
+          <w:sz w:val="20"/>
+          <w:szCs w:val="20"/>
+        </w:rPr>
+        <w:t xml:space="preserve"> Ein geänderter Projektstandard wirkt auf die </w:t>
+      </w:r>
+      <w:r>
+        <w:rPr>
+          <w:rFonts w:ascii="Arial" w:cs="Arial" w:eastAsia="Arial" w:hAnsi="Arial"/>
+          <w:b/>
+          <w:bCs/>
+          <w:sz w:val="20"/>
+          <w:szCs w:val="20"/>
+        </w:rPr>
+        <w:t xml:space="preserve">Aktionen</w:t>
+      </w:r>
+      <w:r>
+        <w:rPr>
+          <w:rFonts w:ascii="Arial" w:cs="Arial" w:eastAsia="Arial" w:hAnsi="Arial"/>
+          <w:sz w:val="20"/>
+          <w:szCs w:val="20"/>
+        </w:rPr>
+        <w:t xml:space="preserve"> –</w:t>
+      </w:r>
+    </w:p>
+    <w:p>
+      <w:pPr>
+        <w:spacing w:after="120"/>
+      </w:pPr>
+      <w:r>
+        <w:rPr>
+          <w:rFonts w:ascii="Arial" w:cs="Arial" w:eastAsia="Arial" w:hAnsi="Arial"/>
+          <w:sz w:val="20"/>
+          <w:szCs w:val="20"/>
+        </w:rPr>
+        <w:t xml:space="preserve">also auf den Startwert, den künftig platzierte Elemente bekommen. </w:t>
+      </w:r>
+      <w:r>
+        <w:rPr>
+          <w:rFonts w:ascii="Arial" w:cs="Arial" w:eastAsia="Arial" w:hAnsi="Arial"/>
+          <w:sz w:val="20"/>
+          <w:szCs w:val="20"/>
+        </w:rPr>
+        <w:t xml:space="preserve"/>
+      </w:r>
+      <w:r>
+        <w:rPr>
+          <w:rFonts w:ascii="Arial" w:cs="Arial" w:eastAsia="Arial" w:hAnsi="Arial"/>
+          <w:sz w:val="20"/>
+          <w:szCs w:val="20"/>
+        </w:rPr>
+        <w:t xml:space="preserve">Bereits in der Wiedergabeliste</w:t>
+      </w:r>
+    </w:p>
+    <w:p>
+      <w:pPr>
+        <w:spacing w:after="120"/>
+      </w:pPr>
+      <w:r>
+        <w:rPr>
+          <w:rFonts w:ascii="Arial" w:cs="Arial" w:eastAsia="Arial" w:hAnsi="Arial"/>
+          <w:sz w:val="20"/>
+          <w:szCs w:val="20"/>
+        </w:rPr>
+        <w:t xml:space="preserve">liegende Elemente behalten ihre eingestellte Dauer</w:t>
+      </w:r>
+      <w:r>
+        <w:rPr>
+          <w:rFonts w:ascii="Arial" w:cs="Arial" w:eastAsia="Arial" w:hAnsi="Arial"/>
+          <w:sz w:val="20"/>
+          <w:szCs w:val="20"/>
+        </w:rPr>
+        <w:t xml:space="preserve"/>
+      </w:r>
+      <w:r>
+        <w:rPr>
+          <w:rFonts w:ascii="Arial" w:cs="Arial" w:eastAsia="Arial" w:hAnsi="Arial"/>
+          <w:sz w:val="20"/>
+          <w:szCs w:val="20"/>
+        </w:rPr>
+        <w:t xml:space="preserve">, auch wenn sie seinerzeit vom Standard stammte. Der</w:t>
+      </w:r>
+    </w:p>
+    <w:p>
+      <w:pPr>
+        <w:spacing w:after="120"/>
+      </w:pPr>
+      <w:r>
+        <w:rPr>
+          <w:rFonts w:ascii="Arial" w:cs="Arial" w:eastAsia="Arial" w:hAnsi="Arial"/>
+          <w:sz w:val="20"/>
+          <w:szCs w:val="20"/>
+        </w:rPr>
+        <w:t xml:space="preserve">Grund ist derselbe wie oben: Die Dauer eines platzierten Elements ist eine am Regler getroffene, sichtbare</w:t>
+      </w:r>
+    </w:p>
+    <w:p>
+      <w:pPr>
+        <w:spacing w:after="120"/>
+      </w:pPr>
+      <w:r>
+        <w:rPr>
+          <w:rFonts w:ascii="Arial" w:cs="Arial" w:eastAsia="Arial" w:hAnsi="Arial"/>
+          <w:sz w:val="20"/>
+          <w:szCs w:val="20"/>
+        </w:rPr>
+        <w:t xml:space="preserve">Entscheidung; sie im Hintergrund nachzuziehen hieße, dem Nutzer eine Einstellung zu ändern, die er in der</w:t>
+      </w:r>
+    </w:p>
+    <w:p>
+      <w:pPr>
+        <w:spacing w:after="120"/>
+      </w:pPr>
+      <w:r>
+        <w:rPr>
+          <w:rFonts w:ascii="Arial" w:cs="Arial" w:eastAsia="Arial" w:hAnsi="Arial"/>
+          <w:sz w:val="20"/>
+          <w:szCs w:val="20"/>
+        </w:rPr>
+        <w:t xml:space="preserve">Liste vor sich sieht. Wer eine platzierte Dauer ändern will, zieht am Regler.</w:t>
       </w:r>
     </w:p>
     <w:p>

--- a/docs/Anforderungsdokument_Digital-Signage-Tool.docx
+++ b/docs/Anforderungsdokument_Digital-Signage-Tool.docx
@@ -162,7 +162,7 @@
           <w:sz w:val="20"/>
           <w:szCs w:val="20"/>
         </w:rPr>
-        <w:t xml:space="preserve"> 15.08.2026</w:t>
+        <w:t xml:space="preserve"> 15.10.2026</w:t>
       </w:r>
     </w:p>
     <w:p>
@@ -185,7 +185,25 @@
           <w:sz w:val="20"/>
           <w:szCs w:val="20"/>
         </w:rPr>
-        <w:t xml:space="preserve"> 1.6 (Entwurf – Reichweite der Standarddauer geschärft: bereits platzierte Elemente bleiben unberührt)</w:t>
+        <w:t xml:space="preserve"> 1.7 (Ein Projekt – ein Video: genau </w:t>
+      </w:r>
+      <w:r>
+        <w:rPr>
+          <w:rFonts w:ascii="Arial" w:cs="Arial" w:eastAsia="Arial" w:hAnsi="Arial"/>
+          <w:b/>
+          <w:bCs/>
+          <w:sz w:val="20"/>
+          <w:szCs w:val="20"/>
+        </w:rPr>
+        <w:t xml:space="preserve">ein</w:t>
+      </w:r>
+      <w:r>
+        <w:rPr>
+          <w:rFonts w:ascii="Arial" w:cs="Arial" w:eastAsia="Arial" w:hAnsi="Arial"/>
+          <w:sz w:val="20"/>
+          <w:szCs w:val="20"/>
+        </w:rPr>
+        <w:t xml:space="preserve"> Video je Projekt, Import beim Anlegen und im Projekt-Editor, Ersetzen mit Bestätigung, automatische Übernahme in die Wiedergabeliste, s. 4.9)</w:t>
       </w:r>
     </w:p>
     <w:p>
@@ -238,11 +256,571 @@
       </w:sdtPr>
       <w:sdtContent>
         <w:p>
+          <w:pPr>
+            <w:pStyle w:val="TOC1"/>
+            <w:tabs>
+              <w:tab w:val="right" w:pos="9026" w:leader="dot"/>
+            </w:tabs>
+          </w:pPr>
           <w:r>
             <w:fldChar w:fldCharType="begin" w:dirty="true"/>
             <w:instrText xml:space="preserve">TOC \h \o "1-2"</w:instrText>
             <w:fldChar w:fldCharType="separate"/>
           </w:r>
+          <w:hyperlink w:history="1" w:anchor="_Toc1">
+            <w:r>
+              <w:t xml:space="preserve">1. Einleitung und Zielsetzung</w:t>
+            </w:r>
+            <w:r>
+              <w:tab/>
+            </w:r>
+            <w:r>
+              <w:fldChar w:fldCharType="begin" w:dirty="true"/>
+              <w:instrText xml:space="preserve">PAGEREF _Toc1 \h</w:instrText>
+              <w:fldChar w:fldCharType="separate"/>
+              <w:fldChar w:fldCharType="end"/>
+            </w:r>
+          </w:hyperlink>
+        </w:p>
+        <w:p>
+          <w:pPr>
+            <w:pStyle w:val="TOC1"/>
+            <w:tabs>
+              <w:tab w:val="right" w:pos="9026" w:leader="dot"/>
+            </w:tabs>
+          </w:pPr>
+          <w:hyperlink w:history="1" w:anchor="_Toc2">
+            <w:r>
+              <w:t xml:space="preserve">2. Ausgangslage und Rahmenbedingungen</w:t>
+            </w:r>
+            <w:r>
+              <w:tab/>
+            </w:r>
+            <w:r>
+              <w:fldChar w:fldCharType="begin" w:dirty="true"/>
+              <w:instrText xml:space="preserve">PAGEREF _Toc2 \h</w:instrText>
+              <w:fldChar w:fldCharType="separate"/>
+              <w:fldChar w:fldCharType="end"/>
+            </w:r>
+          </w:hyperlink>
+        </w:p>
+        <w:p>
+          <w:pPr>
+            <w:pStyle w:val="TOC2"/>
+            <w:tabs>
+              <w:tab w:val="right" w:pos="9026" w:leader="dot"/>
+            </w:tabs>
+            <w:ind w:left="220"/>
+          </w:pPr>
+          <w:hyperlink w:history="1" w:anchor="_Toc3">
+            <w:r>
+              <w:t xml:space="preserve">2.1 Fachlicher Kontext</w:t>
+            </w:r>
+            <w:r>
+              <w:tab/>
+            </w:r>
+            <w:r>
+              <w:fldChar w:fldCharType="begin" w:dirty="true"/>
+              <w:instrText xml:space="preserve">PAGEREF _Toc3 \h</w:instrText>
+              <w:fldChar w:fldCharType="separate"/>
+              <w:fldChar w:fldCharType="end"/>
+            </w:r>
+          </w:hyperlink>
+        </w:p>
+        <w:p>
+          <w:pPr>
+            <w:pStyle w:val="TOC2"/>
+            <w:tabs>
+              <w:tab w:val="right" w:pos="9026" w:leader="dot"/>
+            </w:tabs>
+            <w:ind w:left="220"/>
+          </w:pPr>
+          <w:hyperlink w:history="1" w:anchor="_Toc4">
+            <w:r>
+              <w:t xml:space="preserve">2.2 Hardware-Umgebung (Wiedergabegerät)</w:t>
+            </w:r>
+            <w:r>
+              <w:tab/>
+            </w:r>
+            <w:r>
+              <w:fldChar w:fldCharType="begin" w:dirty="true"/>
+              <w:instrText xml:space="preserve">PAGEREF _Toc4 \h</w:instrText>
+              <w:fldChar w:fldCharType="separate"/>
+              <w:fldChar w:fldCharType="end"/>
+            </w:r>
+          </w:hyperlink>
+        </w:p>
+        <w:p>
+          <w:pPr>
+            <w:pStyle w:val="TOC2"/>
+            <w:tabs>
+              <w:tab w:val="right" w:pos="9026" w:leader="dot"/>
+            </w:tabs>
+            <w:ind w:left="220"/>
+          </w:pPr>
+          <w:hyperlink w:history="1" w:anchor="_Toc5">
+            <w:r>
+              <w:t xml:space="preserve">2.3 Organisatorische Rahmenbedingungen</w:t>
+            </w:r>
+            <w:r>
+              <w:tab/>
+            </w:r>
+            <w:r>
+              <w:fldChar w:fldCharType="begin" w:dirty="true"/>
+              <w:instrText xml:space="preserve">PAGEREF _Toc5 \h</w:instrText>
+              <w:fldChar w:fldCharType="separate"/>
+              <w:fldChar w:fldCharType="end"/>
+            </w:r>
+          </w:hyperlink>
+        </w:p>
+        <w:p>
+          <w:pPr>
+            <w:pStyle w:val="TOC1"/>
+            <w:tabs>
+              <w:tab w:val="right" w:pos="9026" w:leader="dot"/>
+            </w:tabs>
+          </w:pPr>
+          <w:hyperlink w:history="1" w:anchor="_Toc6">
+            <w:r>
+              <w:t xml:space="preserve">3. Systemüberblick / Lösungskonzept</w:t>
+            </w:r>
+            <w:r>
+              <w:tab/>
+            </w:r>
+            <w:r>
+              <w:fldChar w:fldCharType="begin" w:dirty="true"/>
+              <w:instrText xml:space="preserve">PAGEREF _Toc6 \h</w:instrText>
+              <w:fldChar w:fldCharType="separate"/>
+              <w:fldChar w:fldCharType="end"/>
+            </w:r>
+          </w:hyperlink>
+        </w:p>
+        <w:p>
+          <w:pPr>
+            <w:pStyle w:val="TOC1"/>
+            <w:tabs>
+              <w:tab w:val="right" w:pos="9026" w:leader="dot"/>
+            </w:tabs>
+          </w:pPr>
+          <w:hyperlink w:history="1" w:anchor="_Toc7">
+            <w:r>
+              <w:t xml:space="preserve">4. Funktionale Anforderungen</w:t>
+            </w:r>
+            <w:r>
+              <w:tab/>
+            </w:r>
+            <w:r>
+              <w:fldChar w:fldCharType="begin" w:dirty="true"/>
+              <w:instrText xml:space="preserve">PAGEREF _Toc7 \h</w:instrText>
+              <w:fldChar w:fldCharType="separate"/>
+              <w:fldChar w:fldCharType="end"/>
+            </w:r>
+          </w:hyperlink>
+        </w:p>
+        <w:p>
+          <w:pPr>
+            <w:pStyle w:val="TOC2"/>
+            <w:tabs>
+              <w:tab w:val="right" w:pos="9026" w:leader="dot"/>
+            </w:tabs>
+            <w:ind w:left="220"/>
+          </w:pPr>
+          <w:hyperlink w:history="1" w:anchor="_Toc8">
+            <w:r>
+              <w:t xml:space="preserve">4.1 Gestaltung der Aktions-Segmente (Corporate Design)</w:t>
+            </w:r>
+            <w:r>
+              <w:tab/>
+            </w:r>
+            <w:r>
+              <w:fldChar w:fldCharType="begin" w:dirty="true"/>
+              <w:instrText xml:space="preserve">PAGEREF _Toc8 \h</w:instrText>
+              <w:fldChar w:fldCharType="separate"/>
+              <w:fldChar w:fldCharType="end"/>
+            </w:r>
+          </w:hyperlink>
+        </w:p>
+        <w:p>
+          <w:pPr>
+            <w:pStyle w:val="TOC2"/>
+            <w:tabs>
+              <w:tab w:val="right" w:pos="9026" w:leader="dot"/>
+            </w:tabs>
+            <w:ind w:left="220"/>
+          </w:pPr>
+          <w:hyperlink w:history="1" w:anchor="_Toc9">
+            <w:r>
+              <w:t xml:space="preserve">4.2 Design-Tokens / Style-Guide</w:t>
+            </w:r>
+            <w:r>
+              <w:tab/>
+            </w:r>
+            <w:r>
+              <w:fldChar w:fldCharType="begin" w:dirty="true"/>
+              <w:instrText xml:space="preserve">PAGEREF _Toc9 \h</w:instrText>
+              <w:fldChar w:fldCharType="separate"/>
+              <w:fldChar w:fldCharType="end"/>
+            </w:r>
+          </w:hyperlink>
+        </w:p>
+        <w:p>
+          <w:pPr>
+            <w:pStyle w:val="TOC2"/>
+            <w:tabs>
+              <w:tab w:val="right" w:pos="9026" w:leader="dot"/>
+            </w:tabs>
+            <w:ind w:left="220"/>
+          </w:pPr>
+          <w:hyperlink w:history="1" w:anchor="_Toc10">
+            <w:r>
+              <w:t xml:space="preserve">4.3 Prozessverwaltung (Auftrags-Queue)</w:t>
+            </w:r>
+            <w:r>
+              <w:tab/>
+            </w:r>
+            <w:r>
+              <w:fldChar w:fldCharType="begin" w:dirty="true"/>
+              <w:instrText xml:space="preserve">PAGEREF _Toc10 \h</w:instrText>
+              <w:fldChar w:fldCharType="separate"/>
+              <w:fldChar w:fldCharType="end"/>
+            </w:r>
+          </w:hyperlink>
+        </w:p>
+        <w:p>
+          <w:pPr>
+            <w:pStyle w:val="TOC2"/>
+            <w:tabs>
+              <w:tab w:val="right" w:pos="9026" w:leader="dot"/>
+            </w:tabs>
+            <w:ind w:left="220"/>
+          </w:pPr>
+          <w:hyperlink w:history="1" w:anchor="_Toc11">
+            <w:r>
+              <w:t xml:space="preserve">4.4 Dauer und Trim – einheitliche Bedienung</w:t>
+            </w:r>
+            <w:r>
+              <w:tab/>
+            </w:r>
+            <w:r>
+              <w:fldChar w:fldCharType="begin" w:dirty="true"/>
+              <w:instrText xml:space="preserve">PAGEREF _Toc11 \h</w:instrText>
+              <w:fldChar w:fldCharType="separate"/>
+              <w:fldChar w:fldCharType="end"/>
+            </w:r>
+          </w:hyperlink>
+        </w:p>
+        <w:p>
+          <w:pPr>
+            <w:pStyle w:val="TOC2"/>
+            <w:tabs>
+              <w:tab w:val="right" w:pos="9026" w:leader="dot"/>
+            </w:tabs>
+            <w:ind w:left="220"/>
+          </w:pPr>
+          <w:hyperlink w:history="1" w:anchor="_Toc12">
+            <w:r>
+              <w:t xml:space="preserve">4.5 Betriebsarten für Werbeinhalte (FA-20) — Split-Screen ist die Hauptbetriebsart</w:t>
+            </w:r>
+            <w:r>
+              <w:tab/>
+            </w:r>
+            <w:r>
+              <w:fldChar w:fldCharType="begin" w:dirty="true"/>
+              <w:instrText xml:space="preserve">PAGEREF _Toc12 \h</w:instrText>
+              <w:fldChar w:fldCharType="separate"/>
+              <w:fldChar w:fldCharType="end"/>
+            </w:r>
+          </w:hyperlink>
+        </w:p>
+        <w:p>
+          <w:pPr>
+            <w:pStyle w:val="TOC2"/>
+            <w:tabs>
+              <w:tab w:val="right" w:pos="9026" w:leader="dot"/>
+            </w:tabs>
+            <w:ind w:left="220"/>
+          </w:pPr>
+          <w:hyperlink w:history="1" w:anchor="_Toc13">
+            <w:r>
+              <w:t xml:space="preserve">4.6 Vorlagen bearbeiten: Arbeitskopie und explizites Speichern (FA-13)</w:t>
+            </w:r>
+            <w:r>
+              <w:tab/>
+            </w:r>
+            <w:r>
+              <w:fldChar w:fldCharType="begin" w:dirty="true"/>
+              <w:instrText xml:space="preserve">PAGEREF _Toc13 \h</w:instrText>
+              <w:fldChar w:fldCharType="separate"/>
+              <w:fldChar w:fldCharType="end"/>
+            </w:r>
+          </w:hyperlink>
+        </w:p>
+        <w:p>
+          <w:pPr>
+            <w:pStyle w:val="TOC2"/>
+            <w:tabs>
+              <w:tab w:val="right" w:pos="9026" w:leader="dot"/>
+            </w:tabs>
+            <w:ind w:left="220"/>
+          </w:pPr>
+          <w:hyperlink w:history="1" w:anchor="_Toc14">
+            <w:r>
+              <w:t xml:space="preserve">4.7 Ausgabedateien: Benennung, Ersetzen, Export (FA-22)</w:t>
+            </w:r>
+            <w:r>
+              <w:tab/>
+            </w:r>
+            <w:r>
+              <w:fldChar w:fldCharType="begin" w:dirty="true"/>
+              <w:instrText xml:space="preserve">PAGEREF _Toc14 \h</w:instrText>
+              <w:fldChar w:fldCharType="separate"/>
+              <w:fldChar w:fldCharType="end"/>
+            </w:r>
+          </w:hyperlink>
+        </w:p>
+        <w:p>
+          <w:pPr>
+            <w:pStyle w:val="TOC2"/>
+            <w:tabs>
+              <w:tab w:val="right" w:pos="9026" w:leader="dot"/>
+            </w:tabs>
+            <w:ind w:left="220"/>
+          </w:pPr>
+          <w:hyperlink w:history="1" w:anchor="_Toc15">
+            <w:r>
+              <w:t xml:space="preserve">4.8 Marken: Bestand, Ableitung, Zuweisung (FA-23, FA-24)</w:t>
+            </w:r>
+            <w:r>
+              <w:tab/>
+            </w:r>
+            <w:r>
+              <w:fldChar w:fldCharType="begin" w:dirty="true"/>
+              <w:instrText xml:space="preserve">PAGEREF _Toc15 \h</w:instrText>
+              <w:fldChar w:fldCharType="separate"/>
+              <w:fldChar w:fldCharType="end"/>
+            </w:r>
+          </w:hyperlink>
+        </w:p>
+        <w:p>
+          <w:pPr>
+            <w:pStyle w:val="TOC2"/>
+            <w:tabs>
+              <w:tab w:val="right" w:pos="9026" w:leader="dot"/>
+            </w:tabs>
+            <w:ind w:left="220"/>
+          </w:pPr>
+          <w:hyperlink w:history="1" w:anchor="_Toc16">
+            <w:r>
+              <w:t xml:space="preserve">4.9 Ein Projekt – ein Video (FA-01)</w:t>
+            </w:r>
+            <w:r>
+              <w:tab/>
+            </w:r>
+            <w:r>
+              <w:fldChar w:fldCharType="begin" w:dirty="true"/>
+              <w:instrText xml:space="preserve">PAGEREF _Toc16 \h</w:instrText>
+              <w:fldChar w:fldCharType="separate"/>
+              <w:fldChar w:fldCharType="end"/>
+            </w:r>
+          </w:hyperlink>
+        </w:p>
+        <w:p>
+          <w:pPr>
+            <w:pStyle w:val="TOC1"/>
+            <w:tabs>
+              <w:tab w:val="right" w:pos="9026" w:leader="dot"/>
+            </w:tabs>
+          </w:pPr>
+          <w:hyperlink w:history="1" w:anchor="_Toc17">
+            <w:r>
+              <w:t xml:space="preserve">5. Nicht-funktionale Anforderungen</w:t>
+            </w:r>
+            <w:r>
+              <w:tab/>
+            </w:r>
+            <w:r>
+              <w:fldChar w:fldCharType="begin" w:dirty="true"/>
+              <w:instrText xml:space="preserve">PAGEREF _Toc17 \h</w:instrText>
+              <w:fldChar w:fldCharType="separate"/>
+              <w:fldChar w:fldCharType="end"/>
+            </w:r>
+          </w:hyperlink>
+        </w:p>
+        <w:p>
+          <w:pPr>
+            <w:pStyle w:val="TOC1"/>
+            <w:tabs>
+              <w:tab w:val="right" w:pos="9026" w:leader="dot"/>
+            </w:tabs>
+          </w:pPr>
+          <w:hyperlink w:history="1" w:anchor="_Toc18">
+            <w:r>
+              <w:t xml:space="preserve">6. Technische Rahmenbedingungen (Vorschlag)</w:t>
+            </w:r>
+            <w:r>
+              <w:tab/>
+            </w:r>
+            <w:r>
+              <w:fldChar w:fldCharType="begin" w:dirty="true"/>
+              <w:instrText xml:space="preserve">PAGEREF _Toc18 \h</w:instrText>
+              <w:fldChar w:fldCharType="separate"/>
+              <w:fldChar w:fldCharType="end"/>
+            </w:r>
+          </w:hyperlink>
+        </w:p>
+        <w:p>
+          <w:pPr>
+            <w:pStyle w:val="TOC1"/>
+            <w:tabs>
+              <w:tab w:val="right" w:pos="9026" w:leader="dot"/>
+            </w:tabs>
+          </w:pPr>
+          <w:hyperlink w:history="1" w:anchor="_Toc19">
+            <w:r>
+              <w:t xml:space="preserve">7. Wiedergabe am Fernseher (Demo-Modus)</w:t>
+            </w:r>
+            <w:r>
+              <w:tab/>
+            </w:r>
+            <w:r>
+              <w:fldChar w:fldCharType="begin" w:dirty="true"/>
+              <w:instrText xml:space="preserve">PAGEREF _Toc19 \h</w:instrText>
+              <w:fldChar w:fldCharType="separate"/>
+              <w:fldChar w:fldCharType="end"/>
+            </w:r>
+          </w:hyperlink>
+        </w:p>
+        <w:p>
+          <w:pPr>
+            <w:pStyle w:val="TOC1"/>
+            <w:tabs>
+              <w:tab w:val="right" w:pos="9026" w:leader="dot"/>
+            </w:tabs>
+          </w:pPr>
+          <w:hyperlink w:history="1" w:anchor="_Toc20">
+            <w:r>
+              <w:t xml:space="preserve">8. Abgrenzung (Out of Scope)</w:t>
+            </w:r>
+            <w:r>
+              <w:tab/>
+            </w:r>
+            <w:r>
+              <w:fldChar w:fldCharType="begin" w:dirty="true"/>
+              <w:instrText xml:space="preserve">PAGEREF _Toc20 \h</w:instrText>
+              <w:fldChar w:fldCharType="separate"/>
+              <w:fldChar w:fldCharType="end"/>
+            </w:r>
+          </w:hyperlink>
+        </w:p>
+        <w:p>
+          <w:pPr>
+            <w:pStyle w:val="TOC1"/>
+            <w:tabs>
+              <w:tab w:val="right" w:pos="9026" w:leader="dot"/>
+            </w:tabs>
+          </w:pPr>
+          <w:hyperlink w:history="1" w:anchor="_Toc21">
+            <w:r>
+              <w:t xml:space="preserve">9. Annahmen</w:t>
+            </w:r>
+            <w:r>
+              <w:tab/>
+            </w:r>
+            <w:r>
+              <w:fldChar w:fldCharType="begin" w:dirty="true"/>
+              <w:instrText xml:space="preserve">PAGEREF _Toc21 \h</w:instrText>
+              <w:fldChar w:fldCharType="separate"/>
+              <w:fldChar w:fldCharType="end"/>
+            </w:r>
+          </w:hyperlink>
+        </w:p>
+        <w:p>
+          <w:pPr>
+            <w:pStyle w:val="TOC1"/>
+            <w:tabs>
+              <w:tab w:val="right" w:pos="9026" w:leader="dot"/>
+            </w:tabs>
+          </w:pPr>
+          <w:hyperlink w:history="1" w:anchor="_Toc22">
+            <w:r>
+              <w:t xml:space="preserve">10. Risiken und offene Punkte</w:t>
+            </w:r>
+            <w:r>
+              <w:tab/>
+            </w:r>
+            <w:r>
+              <w:fldChar w:fldCharType="begin" w:dirty="true"/>
+              <w:instrText xml:space="preserve">PAGEREF _Toc22 \h</w:instrText>
+              <w:fldChar w:fldCharType="separate"/>
+              <w:fldChar w:fldCharType="end"/>
+            </w:r>
+          </w:hyperlink>
+        </w:p>
+        <w:p>
+          <w:pPr>
+            <w:pStyle w:val="TOC1"/>
+            <w:tabs>
+              <w:tab w:val="right" w:pos="9026" w:leader="dot"/>
+            </w:tabs>
+          </w:pPr>
+          <w:hyperlink w:history="1" w:anchor="_Toc23">
+            <w:r>
+              <w:t xml:space="preserve">11. Ausbaustufen (Roadmap, optional)</w:t>
+            </w:r>
+            <w:r>
+              <w:tab/>
+            </w:r>
+            <w:r>
+              <w:fldChar w:fldCharType="begin" w:dirty="true"/>
+              <w:instrText xml:space="preserve">PAGEREF _Toc23 \h</w:instrText>
+              <w:fldChar w:fldCharType="separate"/>
+              <w:fldChar w:fldCharType="end"/>
+            </w:r>
+          </w:hyperlink>
+        </w:p>
+        <w:p>
+          <w:pPr>
+            <w:pStyle w:val="TOC1"/>
+            <w:tabs>
+              <w:tab w:val="right" w:pos="9026" w:leader="dot"/>
+            </w:tabs>
+          </w:pPr>
+          <w:hyperlink w:history="1" w:anchor="_Toc24">
+            <w:r>
+              <w:t xml:space="preserve">12. Akzeptanzkriterien</w:t>
+            </w:r>
+            <w:r>
+              <w:tab/>
+            </w:r>
+            <w:r>
+              <w:fldChar w:fldCharType="begin" w:dirty="true"/>
+              <w:instrText xml:space="preserve">PAGEREF _Toc24 \h</w:instrText>
+              <w:fldChar w:fldCharType="separate"/>
+              <w:fldChar w:fldCharType="end"/>
+            </w:r>
+          </w:hyperlink>
+        </w:p>
+        <w:p>
+          <w:pPr>
+            <w:pStyle w:val="TOC1"/>
+            <w:tabs>
+              <w:tab w:val="right" w:pos="9026" w:leader="dot"/>
+            </w:tabs>
+          </w:pPr>
+          <w:hyperlink w:history="1" w:anchor="_Toc25">
+            <w:r>
+              <w:t xml:space="preserve">13. Glossar</w:t>
+            </w:r>
+            <w:r>
+              <w:tab/>
+            </w:r>
+            <w:r>
+              <w:fldChar w:fldCharType="begin" w:dirty="true"/>
+              <w:instrText xml:space="preserve">PAGEREF _Toc25 \h</w:instrText>
+              <w:fldChar w:fldCharType="separate"/>
+              <w:fldChar w:fldCharType="end"/>
+            </w:r>
+          </w:hyperlink>
         </w:p>
         <w:p>
           <w:r>
@@ -260,6 +838,7 @@
       <w:pPr>
         <w:pStyle w:val="Heading1"/>
       </w:pPr>
+      <w:bookmarkStart w:name="_Toc1" w:id="1"/>
       <w:r>
         <w:rPr>
           <w:rFonts w:ascii="Arial" w:cs="Arial" w:eastAsia="Arial" w:hAnsi="Arial"/>
@@ -268,6 +847,7 @@
         </w:rPr>
         <w:t xml:space="preserve">1. Einleitung und Zielsetzung</w:t>
       </w:r>
+      <w:bookmarkEnd w:id="1"/>
     </w:p>
     <w:p>
       <w:pPr>
@@ -330,6 +910,7 @@
       <w:pPr>
         <w:pStyle w:val="Heading1"/>
       </w:pPr>
+      <w:bookmarkStart w:name="_Toc2" w:id="2"/>
       <w:r>
         <w:rPr>
           <w:rFonts w:ascii="Arial" w:cs="Arial" w:eastAsia="Arial" w:hAnsi="Arial"/>
@@ -338,11 +919,13 @@
         </w:rPr>
         <w:t xml:space="preserve">2. Ausgangslage und Rahmenbedingungen</w:t>
       </w:r>
+      <w:bookmarkEnd w:id="2"/>
     </w:p>
     <w:p>
       <w:pPr>
         <w:pStyle w:val="Heading2"/>
       </w:pPr>
+      <w:bookmarkStart w:name="_Toc3" w:id="3"/>
       <w:r>
         <w:rPr>
           <w:rFonts w:ascii="Arial" w:cs="Arial" w:eastAsia="Arial" w:hAnsi="Arial"/>
@@ -351,6 +934,7 @@
         </w:rPr>
         <w:t xml:space="preserve">2.1 Fachlicher Kontext</w:t>
       </w:r>
+      <w:bookmarkEnd w:id="3"/>
     </w:p>
     <w:p>
       <w:pPr>
@@ -450,6 +1034,7 @@
       <w:pPr>
         <w:pStyle w:val="Heading2"/>
       </w:pPr>
+      <w:bookmarkStart w:name="_Toc4" w:id="4"/>
       <w:r>
         <w:rPr>
           <w:rFonts w:ascii="Arial" w:cs="Arial" w:eastAsia="Arial" w:hAnsi="Arial"/>
@@ -458,6 +1043,7 @@
         </w:rPr>
         <w:t xml:space="preserve">2.2 Hardware-Umgebung (Wiedergabegerät)</w:t>
       </w:r>
+      <w:bookmarkEnd w:id="4"/>
     </w:p>
     <w:p>
       <w:pPr>
@@ -847,6 +1433,7 @@
       <w:pPr>
         <w:pStyle w:val="Heading2"/>
       </w:pPr>
+      <w:bookmarkStart w:name="_Toc5" w:id="5"/>
       <w:r>
         <w:rPr>
           <w:rFonts w:ascii="Arial" w:cs="Arial" w:eastAsia="Arial" w:hAnsi="Arial"/>
@@ -855,6 +1442,7 @@
         </w:rPr>
         <w:t xml:space="preserve">2.3 Organisatorische Rahmenbedingungen</w:t>
       </w:r>
+      <w:bookmarkEnd w:id="5"/>
     </w:p>
     <w:p>
       <w:pPr>
@@ -983,6 +1571,7 @@
       <w:pPr>
         <w:pStyle w:val="Heading1"/>
       </w:pPr>
+      <w:bookmarkStart w:name="_Toc6" w:id="6"/>
       <w:r>
         <w:rPr>
           <w:rFonts w:ascii="Arial" w:cs="Arial" w:eastAsia="Arial" w:hAnsi="Arial"/>
@@ -991,6 +1580,7 @@
         </w:rPr>
         <w:t xml:space="preserve">3. Systemüberblick / Lösungskonzept</w:t>
       </w:r>
+      <w:bookmarkEnd w:id="6"/>
     </w:p>
     <w:p>
       <w:pPr>
@@ -1141,6 +1731,7 @@
       <w:pPr>
         <w:pStyle w:val="Heading1"/>
       </w:pPr>
+      <w:bookmarkStart w:name="_Toc7" w:id="7"/>
       <w:r>
         <w:rPr>
           <w:rFonts w:ascii="Arial" w:cs="Arial" w:eastAsia="Arial" w:hAnsi="Arial"/>
@@ -1149,6 +1740,7 @@
         </w:rPr>
         <w:t xml:space="preserve">4. Funktionale Anforderungen</w:t>
       </w:r>
+      <w:bookmarkEnd w:id="7"/>
     </w:p>
     <w:p>
       <w:pPr>
@@ -1291,7 +1883,61 @@
                 <w:sz w:val="20"/>
                 <w:szCs w:val="20"/>
               </w:rPr>
-              <w:t xml:space="preserve">FA-01 | Video importieren | Ein oder mehrere bestehende Videos (mind. MP4) können in das Projekt importiert und in einer Liste verwaltet werden. | Muss</w:t>
+              <w:t xml:space="preserve">FA-01 | Video importieren | Ein Projekt enthält </w:t>
+            </w:r>
+            <w:r>
+              <w:rPr>
+                <w:rFonts w:ascii="Arial" w:cs="Arial" w:eastAsia="Arial" w:hAnsi="Arial"/>
+                <w:b/>
+                <w:bCs/>
+                <w:sz w:val="20"/>
+                <w:szCs w:val="20"/>
+              </w:rPr>
+              <w:t xml:space="preserve">genau ein</w:t>
+            </w:r>
+            <w:r>
+              <w:rPr>
+                <w:rFonts w:ascii="Arial" w:cs="Arial" w:eastAsia="Arial" w:hAnsi="Arial"/>
+                <w:sz w:val="20"/>
+                <w:szCs w:val="20"/>
+              </w:rPr>
+              <w:t xml:space="preserve"> Video (mind. MP4). Es wird beim Anlegen des Projekts oder im Projekt-Editor importiert und </w:t>
+            </w:r>
+            <w:r>
+              <w:rPr>
+                <w:rFonts w:ascii="Arial" w:cs="Arial" w:eastAsia="Arial" w:hAnsi="Arial"/>
+                <w:b/>
+                <w:bCs/>
+                <w:sz w:val="20"/>
+                <w:szCs w:val="20"/>
+              </w:rPr>
+              <w:t xml:space="preserve">automatisch ans Ende der Wiedergabeliste</w:t>
+            </w:r>
+            <w:r>
+              <w:rPr>
+                <w:rFonts w:ascii="Arial" w:cs="Arial" w:eastAsia="Arial" w:hAnsi="Arial"/>
+                <w:sz w:val="20"/>
+                <w:szCs w:val="20"/>
+              </w:rPr>
+              <w:t xml:space="preserve"> gestellt; ein erneuter Import </w:t>
+            </w:r>
+            <w:r>
+              <w:rPr>
+                <w:rFonts w:ascii="Arial" w:cs="Arial" w:eastAsia="Arial" w:hAnsi="Arial"/>
+                <w:b/>
+                <w:bCs/>
+                <w:sz w:val="20"/>
+                <w:szCs w:val="20"/>
+              </w:rPr>
+              <w:t xml:space="preserve">ersetzt</w:t>
+            </w:r>
+            <w:r>
+              <w:rPr>
+                <w:rFonts w:ascii="Arial" w:cs="Arial" w:eastAsia="Arial" w:hAnsi="Arial"/>
+                <w:sz w:val="20"/>
+                <w:szCs w:val="20"/>
+              </w:rPr>
+              <w:t xml:space="preserve"> es nach Bestätigung. Details: 4.9. | Muss</w:t>
             </w:r>
           </w:p>
         </w:tc>
@@ -1349,7 +1995,25 @@
                 <w:sz w:val="20"/>
                 <w:szCs w:val="20"/>
               </w:rPr>
-              <w:t xml:space="preserve">FA-03 | Inhalte bearbeiten/löschen | Vorhandene Videos und Produkte/Aktionen können bearbeitet und entfernt werden. | Muss</w:t>
+              <w:t xml:space="preserve">FA-03 | Inhalte bearbeiten/löschen | Das importierte Video sowie Produkte/Aktionen können bearbeitet und entfernt werden; das Video wird über einen erneuten Import </w:t>
+            </w:r>
+            <w:r>
+              <w:rPr>
+                <w:rFonts w:ascii="Arial" w:cs="Arial" w:eastAsia="Arial" w:hAnsi="Arial"/>
+                <w:b/>
+                <w:bCs/>
+                <w:sz w:val="20"/>
+                <w:szCs w:val="20"/>
+              </w:rPr>
+              <w:t xml:space="preserve">ersetzt</w:t>
+            </w:r>
+            <w:r>
+              <w:rPr>
+                <w:rFonts w:ascii="Arial" w:cs="Arial" w:eastAsia="Arial" w:hAnsi="Arial"/>
+                <w:sz w:val="20"/>
+                <w:szCs w:val="20"/>
+              </w:rPr>
+              <w:t xml:space="preserve"> (4.9). | Muss</w:t>
             </w:r>
           </w:p>
         </w:tc>
@@ -1407,7 +2071,7 @@
                 <w:sz w:val="20"/>
                 <w:szCs w:val="20"/>
               </w:rPr>
-              <w:t xml:space="preserve">FA-05 | Reihenfolge festlegen | Alle Elemente (Videos + Aktions-Segmente) können zu einer Wiedergabeliste zusammengestellt und in der Reihenfolge angeordnet werden (z. B. per Drag-and-drop). | Muss</w:t>
+              <w:t xml:space="preserve">FA-05 | Reihenfolge festlegen | Das Video und die Aktions-Segmente können zu einer Wiedergabeliste zusammengestellt und in der Reihenfolge angeordnet werden (z. B. per Drag-and-drop). | Muss</w:t>
             </w:r>
           </w:p>
         </w:tc>
@@ -3136,6 +3800,7 @@
       <w:pPr>
         <w:pStyle w:val="Heading2"/>
       </w:pPr>
+      <w:bookmarkStart w:name="_Toc8" w:id="8"/>
       <w:r>
         <w:rPr>
           <w:rFonts w:ascii="Arial" w:cs="Arial" w:eastAsia="Arial" w:hAnsi="Arial"/>
@@ -3144,6 +3809,7 @@
         </w:rPr>
         <w:t xml:space="preserve">4.1 Gestaltung der Aktions-Segmente (Corporate Design)</w:t>
       </w:r>
+      <w:bookmarkEnd w:id="8"/>
     </w:p>
     <w:p>
       <w:pPr>
@@ -3364,6 +4030,7 @@
       <w:pPr>
         <w:pStyle w:val="Heading2"/>
       </w:pPr>
+      <w:bookmarkStart w:name="_Toc9" w:id="9"/>
       <w:r>
         <w:rPr>
           <w:rFonts w:ascii="Arial" w:cs="Arial" w:eastAsia="Arial" w:hAnsi="Arial"/>
@@ -3372,6 +4039,7 @@
         </w:rPr>
         <w:t xml:space="preserve">4.2 Design-Tokens / Style-Guide</w:t>
       </w:r>
+      <w:bookmarkEnd w:id="9"/>
     </w:p>
     <w:p>
       <w:pPr>
@@ -4534,6 +5202,7 @@
       <w:pPr>
         <w:pStyle w:val="Heading2"/>
       </w:pPr>
+      <w:bookmarkStart w:name="_Toc10" w:id="10"/>
       <w:r>
         <w:rPr>
           <w:rFonts w:ascii="Arial" w:cs="Arial" w:eastAsia="Arial" w:hAnsi="Arial"/>
@@ -4542,6 +5211,7 @@
         </w:rPr>
         <w:t xml:space="preserve">4.3 Prozessverwaltung (Auftrags-Queue)</w:t>
       </w:r>
+      <w:bookmarkEnd w:id="10"/>
     </w:p>
     <w:p>
       <w:pPr>
@@ -4816,6 +5486,7 @@
       <w:pPr>
         <w:pStyle w:val="Heading2"/>
       </w:pPr>
+      <w:bookmarkStart w:name="_Toc11" w:id="11"/>
       <w:r>
         <w:rPr>
           <w:rFonts w:ascii="Arial" w:cs="Arial" w:eastAsia="Arial" w:hAnsi="Arial"/>
@@ -4824,6 +5495,7 @@
         </w:rPr>
         <w:t xml:space="preserve">4.4 Dauer und Trim – einheitliche Bedienung</w:t>
       </w:r>
+      <w:bookmarkEnd w:id="11"/>
     </w:p>
     <w:p>
       <w:pPr>
@@ -5817,6 +6489,7 @@
       <w:pPr>
         <w:pStyle w:val="Heading2"/>
       </w:pPr>
+      <w:bookmarkStart w:name="_Toc12" w:id="12"/>
       <w:r>
         <w:rPr>
           <w:rFonts w:ascii="Arial" w:cs="Arial" w:eastAsia="Arial" w:hAnsi="Arial"/>
@@ -5825,6 +6498,7 @@
         </w:rPr>
         <w:t xml:space="preserve">4.5 Betriebsarten für Werbeinhalte (FA-20) — Split-Screen ist die Hauptbetriebsart</w:t>
       </w:r>
+      <w:bookmarkEnd w:id="12"/>
     </w:p>
     <w:p>
       <w:pPr>
@@ -6366,6 +7040,7 @@
       <w:pPr>
         <w:pStyle w:val="Heading2"/>
       </w:pPr>
+      <w:bookmarkStart w:name="_Toc13" w:id="13"/>
       <w:r>
         <w:rPr>
           <w:rFonts w:ascii="Arial" w:cs="Arial" w:eastAsia="Arial" w:hAnsi="Arial"/>
@@ -6374,6 +7049,7 @@
         </w:rPr>
         <w:t xml:space="preserve">4.6 Vorlagen bearbeiten: Arbeitskopie und explizites Speichern (FA-13)</w:t>
       </w:r>
+      <w:bookmarkEnd w:id="13"/>
     </w:p>
     <w:p>
       <w:pPr>
@@ -6694,6 +7370,7 @@
       <w:pPr>
         <w:pStyle w:val="Heading2"/>
       </w:pPr>
+      <w:bookmarkStart w:name="_Toc14" w:id="14"/>
       <w:r>
         <w:rPr>
           <w:rFonts w:ascii="Arial" w:cs="Arial" w:eastAsia="Arial" w:hAnsi="Arial"/>
@@ -6702,6 +7379,7 @@
         </w:rPr>
         <w:t xml:space="preserve">4.7 Ausgabedateien: Benennung, Ersetzen, Export (FA-22)</w:t>
       </w:r>
+      <w:bookmarkEnd w:id="14"/>
     </w:p>
     <w:p>
       <w:pPr>
@@ -7102,6 +7780,7 @@
       <w:pPr>
         <w:pStyle w:val="Heading2"/>
       </w:pPr>
+      <w:bookmarkStart w:name="_Toc15" w:id="15"/>
       <w:r>
         <w:rPr>
           <w:rFonts w:ascii="Arial" w:cs="Arial" w:eastAsia="Arial" w:hAnsi="Arial"/>
@@ -7110,6 +7789,7 @@
         </w:rPr>
         <w:t xml:space="preserve">4.8 Marken: Bestand, Ableitung, Zuweisung (FA-23, FA-24)</w:t>
       </w:r>
+      <w:bookmarkEnd w:id="15"/>
     </w:p>
     <w:p>
       <w:pPr>
@@ -8190,8 +8870,446 @@
     </w:p>
     <w:p>
       <w:pPr>
+        <w:pStyle w:val="Heading2"/>
+      </w:pPr>
+      <w:bookmarkStart w:name="_Toc16" w:id="16"/>
+      <w:r>
+        <w:rPr>
+          <w:rFonts w:ascii="Arial" w:cs="Arial" w:eastAsia="Arial" w:hAnsi="Arial"/>
+          <w:sz w:val="20"/>
+          <w:szCs w:val="20"/>
+        </w:rPr>
+        <w:t xml:space="preserve">4.9 Ein Projekt – ein Video (FA-01)</w:t>
+      </w:r>
+      <w:bookmarkEnd w:id="16"/>
+    </w:p>
+    <w:p>
+      <w:pPr>
+        <w:spacing w:after="120"/>
+      </w:pPr>
+      <w:r>
+        <w:rPr>
+          <w:rFonts w:ascii="Arial" w:cs="Arial" w:eastAsia="Arial" w:hAnsi="Arial"/>
+          <w:sz w:val="20"/>
+          <w:szCs w:val="20"/>
+        </w:rPr>
+        <w:t xml:space="preserve">Ein Projekt enthält </w:t>
+      </w:r>
+      <w:r>
+        <w:rPr>
+          <w:rFonts w:ascii="Arial" w:cs="Arial" w:eastAsia="Arial" w:hAnsi="Arial"/>
+          <w:b/>
+          <w:bCs/>
+          <w:sz w:val="20"/>
+          <w:szCs w:val="20"/>
+        </w:rPr>
+        <w:t xml:space="preserve">genau ein Video</w:t>
+      </w:r>
+      <w:r>
+        <w:rPr>
+          <w:rFonts w:ascii="Arial" w:cs="Arial" w:eastAsia="Arial" w:hAnsi="Arial"/>
+          <w:sz w:val="20"/>
+          <w:szCs w:val="20"/>
+        </w:rPr>
+        <w:t xml:space="preserve"> neben </w:t>
+      </w:r>
+      <w:r>
+        <w:rPr>
+          <w:rFonts w:ascii="Arial" w:cs="Arial" w:eastAsia="Arial" w:hAnsi="Arial"/>
+          <w:b/>
+          <w:bCs/>
+          <w:sz w:val="20"/>
+          <w:szCs w:val="20"/>
+        </w:rPr>
+        <w:t xml:space="preserve">beliebig vielen Aktions-Segmenten</w:t>
+      </w:r>
+      <w:r>
+        <w:rPr>
+          <w:rFonts w:ascii="Arial" w:cs="Arial" w:eastAsia="Arial" w:hAnsi="Arial"/>
+          <w:sz w:val="20"/>
+          <w:szCs w:val="20"/>
+        </w:rPr>
+        <w:t xml:space="preserve">. Das Video ist der</w:t>
+      </w:r>
+    </w:p>
+    <w:p>
+      <w:pPr>
+        <w:spacing w:after="120"/>
+      </w:pPr>
+      <w:r>
+        <w:rPr>
+          <w:rFonts w:ascii="Arial" w:cs="Arial" w:eastAsia="Arial" w:hAnsi="Arial"/>
+          <w:sz w:val="20"/>
+          <w:szCs w:val="20"/>
+        </w:rPr>
+        <w:t xml:space="preserve">Hauptinhalt; die Werbung läuft sequenziell zwischen den Elementen oder parallel zum Video (4.5, FA-20).</w:t>
+      </w:r>
+    </w:p>
+    <w:p>
+      <w:pPr>
+        <w:spacing w:after="120"/>
+      </w:pPr>
+      <w:r>
+        <w:rPr>
+          <w:rFonts w:ascii="Arial" w:cs="Arial" w:eastAsia="Arial" w:hAnsi="Arial"/>
+          <w:sz w:val="20"/>
+          <w:szCs w:val="20"/>
+        </w:rPr>
+        <w:t xml:space="preserve">Das ist die Grundannahme des Werkzeugs: gepflegt wird </w:t>
+      </w:r>
+      <w:r>
+        <w:rPr>
+          <w:rFonts w:ascii="Arial" w:cs="Arial" w:eastAsia="Arial" w:hAnsi="Arial"/>
+          <w:b/>
+          <w:bCs/>
+          <w:sz w:val="20"/>
+          <w:szCs w:val="20"/>
+        </w:rPr>
+        <w:t xml:space="preserve">ein</w:t>
+      </w:r>
+      <w:r>
+        <w:rPr>
+          <w:rFonts w:ascii="Arial" w:cs="Arial" w:eastAsia="Arial" w:hAnsi="Arial"/>
+          <w:sz w:val="20"/>
+          <w:szCs w:val="20"/>
+        </w:rPr>
+        <w:t xml:space="preserve"> Hauptvideo, dazu die wechselnde Werbung.</w:t>
+      </w:r>
+    </w:p>
+    <w:p>
+      <w:pPr>
+        <w:pStyle w:val="ListParagraph"/>
+        <w:numPr>
+          <w:ilvl w:val="0"/>
+          <w:numId w:val="2"/>
+        </w:numPr>
+      </w:pPr>
+      <w:r>
+        <w:rPr>
+          <w:rFonts w:ascii="Arial" w:cs="Arial" w:eastAsia="Arial" w:hAnsi="Arial"/>
+          <w:b/>
+          <w:bCs/>
+          <w:sz w:val="20"/>
+          <w:szCs w:val="20"/>
+        </w:rPr>
+        <w:t xml:space="preserve">Import beim Anlegen.</w:t>
+      </w:r>
+      <w:r>
+        <w:rPr>
+          <w:rFonts w:ascii="Arial" w:cs="Arial" w:eastAsia="Arial" w:hAnsi="Arial"/>
+          <w:sz w:val="20"/>
+          <w:szCs w:val="20"/>
+        </w:rPr>
+        <w:t xml:space="preserve"> Ein neues Projekt kann sein Video bereits beim </w:t>
+      </w:r>
+      <w:r>
+        <w:rPr>
+          <w:rFonts w:ascii="Arial" w:cs="Arial" w:eastAsia="Arial" w:hAnsi="Arial"/>
+          <w:b/>
+          <w:bCs/>
+          <w:sz w:val="20"/>
+          <w:szCs w:val="20"/>
+        </w:rPr>
+        <w:t xml:space="preserve">Anlegen</w:t>
+      </w:r>
+      <w:r>
+        <w:rPr>
+          <w:rFonts w:ascii="Arial" w:cs="Arial" w:eastAsia="Arial" w:hAnsi="Arial"/>
+          <w:sz w:val="20"/>
+          <w:szCs w:val="20"/>
+        </w:rPr>
+        <w:t xml:space="preserve"> erhalten (Name +</w:t>
+      </w:r>
+    </w:p>
+    <w:p>
+      <w:pPr>
+        <w:spacing w:after="120"/>
+      </w:pPr>
+      <w:r>
+        <w:rPr>
+          <w:rFonts w:ascii="Arial" w:cs="Arial" w:eastAsia="Arial" w:hAnsi="Arial"/>
+          <w:sz w:val="20"/>
+          <w:szCs w:val="20"/>
+        </w:rPr>
+        <w:t xml:space="preserve">„Video importieren", FA-10). Das importierte Video wird </w:t>
+      </w:r>
+      <w:r>
+        <w:rPr>
+          <w:rFonts w:ascii="Arial" w:cs="Arial" w:eastAsia="Arial" w:hAnsi="Arial"/>
+          <w:b/>
+          <w:bCs/>
+          <w:sz w:val="20"/>
+          <w:szCs w:val="20"/>
+        </w:rPr>
+        <w:t xml:space="preserve">automatisch ans Ende der Wiedergabeliste</w:t>
+      </w:r>
+    </w:p>
+    <w:p>
+      <w:pPr>
+        <w:spacing w:after="120"/>
+      </w:pPr>
+      <w:r>
+        <w:rPr>
+          <w:rFonts w:ascii="Arial" w:cs="Arial" w:eastAsia="Arial" w:hAnsi="Arial"/>
+          <w:sz w:val="20"/>
+          <w:szCs w:val="20"/>
+        </w:rPr>
+        <w:t xml:space="preserve">gestellt – es ist sofort Inhalt, ohne einen zweiten Bedienschritt.</w:t>
+      </w:r>
+    </w:p>
+    <w:p>
+      <w:pPr>
+        <w:pStyle w:val="ListParagraph"/>
+        <w:numPr>
+          <w:ilvl w:val="0"/>
+          <w:numId w:val="2"/>
+        </w:numPr>
+      </w:pPr>
+      <w:r>
+        <w:rPr>
+          <w:rFonts w:ascii="Arial" w:cs="Arial" w:eastAsia="Arial" w:hAnsi="Arial"/>
+          <w:b/>
+          <w:bCs/>
+          <w:sz w:val="20"/>
+          <w:szCs w:val="20"/>
+        </w:rPr>
+        <w:t xml:space="preserve">Import im Projekt.</w:t>
+      </w:r>
+      <w:r>
+        <w:rPr>
+          <w:rFonts w:ascii="Arial" w:cs="Arial" w:eastAsia="Arial" w:hAnsi="Arial"/>
+          <w:sz w:val="20"/>
+          <w:szCs w:val="20"/>
+        </w:rPr>
+        <w:t xml:space="preserve"> Im Projekt-Editor (Reiter [Zusammenstellen]) heißt der Weg </w:t>
+      </w:r>
+      <w:r>
+        <w:rPr>
+          <w:rFonts w:ascii="Arial" w:cs="Arial" w:eastAsia="Arial" w:hAnsi="Arial"/>
+          <w:b/>
+          <w:bCs/>
+          <w:sz w:val="20"/>
+          <w:szCs w:val="20"/>
+        </w:rPr>
+        <w:t xml:space="preserve">„Video importieren"</w:t>
+      </w:r>
+      <w:r>
+        <w:rPr>
+          <w:rFonts w:ascii="Arial" w:cs="Arial" w:eastAsia="Arial" w:hAnsi="Arial"/>
+          <w:sz w:val="20"/>
+          <w:szCs w:val="20"/>
+        </w:rPr>
+        <w:t xml:space="preserve">.</w:t>
+      </w:r>
+    </w:p>
+    <w:p>
+      <w:pPr>
+        <w:pStyle w:val="ListParagraph"/>
+        <w:numPr>
+          <w:ilvl w:val="0"/>
+          <w:numId w:val="2"/>
+        </w:numPr>
+      </w:pPr>
+      <w:r>
+        <w:rPr>
+          <w:rFonts w:ascii="Arial" w:cs="Arial" w:eastAsia="Arial" w:hAnsi="Arial"/>
+          <w:b/>
+          <w:bCs/>
+          <w:sz w:val="20"/>
+          <w:szCs w:val="20"/>
+        </w:rPr>
+        <w:t xml:space="preserve">Ersetzen statt Wechseln.</w:t>
+      </w:r>
+      <w:r>
+        <w:rPr>
+          <w:rFonts w:ascii="Arial" w:cs="Arial" w:eastAsia="Arial" w:hAnsi="Arial"/>
+          <w:sz w:val="20"/>
+          <w:szCs w:val="20"/>
+        </w:rPr>
+        <w:t xml:space="preserve"> Liegt schon ein Video vor, </w:t>
+      </w:r>
+      <w:r>
+        <w:rPr>
+          <w:rFonts w:ascii="Arial" w:cs="Arial" w:eastAsia="Arial" w:hAnsi="Arial"/>
+          <w:b/>
+          <w:bCs/>
+          <w:sz w:val="20"/>
+          <w:szCs w:val="20"/>
+        </w:rPr>
+        <w:t xml:space="preserve">ersetzt</w:t>
+      </w:r>
+      <w:r>
+        <w:rPr>
+          <w:rFonts w:ascii="Arial" w:cs="Arial" w:eastAsia="Arial" w:hAnsi="Arial"/>
+          <w:sz w:val="20"/>
+          <w:szCs w:val="20"/>
+        </w:rPr>
+        <w:t xml:space="preserve"> ein erneuter Import es – nach einer</w:t>
+      </w:r>
+    </w:p>
+    <w:p>
+      <w:pPr>
+        <w:spacing w:after="120"/>
+      </w:pPr>
+      <w:r>
+        <w:rPr>
+          <w:rFonts w:ascii="Arial" w:cs="Arial" w:eastAsia="Arial" w:hAnsi="Arial"/>
+          <w:b/>
+          <w:bCs/>
+          <w:sz w:val="20"/>
+          <w:szCs w:val="20"/>
+        </w:rPr>
+        <w:t xml:space="preserve">Bestätigung</w:t>
+      </w:r>
+      <w:r>
+        <w:rPr>
+          <w:rFonts w:ascii="Arial" w:cs="Arial" w:eastAsia="Arial" w:hAnsi="Arial"/>
+          <w:sz w:val="20"/>
+          <w:szCs w:val="20"/>
+        </w:rPr>
+        <w:t xml:space="preserve">. Es gibt </w:t>
+      </w:r>
+      <w:r>
+        <w:rPr>
+          <w:rFonts w:ascii="Arial" w:cs="Arial" w:eastAsia="Arial" w:hAnsi="Arial"/>
+          <w:b/>
+          <w:bCs/>
+          <w:sz w:val="20"/>
+          <w:szCs w:val="20"/>
+        </w:rPr>
+        <w:t xml:space="preserve">keine</w:t>
+      </w:r>
+      <w:r>
+        <w:rPr>
+          <w:rFonts w:ascii="Arial" w:cs="Arial" w:eastAsia="Arial" w:hAnsi="Arial"/>
+          <w:sz w:val="20"/>
+          <w:szCs w:val="20"/>
+        </w:rPr>
+        <w:t xml:space="preserve"> Auswahl unter mehreren Videos und keinen beiläufigen „Video</w:t>
+      </w:r>
+    </w:p>
+    <w:p>
+      <w:pPr>
+        <w:spacing w:after="120"/>
+      </w:pPr>
+      <w:r>
+        <w:rPr>
+          <w:rFonts w:ascii="Arial" w:cs="Arial" w:eastAsia="Arial" w:hAnsi="Arial"/>
+          <w:sz w:val="20"/>
+          <w:szCs w:val="20"/>
+        </w:rPr>
+        <w:t xml:space="preserve">austauschen"-Schalter: Ein Projekt hat genau eines. Der Import hat Dateiwirkung und ist </w:t>
+      </w:r>
+      <w:r>
+        <w:rPr>
+          <w:rFonts w:ascii="Arial" w:cs="Arial" w:eastAsia="Arial" w:hAnsi="Arial"/>
+          <w:b/>
+          <w:bCs/>
+          <w:sz w:val="20"/>
+          <w:szCs w:val="20"/>
+        </w:rPr>
+        <w:t xml:space="preserve">nicht</w:t>
+      </w:r>
+    </w:p>
+    <w:p>
+      <w:pPr>
+        <w:spacing w:after="120"/>
+      </w:pPr>
+      <w:r>
+        <w:rPr>
+          <w:rFonts w:ascii="Arial" w:cs="Arial" w:eastAsia="Arial" w:hAnsi="Arial"/>
+          <w:sz w:val="20"/>
+          <w:szCs w:val="20"/>
+        </w:rPr>
+        <w:t xml:space="preserve">rückgängig zu machen (FA-21) – deshalb die Bestätigung.</w:t>
+      </w:r>
+    </w:p>
+    <w:p>
+      <w:pPr>
+        <w:pStyle w:val="ListParagraph"/>
+        <w:numPr>
+          <w:ilvl w:val="0"/>
+          <w:numId w:val="2"/>
+        </w:numPr>
+      </w:pPr>
+      <w:r>
+        <w:rPr>
+          <w:rFonts w:ascii="Arial" w:cs="Arial" w:eastAsia="Arial" w:hAnsi="Arial"/>
+          <w:b/>
+          <w:bCs/>
+          <w:sz w:val="20"/>
+          <w:szCs w:val="20"/>
+        </w:rPr>
+        <w:t xml:space="preserve">Kein zweites Video.</w:t>
+      </w:r>
+      <w:r>
+        <w:rPr>
+          <w:rFonts w:ascii="Arial" w:cs="Arial" w:eastAsia="Arial" w:hAnsi="Arial"/>
+          <w:sz w:val="20"/>
+          <w:szCs w:val="20"/>
+        </w:rPr>
+        <w:t xml:space="preserve"> Es gibt </w:t>
+      </w:r>
+      <w:r>
+        <w:rPr>
+          <w:rFonts w:ascii="Arial" w:cs="Arial" w:eastAsia="Arial" w:hAnsi="Arial"/>
+          <w:b/>
+          <w:bCs/>
+          <w:sz w:val="20"/>
+          <w:szCs w:val="20"/>
+        </w:rPr>
+        <w:t xml:space="preserve">keinen</w:t>
+      </w:r>
+      <w:r>
+        <w:rPr>
+          <w:rFonts w:ascii="Arial" w:cs="Arial" w:eastAsia="Arial" w:hAnsi="Arial"/>
+          <w:sz w:val="20"/>
+          <w:szCs w:val="20"/>
+        </w:rPr>
+        <w:t xml:space="preserve"> Bedienweg, ein zweites Video neben dem vorhandenen in die</w:t>
+      </w:r>
+    </w:p>
+    <w:p>
+      <w:pPr>
+        <w:spacing w:after="120"/>
+      </w:pPr>
+      <w:r>
+        <w:rPr>
+          <w:rFonts w:ascii="Arial" w:cs="Arial" w:eastAsia="Arial" w:hAnsi="Arial"/>
+          <w:sz w:val="20"/>
+          <w:szCs w:val="20"/>
+        </w:rPr>
+        <w:t xml:space="preserve">Wiedergabeliste zu legen. Bilder bleiben möglich – aber ausschließlich als </w:t>
+      </w:r>
+      <w:r>
+        <w:rPr>
+          <w:rFonts w:ascii="Arial" w:cs="Arial" w:eastAsia="Arial" w:hAnsi="Arial"/>
+          <w:b/>
+          <w:bCs/>
+          <w:sz w:val="20"/>
+          <w:szCs w:val="20"/>
+        </w:rPr>
+        <w:t xml:space="preserve">Motiv einer Aktion</w:t>
+      </w:r>
+    </w:p>
+    <w:p>
+      <w:pPr>
+        <w:spacing w:after="120"/>
+      </w:pPr>
+      <w:r>
+        <w:rPr>
+          <w:rFonts w:ascii="Arial" w:cs="Arial" w:eastAsia="Arial" w:hAnsi="Arial"/>
+          <w:sz w:val="20"/>
+          <w:szCs w:val="20"/>
+        </w:rPr>
+        <w:t xml:space="preserve">(4.1), nie als eigenes Listenelement.</w:t>
+      </w:r>
+    </w:p>
+    <w:p>
+      <w:pPr>
         <w:pStyle w:val="Heading1"/>
       </w:pPr>
+      <w:bookmarkStart w:name="_Toc17" w:id="17"/>
       <w:r>
         <w:rPr>
           <w:rFonts w:ascii="Arial" w:cs="Arial" w:eastAsia="Arial" w:hAnsi="Arial"/>
@@ -8200,6 +9318,7 @@
         </w:rPr>
         <w:t xml:space="preserve">5. Nicht-funktionale Anforderungen</w:t>
       </w:r>
+      <w:bookmarkEnd w:id="17"/>
     </w:p>
     <w:tbl>
       <w:tblPr>
@@ -8557,6 +9676,7 @@
       <w:pPr>
         <w:pStyle w:val="Heading1"/>
       </w:pPr>
+      <w:bookmarkStart w:name="_Toc18" w:id="18"/>
       <w:r>
         <w:rPr>
           <w:rFonts w:ascii="Arial" w:cs="Arial" w:eastAsia="Arial" w:hAnsi="Arial"/>
@@ -8565,6 +9685,7 @@
         </w:rPr>
         <w:t xml:space="preserve">6. Technische Rahmenbedingungen (Vorschlag)</w:t>
       </w:r>
+      <w:bookmarkEnd w:id="18"/>
     </w:p>
     <w:p>
       <w:pPr>
@@ -8831,6 +9952,7 @@
       <w:pPr>
         <w:pStyle w:val="Heading1"/>
       </w:pPr>
+      <w:bookmarkStart w:name="_Toc19" w:id="19"/>
       <w:r>
         <w:rPr>
           <w:rFonts w:ascii="Arial" w:cs="Arial" w:eastAsia="Arial" w:hAnsi="Arial"/>
@@ -8839,6 +9961,7 @@
         </w:rPr>
         <w:t xml:space="preserve">7. Wiedergabe am Fernseher (Demo-Modus)</w:t>
       </w:r>
+      <w:bookmarkEnd w:id="19"/>
     </w:p>
     <w:p>
       <w:pPr>
@@ -9109,6 +10232,7 @@
       <w:pPr>
         <w:pStyle w:val="Heading1"/>
       </w:pPr>
+      <w:bookmarkStart w:name="_Toc20" w:id="20"/>
       <w:r>
         <w:rPr>
           <w:rFonts w:ascii="Arial" w:cs="Arial" w:eastAsia="Arial" w:hAnsi="Arial"/>
@@ -9117,6 +10241,7 @@
         </w:rPr>
         <w:t xml:space="preserve">8. Abgrenzung (Out of Scope)</w:t>
       </w:r>
+      <w:bookmarkEnd w:id="20"/>
     </w:p>
     <w:p>
       <w:pPr>
@@ -9255,6 +10380,7 @@
       <w:pPr>
         <w:pStyle w:val="Heading1"/>
       </w:pPr>
+      <w:bookmarkStart w:name="_Toc21" w:id="21"/>
       <w:r>
         <w:rPr>
           <w:rFonts w:ascii="Arial" w:cs="Arial" w:eastAsia="Arial" w:hAnsi="Arial"/>
@@ -9263,6 +10389,7 @@
         </w:rPr>
         <w:t xml:space="preserve">9. Annahmen</w:t>
       </w:r>
+      <w:bookmarkEnd w:id="21"/>
     </w:p>
     <w:p>
       <w:pPr>
@@ -9372,6 +10499,7 @@
       <w:pPr>
         <w:pStyle w:val="Heading1"/>
       </w:pPr>
+      <w:bookmarkStart w:name="_Toc22" w:id="22"/>
       <w:r>
         <w:rPr>
           <w:rFonts w:ascii="Arial" w:cs="Arial" w:eastAsia="Arial" w:hAnsi="Arial"/>
@@ -9380,6 +10508,7 @@
         </w:rPr>
         <w:t xml:space="preserve">10. Risiken und offene Punkte</w:t>
       </w:r>
+      <w:bookmarkEnd w:id="22"/>
     </w:p>
     <w:tbl>
       <w:tblPr>
@@ -9817,6 +10946,7 @@
       <w:pPr>
         <w:pStyle w:val="Heading1"/>
       </w:pPr>
+      <w:bookmarkStart w:name="_Toc23" w:id="23"/>
       <w:r>
         <w:rPr>
           <w:rFonts w:ascii="Arial" w:cs="Arial" w:eastAsia="Arial" w:hAnsi="Arial"/>
@@ -9825,6 +10955,7 @@
         </w:rPr>
         <w:t xml:space="preserve">11. Ausbaustufen (Roadmap, optional)</w:t>
       </w:r>
+      <w:bookmarkEnd w:id="23"/>
     </w:p>
     <w:p>
       <w:pPr>
@@ -9924,6 +11055,7 @@
       <w:pPr>
         <w:pStyle w:val="Heading1"/>
       </w:pPr>
+      <w:bookmarkStart w:name="_Toc24" w:id="24"/>
       <w:r>
         <w:rPr>
           <w:rFonts w:ascii="Arial" w:cs="Arial" w:eastAsia="Arial" w:hAnsi="Arial"/>
@@ -9932,6 +11064,7 @@
         </w:rPr>
         <w:t xml:space="preserve">12. Akzeptanzkriterien</w:t>
       </w:r>
+      <w:bookmarkEnd w:id="24"/>
     </w:p>
     <w:p>
       <w:pPr>
@@ -9960,7 +11093,7 @@
           <w:sz w:val="20"/>
           <w:szCs w:val="20"/>
         </w:rPr>
-        <w:t xml:space="preserve">Videos sowie Produkte/Aktionen über die Oberfläche angelegt, bearbeitet, gelöscht und in der Reihenfolge angeordnet werden können (FA-01 bis FA-05).</w:t>
+        <w:t xml:space="preserve">Ein Video sowie Produkte/Aktionen über die Oberfläche importiert/angelegt, bearbeitet, gelöscht und in der Reihenfolge angeordnet werden können (FA-01 bis FA-05).</w:t>
       </w:r>
     </w:p>
     <w:p>
@@ -10156,6 +11289,7 @@
       <w:pPr>
         <w:pStyle w:val="Heading1"/>
       </w:pPr>
+      <w:bookmarkStart w:name="_Toc25" w:id="25"/>
       <w:r>
         <w:rPr>
           <w:rFonts w:ascii="Arial" w:cs="Arial" w:eastAsia="Arial" w:hAnsi="Arial"/>
@@ -10164,6 +11298,7 @@
         </w:rPr>
         <w:t xml:space="preserve">13. Glossar</w:t>
       </w:r>
+      <w:bookmarkEnd w:id="25"/>
     </w:p>
     <w:p>
       <w:pPr>
@@ -10499,10 +11634,6 @@
 </w:document>
 </file>
 
-<file path=word/comments.xml><?xml version="1.0" encoding="utf-8"?>
-<w:comments xmlns:cx="http://schemas.microsoft.com/office/drawing/2014/chartex" xmlns:cx1="http://schemas.microsoft.com/office/drawing/2015/9/8/chartex" xmlns:cx2="http://schemas.microsoft.com/office/drawing/2015/10/21/chartex" xmlns:cx3="http://schemas.microsoft.com/office/drawing/2016/5/9/chartex" xmlns:cx4="http://schemas.microsoft.com/office/drawing/2016/5/10/chartex" xmlns:cx5="http://schemas.microsoft.com/office/drawing/2016/5/11/chartex" xmlns:cx6="http://schemas.microsoft.com/office/drawing/2016/5/12/chartex" xmlns:cx7="http://schemas.microsoft.com/office/drawing/2016/5/13/chartex" xmlns:cx8="http://schemas.microsoft.com/office/drawing/2016/5/14/chartex" xmlns:mc="http://schemas.openxmlformats.org/markup-compatibility/2006" xmlns:aink="http://schemas.microsoft.com/office/drawing/2016/ink" xmlns:am3d="http://schemas.microsoft.com/office/drawing/2017/model3d" xmlns:o="urn:schemas-microsoft-com:office:office" xmlns:r="http://schemas.openxmlformats.org/officeDocument/2006/relationships" xmlns:m="http://schemas.openxmlformats.org/officeDocument/2006/math" xmlns:v="urn:schemas-microsoft-com:vml" xmlns:wp14="http://schemas.microsoft.com/office/word/2010/wordprocessingDrawing" xmlns:wp="http://schemas.openxmlformats.org/drawingml/2006/wordprocessingDrawing" xmlns:w10="urn:schemas-microsoft-com:office:word" xmlns:w="http://schemas.openxmlformats.org/wordprocessingml/2006/main" xmlns:w14="http://schemas.microsoft.com/office/word/2010/wordml" xmlns:w15="http://schemas.microsoft.com/office/word/2012/wordml" xmlns:w16cex="http://schemas.microsoft.com/office/word/2018/wordml/cex" xmlns:w16cid="http://schemas.microsoft.com/office/word/2016/wordml/cid" xmlns:w16="http://schemas.microsoft.com/office/word/2018/wordml" xmlns:w16sdtdh="http://schemas.microsoft.com/office/word/2020/wordml/sdtdatahash" xmlns:w16se="http://schemas.microsoft.com/office/word/2015/wordml/symex" xmlns:wpg="http://schemas.microsoft.com/office/word/2010/wordprocessingGroup" xmlns:wpi="http://schemas.microsoft.com/office/word/2010/wordprocessingInk" xmlns:wne="http://schemas.microsoft.com/office/word/2006/wordml" xmlns:wps="http://schemas.microsoft.com/office/word/2010/wordprocessingShape"/>
-</file>
-
 <file path=word/endnotes.xml><?xml version="1.0" encoding="utf-8"?>
 <w:endnotes xmlns:wpc="http://schemas.microsoft.com/office/word/2010/wordprocessingCanvas" xmlns:mc="http://schemas.openxmlformats.org/markup-compatibility/2006" xmlns:o="urn:schemas-microsoft-com:office:office" xmlns:r="http://schemas.openxmlformats.org/officeDocument/2006/relationships" xmlns:m="http://schemas.openxmlformats.org/officeDocument/2006/math" xmlns:v="urn:schemas-microsoft-com:vml" xmlns:wp14="http://schemas.microsoft.com/office/word/2010/wordprocessingDrawing" xmlns:wp="http://schemas.openxmlformats.org/drawingml/2006/wordprocessingDrawing" xmlns:w10="urn:schemas-microsoft-com:office:word" xmlns:w="http://schemas.openxmlformats.org/wordprocessingml/2006/main" xmlns:w14="http://schemas.microsoft.com/office/word/2010/wordml" xmlns:w15="http://schemas.microsoft.com/office/word/2012/wordml" xmlns:wpg="http://schemas.microsoft.com/office/word/2010/wordprocessingGroup" xmlns:wpi="http://schemas.microsoft.com/office/word/2010/wordprocessingInk" xmlns:wne="http://schemas.microsoft.com/office/word/2006/wordml" xmlns:wps="http://schemas.microsoft.com/office/word/2010/wordprocessingShape" mc:Ignorable="w14 w15 wp14">
   <w:endnote w:type="separator" w:id="-1">
@@ -10581,7 +11712,7 @@
 <w:numbering xmlns:wpc="http://schemas.microsoft.com/office/word/2010/wordprocessingCanvas" xmlns:mc="http://schemas.openxmlformats.org/markup-compatibility/2006" xmlns:o="urn:schemas-microsoft-com:office:office" xmlns:r="http://schemas.openxmlformats.org/officeDocument/2006/relationships" xmlns:m="http://schemas.openxmlformats.org/officeDocument/2006/math" xmlns:v="urn:schemas-microsoft-com:vml" xmlns:wp14="http://schemas.microsoft.com/office/word/2010/wordprocessingDrawing" xmlns:wp="http://schemas.openxmlformats.org/drawingml/2006/wordprocessingDrawing" xmlns:w10="urn:schemas-microsoft-com:office:word" xmlns:w="http://schemas.openxmlformats.org/wordprocessingml/2006/main" xmlns:w14="http://schemas.microsoft.com/office/word/2010/wordml" xmlns:w15="http://schemas.microsoft.com/office/word/2012/wordml" xmlns:wpg="http://schemas.microsoft.com/office/word/2010/wordprocessingGroup" xmlns:wpi="http://schemas.microsoft.com/office/word/2010/wordprocessingInk" xmlns:wne="http://schemas.microsoft.com/office/word/2006/wordml" xmlns:wps="http://schemas.microsoft.com/office/word/2010/wordprocessingShape" mc:Ignorable="w14 w15 wp14">
   <w:abstractNum w:abstractNumId="1" w15:restartNumberingAfterBreak="0">
     <w:multiLevelType w:val="hybridMultilevel"/>
-    <w:lvl w:ilvl="0" w15:tentative="1">
+    <w:lvl w:ilvl="0" w:tentative="1">
       <w:start w:val="1"/>
       <w:numFmt w:val="bullet"/>
       <w:lvlText w:val="●"/>
@@ -10590,7 +11721,7 @@
         <w:ind w:left="720" w:hanging="360"/>
       </w:pPr>
     </w:lvl>
-    <w:lvl w:ilvl="1" w15:tentative="1">
+    <w:lvl w:ilvl="1" w:tentative="1">
       <w:start w:val="1"/>
       <w:numFmt w:val="bullet"/>
       <w:lvlText w:val="○"/>
@@ -10599,7 +11730,7 @@
         <w:ind w:left="1440" w:hanging="360"/>
       </w:pPr>
     </w:lvl>
-    <w:lvl w:ilvl="2" w15:tentative="1">
+    <w:lvl w:ilvl="2" w:tentative="1">
       <w:start w:val="1"/>
       <w:numFmt w:val="bullet"/>
       <w:lvlText w:val="■"/>
@@ -10608,7 +11739,7 @@
         <w:ind w:left="2160" w:hanging="360"/>
       </w:pPr>
     </w:lvl>
-    <w:lvl w:ilvl="3" w15:tentative="1">
+    <w:lvl w:ilvl="3" w:tentative="1">
       <w:start w:val="1"/>
       <w:numFmt w:val="bullet"/>
       <w:lvlText w:val="●"/>
@@ -10617,7 +11748,7 @@
         <w:ind w:left="2880" w:hanging="360"/>
       </w:pPr>
     </w:lvl>
-    <w:lvl w:ilvl="4" w15:tentative="1">
+    <w:lvl w:ilvl="4" w:tentative="1">
       <w:start w:val="1"/>
       <w:numFmt w:val="bullet"/>
       <w:lvlText w:val="○"/>
@@ -10626,7 +11757,7 @@
         <w:ind w:left="3600" w:hanging="360"/>
       </w:pPr>
     </w:lvl>
-    <w:lvl w:ilvl="5" w15:tentative="1">
+    <w:lvl w:ilvl="5" w:tentative="1">
       <w:start w:val="1"/>
       <w:numFmt w:val="bullet"/>
       <w:lvlText w:val="■"/>
@@ -10635,7 +11766,7 @@
         <w:ind w:left="4320" w:hanging="360"/>
       </w:pPr>
     </w:lvl>
-    <w:lvl w:ilvl="6" w15:tentative="1">
+    <w:lvl w:ilvl="6" w:tentative="1">
       <w:start w:val="1"/>
       <w:numFmt w:val="bullet"/>
       <w:lvlText w:val="●"/>
@@ -10644,7 +11775,7 @@
         <w:ind w:left="5040" w:hanging="360"/>
       </w:pPr>
     </w:lvl>
-    <w:lvl w:ilvl="7" w15:tentative="1">
+    <w:lvl w:ilvl="7" w:tentative="1">
       <w:start w:val="1"/>
       <w:numFmt w:val="bullet"/>
       <w:lvlText w:val="●"/>
@@ -10653,7 +11784,7 @@
         <w:ind w:left="5760" w:hanging="360"/>
       </w:pPr>
     </w:lvl>
-    <w:lvl w:ilvl="8" w15:tentative="1">
+    <w:lvl w:ilvl="8" w:tentative="1">
       <w:start w:val="1"/>
       <w:numFmt w:val="bullet"/>
       <w:lvlText w:val="●"/>
@@ -10665,7 +11796,7 @@
   </w:abstractNum>
   <w:abstractNum w:abstractNumId="2" w15:restartNumberingAfterBreak="0">
     <w:multiLevelType w:val="hybridMultilevel"/>
-    <w:lvl w:ilvl="0" w15:tentative="1">
+    <w:lvl w:ilvl="0" w:tentative="1">
       <w:start w:val="1"/>
       <w:numFmt w:val="bullet"/>
       <w:lvlText w:val="•"/>
@@ -10674,7 +11805,7 @@
         <w:ind w:left="460" w:hanging="260"/>
       </w:pPr>
     </w:lvl>
-    <w:lvl w:ilvl="1" w15:tentative="1">
+    <w:lvl w:ilvl="1" w:tentative="1">
       <w:start w:val="1"/>
       <w:numFmt w:val="bullet"/>
       <w:lvlText w:val="–"/>
@@ -10686,7 +11817,7 @@
   </w:abstractNum>
   <w:abstractNum w:abstractNumId="3" w15:restartNumberingAfterBreak="0">
     <w:multiLevelType w:val="hybridMultilevel"/>
-    <w:lvl w:ilvl="0" w15:tentative="1">
+    <w:lvl w:ilvl="0" w:tentative="1">
       <w:start w:val="1"/>
       <w:numFmt w:val="decimal"/>
       <w:lvlText w:val="%1."/>
@@ -10729,6 +11860,25 @@
     </w:rPrDefault>
     <w:pPrDefault/>
   </w:docDefaults>
+  <w:style w:type="paragraph" w:styleId="Normal" w:default="1">
+    <w:name w:val="Normal"/>
+    <w:qFormat/>
+  </w:style>
+  <w:style w:type="table" w:styleId="TableNormal" w:default="true">
+    <w:name w:val="Normal Table"/>
+    <w:uiPriority w:val="99"/>
+    <w:semiHidden/>
+    <w:unhideWhenUsed/>
+    <w:tblPr>
+      <w:tblInd w:type="dxa" w:w="0"/>
+      <w:tblCellMar>
+        <w:top w:type="dxa" w:w="0"/>
+        <w:left w:type="dxa" w:w="108"/>
+        <w:bottom w:type="dxa" w:w="0"/>
+        <w:right w:type="dxa" w:w="108"/>
+      </w:tblCellMar>
+    </w:tblPr>
+  </w:style>
   <w:style w:type="paragraph" w:styleId="Title">
     <w:name w:val="Title"/>
     <w:basedOn w:val="Normal"/>
@@ -10737,39 +11887,6 @@
     <w:rPr>
       <w:sz w:val="56"/>
       <w:szCs w:val="56"/>
-    </w:rPr>
-  </w:style>
-  <w:style w:type="paragraph" w:styleId="Heading1">
-    <w:name w:val="Heading 1"/>
-    <w:basedOn w:val="Normal"/>
-    <w:next w:val="Normal"/>
-    <w:qFormat/>
-    <w:rPr>
-      <w:color w:val="2E74B5"/>
-      <w:sz w:val="32"/>
-      <w:szCs w:val="32"/>
-    </w:rPr>
-  </w:style>
-  <w:style w:type="paragraph" w:styleId="Heading2">
-    <w:name w:val="Heading 2"/>
-    <w:basedOn w:val="Normal"/>
-    <w:next w:val="Normal"/>
-    <w:qFormat/>
-    <w:rPr>
-      <w:color w:val="2E74B5"/>
-      <w:sz w:val="26"/>
-      <w:szCs w:val="26"/>
-    </w:rPr>
-  </w:style>
-  <w:style w:type="paragraph" w:styleId="Heading3">
-    <w:name w:val="Heading 3"/>
-    <w:basedOn w:val="Normal"/>
-    <w:next w:val="Normal"/>
-    <w:qFormat/>
-    <w:rPr>
-      <w:color w:val="1F4D78"/>
-      <w:sz w:val="24"/>
-      <w:szCs w:val="24"/>
     </w:rPr>
   </w:style>
   <w:style w:type="paragraph" w:styleId="Heading4">
@@ -10955,4 +12072,294 @@
     </w:rPr>
   </w:style>
 </w:styles>
+</file>
+
+<file path=word/theme/theme1.xml><?xml version="1.0" encoding="utf-8"?>
+<a:theme xmlns:a="http://schemas.openxmlformats.org/drawingml/2006/main" name="Office Theme">
+  <a:themeElements>
+    <a:clrScheme name="Office">
+      <a:dk1>
+        <a:sysClr val="windowText" lastClr="000000"/>
+      </a:dk1>
+      <a:lt1>
+        <a:sysClr val="window" lastClr="FFFFFF"/>
+      </a:lt1>
+      <a:dk2>
+        <a:srgbClr val="44546A"/>
+      </a:dk2>
+      <a:lt2>
+        <a:srgbClr val="E7E6E6"/>
+      </a:lt2>
+      <a:accent1>
+        <a:srgbClr val="4472C4"/>
+      </a:accent1>
+      <a:accent2>
+        <a:srgbClr val="ED7D31"/>
+      </a:accent2>
+      <a:accent3>
+        <a:srgbClr val="A5A5A5"/>
+      </a:accent3>
+      <a:accent4>
+        <a:srgbClr val="FFC000"/>
+      </a:accent4>
+      <a:accent5>
+        <a:srgbClr val="5B9BD5"/>
+      </a:accent5>
+      <a:accent6>
+        <a:srgbClr val="70AD47"/>
+      </a:accent6>
+      <a:hlink>
+        <a:srgbClr val="0563C1"/>
+      </a:hlink>
+      <a:folHlink>
+        <a:srgbClr val="954F72"/>
+      </a:folHlink>
+    </a:clrScheme>
+    <a:fontScheme name="Office">
+      <a:majorFont>
+        <a:latin typeface="Calibri Light" panose="020F0302020204030204"/>
+        <a:ea typeface=""/>
+        <a:cs typeface=""/>
+        <a:font script="Jpan" typeface="游ゴシック Light"/>
+        <a:font script="Hang" typeface="맑은 고딕"/>
+        <a:font script="Hans" typeface="等线 Light"/>
+        <a:font script="Hant" typeface="新細明體"/>
+        <a:font script="Arab" typeface="Times New Roman"/>
+        <a:font script="Hebr" typeface="Times New Roman"/>
+        <a:font script="Thai" typeface="Angsana New"/>
+        <a:font script="Ethi" typeface="Nyala"/>
+        <a:font script="Beng" typeface="Vrinda"/>
+        <a:font script="Gujr" typeface="Shruti"/>
+        <a:font script="Khmr" typeface="MoolBoran"/>
+        <a:font script="Knda" typeface="Tunga"/>
+        <a:font script="Guru" typeface="Raavi"/>
+        <a:font script="Cans" typeface="Euphemia"/>
+        <a:font script="Cher" typeface="Plantagenet Cherokee"/>
+        <a:font script="Yiii" typeface="Microsoft Yi Baiti"/>
+        <a:font script="Tibt" typeface="Microsoft Himalaya"/>
+        <a:font script="Thaa" typeface="MV Boli"/>
+        <a:font script="Deva" typeface="Mangal"/>
+        <a:font script="Telu" typeface="Gautami"/>
+        <a:font script="Taml" typeface="Latha"/>
+        <a:font script="Syrc" typeface="Estrangelo Edessa"/>
+        <a:font script="Orya" typeface="Kalinga"/>
+        <a:font script="Mlym" typeface="Kartika"/>
+        <a:font script="Laoo" typeface="DokChampa"/>
+        <a:font script="Sinh" typeface="Iskoola Pota"/>
+        <a:font script="Mong" typeface="Mongolian Baiti"/>
+        <a:font script="Viet" typeface="Times New Roman"/>
+        <a:font script="Uigh" typeface="Microsoft Uighur"/>
+        <a:font script="Geor" typeface="Sylfaen"/>
+        <a:font script="Armn" typeface="Arial"/>
+        <a:font script="Bugi" typeface="Leelawadee UI"/>
+        <a:font script="Bopo" typeface="Microsoft JhengHei"/>
+        <a:font script="Java" typeface="Javanese Text"/>
+        <a:font script="Lisu" typeface="Segoe UI"/>
+        <a:font script="Mymr" typeface="Myanmar Text"/>
+        <a:font script="Nkoo" typeface="Ebrima"/>
+        <a:font script="Olck" typeface="Nirmala UI"/>
+        <a:font script="Osma" typeface="Ebrima"/>
+        <a:font script="Phag" typeface="Phagspa"/>
+        <a:font script="Syrn" typeface="Estrangelo Edessa"/>
+        <a:font script="Syrj" typeface="Estrangelo Edessa"/>
+        <a:font script="Syre" typeface="Estrangelo Edessa"/>
+        <a:font script="Sora" typeface="Nirmala UI"/>
+        <a:font script="Tale" typeface="Microsoft Tai Le"/>
+        <a:font script="Talu" typeface="Microsoft New Tai Lue"/>
+        <a:font script="Tfng" typeface="Ebrima"/>
+      </a:majorFont>
+      <a:minorFont>
+        <a:latin typeface="Calibri" panose="020F0502020204030204"/>
+        <a:ea typeface=""/>
+        <a:cs typeface=""/>
+        <a:font script="Jpan" typeface="游明朝"/>
+        <a:font script="Hang" typeface="맑은 고딕"/>
+        <a:font script="Hans" typeface="等线"/>
+        <a:font script="Hant" typeface="新細明體"/>
+        <a:font script="Arab" typeface="Arial"/>
+        <a:font script="Hebr" typeface="Arial"/>
+        <a:font script="Thai" typeface="Cordia New"/>
+        <a:font script="Ethi" typeface="Nyala"/>
+        <a:font script="Beng" typeface="Vrinda"/>
+        <a:font script="Gujr" typeface="Shruti"/>
+        <a:font script="Khmr" typeface="DaunPenh"/>
+        <a:font script="Knda" typeface="Tunga"/>
+        <a:font script="Guru" typeface="Raavi"/>
+        <a:font script="Cans" typeface="Euphemia"/>
+        <a:font script="Cher" typeface="Plantagenet Cherokee"/>
+        <a:font script="Yiii" typeface="Microsoft Yi Baiti"/>
+        <a:font script="Tibt" typeface="Microsoft Himalaya"/>
+        <a:font script="Thaa" typeface="MV Boli"/>
+        <a:font script="Deva" typeface="Mangal"/>
+        <a:font script="Telu" typeface="Gautami"/>
+        <a:font script="Taml" typeface="Latha"/>
+        <a:font script="Syrc" typeface="Estrangelo Edessa"/>
+        <a:font script="Orya" typeface="Kalinga"/>
+        <a:font script="Mlym" typeface="Kartika"/>
+        <a:font script="Laoo" typeface="DokChampa"/>
+        <a:font script="Sinh" typeface="Iskoola Pota"/>
+        <a:font script="Mong" typeface="Mongolian Baiti"/>
+        <a:font script="Viet" typeface="Arial"/>
+        <a:font script="Uigh" typeface="Microsoft Uighur"/>
+        <a:font script="Geor" typeface="Sylfaen"/>
+        <a:font script="Armn" typeface="Arial"/>
+        <a:font script="Bugi" typeface="Leelawadee UI"/>
+        <a:font script="Bopo" typeface="Microsoft JhengHei"/>
+        <a:font script="Java" typeface="Javanese Text"/>
+        <a:font script="Lisu" typeface="Segoe UI"/>
+        <a:font script="Mymr" typeface="Myanmar Text"/>
+        <a:font script="Nkoo" typeface="Ebrima"/>
+        <a:font script="Olck" typeface="Nirmala UI"/>
+        <a:font script="Osma" typeface="Ebrima"/>
+        <a:font script="Phag" typeface="Phagspa"/>
+        <a:font script="Syrn" typeface="Estrangelo Edessa"/>
+        <a:font script="Syrj" typeface="Estrangelo Edessa"/>
+        <a:font script="Syre" typeface="Estrangelo Edessa"/>
+        <a:font script="Sora" typeface="Nirmala UI"/>
+        <a:font script="Tale" typeface="Microsoft Tai Le"/>
+        <a:font script="Talu" typeface="Microsoft New Tai Lue"/>
+        <a:font script="Tfng" typeface="Ebrima"/>
+      </a:minorFont>
+    </a:fontScheme>
+    <a:fmtScheme name="Office">
+      <a:fillStyleLst>
+        <a:solidFill>
+          <a:schemeClr val="phClr"/>
+        </a:solidFill>
+        <a:gradFill rotWithShape="true">
+          <a:gsLst>
+            <a:gs pos="0">
+              <a:schemeClr val="phClr">
+                <a:lumMod val="110000"/>
+                <a:satMod val="105000"/>
+                <a:tint val="67000"/>
+              </a:schemeClr>
+            </a:gs>
+            <a:gs pos="50000">
+              <a:schemeClr val="phClr">
+                <a:lumMod val="105000"/>
+                <a:satMod val="103000"/>
+                <a:tint val="73000"/>
+              </a:schemeClr>
+            </a:gs>
+            <a:gs pos="100000">
+              <a:schemeClr val="phClr">
+                <a:lumMod val="105000"/>
+                <a:satMod val="109000"/>
+                <a:tint val="81000"/>
+              </a:schemeClr>
+            </a:gs>
+          </a:gsLst>
+          <a:lin ang="5400000" scaled="false"/>
+        </a:gradFill>
+        <a:gradFill rotWithShape="true">
+          <a:gsLst>
+            <a:gs pos="0">
+              <a:schemeClr val="phClr">
+                <a:satMod val="103000"/>
+                <a:lumMod val="102000"/>
+                <a:tint val="94000"/>
+              </a:schemeClr>
+            </a:gs>
+            <a:gs pos="50000">
+              <a:schemeClr val="phClr">
+                <a:satMod val="110000"/>
+                <a:lumMod val="100000"/>
+                <a:shade val="100000"/>
+              </a:schemeClr>
+            </a:gs>
+            <a:gs pos="100000">
+              <a:schemeClr val="phClr">
+                <a:lumMod val="99000"/>
+                <a:satMod val="120000"/>
+                <a:shade val="78000"/>
+              </a:schemeClr>
+            </a:gs>
+          </a:gsLst>
+          <a:lin ang="5400000" scaled="false"/>
+        </a:gradFill>
+      </a:fillStyleLst>
+      <a:lnStyleLst>
+        <a:ln w="6350" cap="flat" cmpd="sng" algn="ctr">
+          <a:solidFill>
+            <a:schemeClr val="phClr"/>
+          </a:solidFill>
+          <a:prstDash val="solid"/>
+          <a:miter lim="800000"/>
+        </a:ln>
+        <a:ln w="12700" cap="flat" cmpd="sng" algn="ctr">
+          <a:solidFill>
+            <a:schemeClr val="phClr"/>
+          </a:solidFill>
+          <a:prstDash val="solid"/>
+          <a:miter lim="800000"/>
+        </a:ln>
+        <a:ln w="19050" cap="flat" cmpd="sng" algn="ctr">
+          <a:solidFill>
+            <a:schemeClr val="phClr"/>
+          </a:solidFill>
+          <a:prstDash val="solid"/>
+          <a:miter lim="800000"/>
+        </a:ln>
+      </a:lnStyleLst>
+      <a:effectStyleLst>
+        <a:effectStyle>
+          <a:effectLst/>
+        </a:effectStyle>
+        <a:effectStyle>
+          <a:effectLst/>
+        </a:effectStyle>
+        <a:effectStyle>
+          <a:effectLst>
+            <a:outerShdw blurRad="57150" dist="19050" dir="5400000" algn="ctr" rotWithShape="false">
+              <a:srgbClr val="000000">
+                <a:alpha val="63000"/>
+              </a:srgbClr>
+            </a:outerShdw>
+          </a:effectLst>
+        </a:effectStyle>
+      </a:effectStyleLst>
+      <a:bgFillStyleLst>
+        <a:solidFill>
+          <a:schemeClr val="phClr"/>
+        </a:solidFill>
+        <a:solidFill>
+          <a:schemeClr val="phClr">
+            <a:tint val="95000"/>
+            <a:satMod val="170000"/>
+          </a:schemeClr>
+        </a:solidFill>
+        <a:gradFill rotWithShape="true">
+          <a:gsLst>
+            <a:gs pos="0">
+              <a:schemeClr val="phClr">
+                <a:tint val="93000"/>
+                <a:satMod val="150000"/>
+                <a:shade val="98000"/>
+                <a:lumMod val="102000"/>
+              </a:schemeClr>
+            </a:gs>
+            <a:gs pos="50000">
+              <a:schemeClr val="phClr">
+                <a:tint val="98000"/>
+                <a:satMod val="130000"/>
+                <a:shade val="90000"/>
+                <a:lumMod val="103000"/>
+              </a:schemeClr>
+            </a:gs>
+            <a:gs pos="100000">
+              <a:schemeClr val="phClr">
+                <a:shade val="63000"/>
+                <a:satMod val="120000"/>
+              </a:schemeClr>
+            </a:gs>
+          </a:gsLst>
+          <a:lin ang="5400000" scaled="false"/>
+        </a:gradFill>
+      </a:bgFillStyleLst>
+    </a:fmtScheme>
+  </a:themeElements>
+  <a:objectDefaults/>
+  <a:extraClrSchemeLst/>
+</a:theme>
 </file>
--- a/docs/Anforderungsdokument_Digital-Signage-Tool.docx
+++ b/docs/Anforderungsdokument_Digital-Signage-Tool.docx
@@ -8992,15 +8992,15 @@
           <w:sz w:val="20"/>
           <w:szCs w:val="20"/>
         </w:rPr>
-        <w:t xml:space="preserve">Import beim Anlegen.</w:t>
-      </w:r>
-      <w:r>
-        <w:rPr>
-          <w:rFonts w:ascii="Arial" w:cs="Arial" w:eastAsia="Arial" w:hAnsi="Arial"/>
-          <w:sz w:val="20"/>
-          <w:szCs w:val="20"/>
-        </w:rPr>
-        <w:t xml:space="preserve"> Ein neues Projekt kann sein Video bereits beim </w:t>
+        <w:t xml:space="preserve">Video zuerst, Pflicht.</w:t>
+      </w:r>
+      <w:r>
+        <w:rPr>
+          <w:rFonts w:ascii="Arial" w:cs="Arial" w:eastAsia="Arial" w:hAnsi="Arial"/>
+          <w:sz w:val="20"/>
+          <w:szCs w:val="20"/>
+        </w:rPr>
+        <w:t xml:space="preserve"> Beim </w:t>
       </w:r>
       <w:r>
         <w:rPr>
@@ -9018,20 +9018,69 @@
           <w:sz w:val="20"/>
           <w:szCs w:val="20"/>
         </w:rPr>
-        <w:t xml:space="preserve"> erhalten (Name +</w:t>
-      </w:r>
-    </w:p>
-    <w:p>
-      <w:pPr>
-        <w:spacing w:after="120"/>
-      </w:pPr>
-      <w:r>
-        <w:rPr>
-          <w:rFonts w:ascii="Arial" w:cs="Arial" w:eastAsia="Arial" w:hAnsi="Arial"/>
-          <w:sz w:val="20"/>
-          <w:szCs w:val="20"/>
-        </w:rPr>
-        <w:t xml:space="preserve">„Video importieren", FA-10). Das importierte Video wird </w:t>
+        <w:t xml:space="preserve"> wird </w:t>
+      </w:r>
+      <w:r>
+        <w:rPr>
+          <w:rFonts w:ascii="Arial" w:cs="Arial" w:eastAsia="Arial" w:hAnsi="Arial"/>
+          <w:b/>
+          <w:bCs/>
+          <w:sz w:val="20"/>
+          <w:szCs w:val="20"/>
+        </w:rPr>
+        <w:t xml:space="preserve">zuerst</w:t>
+      </w:r>
+      <w:r>
+        <w:rPr>
+          <w:rFonts w:ascii="Arial" w:cs="Arial" w:eastAsia="Arial" w:hAnsi="Arial"/>
+          <w:sz w:val="20"/>
+          <w:szCs w:val="20"/>
+        </w:rPr>
+        <w:t xml:space="preserve"> das Video gewählt (nativer Datei-Dialog);</w:t>
+      </w:r>
+    </w:p>
+    <w:p>
+      <w:pPr>
+        <w:spacing w:after="120"/>
+      </w:pPr>
+      <w:r>
+        <w:rPr>
+          <w:rFonts w:ascii="Arial" w:cs="Arial" w:eastAsia="Arial" w:hAnsi="Arial"/>
+          <w:sz w:val="20"/>
+          <w:szCs w:val="20"/>
+        </w:rPr>
+        <w:t xml:space="preserve">erst danach entsteht das Projekt. Bricht der Nutzer ab, entsteht </w:t>
+      </w:r>
+      <w:r>
+        <w:rPr>
+          <w:rFonts w:ascii="Arial" w:cs="Arial" w:eastAsia="Arial" w:hAnsi="Arial"/>
+          <w:b/>
+          <w:bCs/>
+          <w:sz w:val="20"/>
+          <w:szCs w:val="20"/>
+        </w:rPr>
+        <w:t xml:space="preserve">kein</w:t>
+      </w:r>
+      <w:r>
+        <w:rPr>
+          <w:rFonts w:ascii="Arial" w:cs="Arial" w:eastAsia="Arial" w:hAnsi="Arial"/>
+          <w:sz w:val="20"/>
+          <w:szCs w:val="20"/>
+        </w:rPr>
+        <w:t xml:space="preserve"> Projekt – ein Projekt ohne</w:t>
+      </w:r>
+    </w:p>
+    <w:p>
+      <w:pPr>
+        <w:spacing w:after="120"/>
+      </w:pPr>
+      <w:r>
+        <w:rPr>
+          <w:rFonts w:ascii="Arial" w:cs="Arial" w:eastAsia="Arial" w:hAnsi="Arial"/>
+          <w:sz w:val="20"/>
+          <w:szCs w:val="20"/>
+        </w:rPr>
+        <w:t xml:space="preserve">Video gibt es nicht. Das gewählte Video wird </w:t>
       </w:r>
       <w:r>
         <w:rPr>
@@ -9043,18 +9092,13 @@
         </w:rPr>
         <w:t xml:space="preserve">automatisch ans Ende der Wiedergabeliste</w:t>
       </w:r>
-    </w:p>
-    <w:p>
-      <w:pPr>
-        <w:spacing w:after="120"/>
-      </w:pPr>
-      <w:r>
-        <w:rPr>
-          <w:rFonts w:ascii="Arial" w:cs="Arial" w:eastAsia="Arial" w:hAnsi="Arial"/>
-          <w:sz w:val="20"/>
-          <w:szCs w:val="20"/>
-        </w:rPr>
-        <w:t xml:space="preserve">gestellt – es ist sofort Inhalt, ohne einen zweiten Bedienschritt.</w:t>
+      <w:r>
+        <w:rPr>
+          <w:rFonts w:ascii="Arial" w:cs="Arial" w:eastAsia="Arial" w:hAnsi="Arial"/>
+          <w:sz w:val="20"/>
+          <w:szCs w:val="20"/>
+        </w:rPr>
+        <w:t xml:space="preserve"> gestellt.</w:t>
       </w:r>
     </w:p>
     <w:p>
@@ -9240,15 +9284,56 @@
           <w:sz w:val="20"/>
           <w:szCs w:val="20"/>
         </w:rPr>
-        <w:t xml:space="preserve">Kein zweites Video.</w:t>
-      </w:r>
-      <w:r>
-        <w:rPr>
-          <w:rFonts w:ascii="Arial" w:cs="Arial" w:eastAsia="Arial" w:hAnsi="Arial"/>
-          <w:sz w:val="20"/>
-          <w:szCs w:val="20"/>
-        </w:rPr>
-        <w:t xml:space="preserve"> Es gibt </w:t>
+        <w:t xml:space="preserve">Immer genau ein Video.</w:t>
+      </w:r>
+      <w:r>
+        <w:rPr>
+          <w:rFonts w:ascii="Arial" w:cs="Arial" w:eastAsia="Arial" w:hAnsi="Arial"/>
+          <w:sz w:val="20"/>
+          <w:szCs w:val="20"/>
+        </w:rPr>
+        <w:t xml:space="preserve"> Ein Projekt hat </w:t>
+      </w:r>
+      <w:r>
+        <w:rPr>
+          <w:rFonts w:ascii="Arial" w:cs="Arial" w:eastAsia="Arial" w:hAnsi="Arial"/>
+          <w:b/>
+          <w:bCs/>
+          <w:sz w:val="20"/>
+          <w:szCs w:val="20"/>
+        </w:rPr>
+        <w:t xml:space="preserve">immer</w:t>
+      </w:r>
+      <w:r>
+        <w:rPr>
+          <w:rFonts w:ascii="Arial" w:cs="Arial" w:eastAsia="Arial" w:hAnsi="Arial"/>
+          <w:sz w:val="20"/>
+          <w:szCs w:val="20"/>
+        </w:rPr>
+        <w:t xml:space="preserve"> genau ein Video; es wird </w:t>
+      </w:r>
+      <w:r>
+        <w:rPr>
+          <w:rFonts w:ascii="Arial" w:cs="Arial" w:eastAsia="Arial" w:hAnsi="Arial"/>
+          <w:b/>
+          <w:bCs/>
+          <w:sz w:val="20"/>
+          <w:szCs w:val="20"/>
+        </w:rPr>
+        <w:t xml:space="preserve">nicht gelöscht</w:t>
+      </w:r>
+    </w:p>
+    <w:p>
+      <w:pPr>
+        <w:spacing w:after="120"/>
+      </w:pPr>
+      <w:r>
+        <w:rPr>
+          <w:rFonts w:ascii="Arial" w:cs="Arial" w:eastAsia="Arial" w:hAnsi="Arial"/>
+          <w:sz w:val="20"/>
+          <w:szCs w:val="20"/>
+        </w:rPr>
+        <w:t xml:space="preserve">(nur ersetzt). Es gibt </w:t>
       </w:r>
       <w:r>
         <w:rPr>
@@ -9266,20 +9351,20 @@
           <w:sz w:val="20"/>
           <w:szCs w:val="20"/>
         </w:rPr>
-        <w:t xml:space="preserve"> Bedienweg, ein zweites Video neben dem vorhandenen in die</w:t>
-      </w:r>
-    </w:p>
-    <w:p>
-      <w:pPr>
-        <w:spacing w:after="120"/>
-      </w:pPr>
-      <w:r>
-        <w:rPr>
-          <w:rFonts w:ascii="Arial" w:cs="Arial" w:eastAsia="Arial" w:hAnsi="Arial"/>
-          <w:sz w:val="20"/>
-          <w:szCs w:val="20"/>
-        </w:rPr>
-        <w:t xml:space="preserve">Wiedergabeliste zu legen. Bilder bleiben möglich – aber ausschließlich als </w:t>
+        <w:t xml:space="preserve"> Bedienweg zu einem zweiten Video oder zu gar keinem. Bilder bleiben</w:t>
+      </w:r>
+    </w:p>
+    <w:p>
+      <w:pPr>
+        <w:spacing w:after="120"/>
+      </w:pPr>
+      <w:r>
+        <w:rPr>
+          <w:rFonts w:ascii="Arial" w:cs="Arial" w:eastAsia="Arial" w:hAnsi="Arial"/>
+          <w:sz w:val="20"/>
+          <w:szCs w:val="20"/>
+        </w:rPr>
+        <w:t xml:space="preserve">möglich – aber ausschließlich als </w:t>
       </w:r>
       <w:r>
         <w:rPr>
@@ -9291,18 +9376,13 @@
         </w:rPr>
         <w:t xml:space="preserve">Motiv einer Aktion</w:t>
       </w:r>
-    </w:p>
-    <w:p>
-      <w:pPr>
-        <w:spacing w:after="120"/>
-      </w:pPr>
-      <w:r>
-        <w:rPr>
-          <w:rFonts w:ascii="Arial" w:cs="Arial" w:eastAsia="Arial" w:hAnsi="Arial"/>
-          <w:sz w:val="20"/>
-          <w:szCs w:val="20"/>
-        </w:rPr>
-        <w:t xml:space="preserve">(4.1), nie als eigenes Listenelement.</w:t>
+      <w:r>
+        <w:rPr>
+          <w:rFonts w:ascii="Arial" w:cs="Arial" w:eastAsia="Arial" w:hAnsi="Arial"/>
+          <w:sz w:val="20"/>
+          <w:szCs w:val="20"/>
+        </w:rPr>
+        <w:t xml:space="preserve"> (4.1), nie als eigenes Listenelement.</w:t>
       </w:r>
     </w:p>
     <w:p>

--- a/docs/Anforderungsdokument_Digital-Signage-Tool.docx
+++ b/docs/Anforderungsdokument_Digital-Signage-Tool.docx
@@ -3082,7 +3082,25 @@
                 <w:sz w:val="20"/>
                 <w:szCs w:val="20"/>
               </w:rPr>
-              <w:t xml:space="preserve"> im Band rotieren. Die sequenzielle Werbepause (FA-04) bleibt zusätzlich möglich. Details: 4.5. | Muss</w:t>
+              <w:t xml:space="preserve"> im Band rotieren. Eine Aktion kann das laufende Video auch </w:t>
+            </w:r>
+            <w:r>
+              <w:rPr>
+                <w:rFonts w:ascii="Arial" w:cs="Arial" w:eastAsia="Arial" w:hAnsi="Arial"/>
+                <w:b/>
+                <w:bCs/>
+                <w:sz w:val="20"/>
+                <w:szCs w:val="20"/>
+              </w:rPr>
+              <w:t xml:space="preserve">kurz unterbrechen</w:t>
+            </w:r>
+            <w:r>
+              <w:rPr>
+                <w:rFonts w:ascii="Arial" w:cs="Arial" w:eastAsia="Arial" w:hAnsi="Arial"/>
+                <w:sz w:val="20"/>
+                <w:szCs w:val="20"/>
+              </w:rPr>
+              <w:t xml:space="preserve"> (Video pausiert, Aktion, Video läuft weiter). Die sequenzielle Werbepause (FA-04) bleibt zusätzlich möglich. Details: 4.5. | Muss</w:t>
             </w:r>
           </w:p>
         </w:tc>
@@ -7034,6 +7052,417 @@
           <w:szCs w:val="20"/>
         </w:rPr>
         <w:t xml:space="preserve"> (Logo, Titel, Preis/CTA); eine längere Beschreibung ist dort nicht vorgesehen. Höhere Bänder sind über eigene Vorlagen möglich — sie verkleinern beim Split-Screen entsprechend das Video.</w:t>
+      </w:r>
+    </w:p>
+    <w:p>
+      <w:pPr>
+        <w:spacing w:after="120"/>
+      </w:pPr>
+      <w:r>
+        <w:rPr>
+          <w:rFonts w:ascii="Arial" w:cs="Arial" w:eastAsia="Arial" w:hAnsi="Arial"/>
+          <w:b/>
+          <w:bCs/>
+          <w:sz w:val="20"/>
+          <w:szCs w:val="20"/>
+        </w:rPr>
+        <w:t xml:space="preserve">Eine Aktion auf das Video legen (User-Entscheidung 15.10.2026).</w:t>
+      </w:r>
+      <w:r>
+        <w:rPr>
+          <w:rFonts w:ascii="Arial" w:cs="Arial" w:eastAsia="Arial" w:hAnsi="Arial"/>
+          <w:sz w:val="20"/>
+          <w:szCs w:val="20"/>
+        </w:rPr>
+        <w:t xml:space="preserve"> In der Zusammenstellung zieht man</w:t>
+      </w:r>
+    </w:p>
+    <w:p>
+      <w:pPr>
+        <w:spacing w:after="120"/>
+      </w:pPr>
+      <w:r>
+        <w:rPr>
+          <w:rFonts w:ascii="Arial" w:cs="Arial" w:eastAsia="Arial" w:hAnsi="Arial"/>
+          <w:sz w:val="20"/>
+          <w:szCs w:val="20"/>
+        </w:rPr>
+        <w:t xml:space="preserve">eine Aktion </w:t>
+      </w:r>
+      <w:r>
+        <w:rPr>
+          <w:rFonts w:ascii="Arial" w:cs="Arial" w:eastAsia="Arial" w:hAnsi="Arial"/>
+          <w:b/>
+          <w:bCs/>
+          <w:sz w:val="20"/>
+          <w:szCs w:val="20"/>
+        </w:rPr>
+        <w:t xml:space="preserve">auf das Video</w:t>
+      </w:r>
+      <w:r>
+        <w:rPr>
+          <w:rFonts w:ascii="Arial" w:cs="Arial" w:eastAsia="Arial" w:hAnsi="Arial"/>
+          <w:sz w:val="20"/>
+          <w:szCs w:val="20"/>
+        </w:rPr>
+        <w:t xml:space="preserve"> – sie wird dann </w:t>
+      </w:r>
+      <w:r>
+        <w:rPr>
+          <w:rFonts w:ascii="Arial" w:cs="Arial" w:eastAsia="Arial" w:hAnsi="Arial"/>
+          <w:b/>
+          <w:bCs/>
+          <w:sz w:val="20"/>
+          <w:szCs w:val="20"/>
+        </w:rPr>
+        <w:t xml:space="preserve">während</w:t>
+      </w:r>
+      <w:r>
+        <w:rPr>
+          <w:rFonts w:ascii="Arial" w:cs="Arial" w:eastAsia="Arial" w:hAnsi="Arial"/>
+          <w:sz w:val="20"/>
+          <w:szCs w:val="20"/>
+        </w:rPr>
+        <w:t xml:space="preserve"> des Videos gezeigt, nicht davor oder danach.</w:t>
+      </w:r>
+    </w:p>
+    <w:p>
+      <w:pPr>
+        <w:spacing w:after="120"/>
+      </w:pPr>
+      <w:r>
+        <w:rPr>
+          <w:rFonts w:ascii="Arial" w:cs="Arial" w:eastAsia="Arial" w:hAnsi="Arial"/>
+          <w:sz w:val="20"/>
+          <w:szCs w:val="20"/>
+        </w:rPr>
+        <w:t xml:space="preserve">Zwei Wirkungen sind möglich:</w:t>
+      </w:r>
+    </w:p>
+    <w:p>
+      <w:pPr>
+        <w:pStyle w:val="ListParagraph"/>
+        <w:numPr>
+          <w:ilvl w:val="0"/>
+          <w:numId w:val="2"/>
+        </w:numPr>
+      </w:pPr>
+      <w:r>
+        <w:rPr>
+          <w:rFonts w:ascii="Arial" w:cs="Arial" w:eastAsia="Arial" w:hAnsi="Arial"/>
+          <w:b/>
+          <w:bCs/>
+          <w:sz w:val="20"/>
+          <w:szCs w:val="20"/>
+        </w:rPr>
+        <w:t xml:space="preserve">Band (parallel, FA-20):</w:t>
+      </w:r>
+      <w:r>
+        <w:rPr>
+          <w:rFonts w:ascii="Arial" w:cs="Arial" w:eastAsia="Arial" w:hAnsi="Arial"/>
+          <w:sz w:val="20"/>
+          <w:szCs w:val="20"/>
+        </w:rPr>
+        <w:t xml:space="preserve"> Die Aktion erscheint im Werbeband (Split-Screen oder Einblendung); das</w:t>
+      </w:r>
+    </w:p>
+    <w:p>
+      <w:pPr>
+        <w:spacing w:after="120"/>
+      </w:pPr>
+      <w:r>
+        <w:rPr>
+          <w:rFonts w:ascii="Arial" w:cs="Arial" w:eastAsia="Arial" w:hAnsi="Arial"/>
+          <w:sz w:val="20"/>
+          <w:szCs w:val="20"/>
+        </w:rPr>
+        <w:t xml:space="preserve">Video läuft </w:t>
+      </w:r>
+      <w:r>
+        <w:rPr>
+          <w:rFonts w:ascii="Arial" w:cs="Arial" w:eastAsia="Arial" w:hAnsi="Arial"/>
+          <w:b/>
+          <w:bCs/>
+          <w:sz w:val="20"/>
+          <w:szCs w:val="20"/>
+        </w:rPr>
+        <w:t xml:space="preserve">weiter</w:t>
+      </w:r>
+      <w:r>
+        <w:rPr>
+          <w:rFonts w:ascii="Arial" w:cs="Arial" w:eastAsia="Arial" w:hAnsi="Arial"/>
+          <w:sz w:val="20"/>
+          <w:szCs w:val="20"/>
+        </w:rPr>
+        <w:t xml:space="preserve">. Mehrere Aktionen können im Band </w:t>
+      </w:r>
+      <w:r>
+        <w:rPr>
+          <w:rFonts w:ascii="Arial" w:cs="Arial" w:eastAsia="Arial" w:hAnsi="Arial"/>
+          <w:b/>
+          <w:bCs/>
+          <w:sz w:val="20"/>
+          <w:szCs w:val="20"/>
+        </w:rPr>
+        <w:t xml:space="preserve">rotieren</w:t>
+      </w:r>
+      <w:r>
+        <w:rPr>
+          <w:rFonts w:ascii="Arial" w:cs="Arial" w:eastAsia="Arial" w:hAnsi="Arial"/>
+          <w:sz w:val="20"/>
+          <w:szCs w:val="20"/>
+        </w:rPr>
+        <w:t xml:space="preserve">.</w:t>
+      </w:r>
+    </w:p>
+    <w:p>
+      <w:pPr>
+        <w:pStyle w:val="ListParagraph"/>
+        <w:numPr>
+          <w:ilvl w:val="0"/>
+          <w:numId w:val="2"/>
+        </w:numPr>
+      </w:pPr>
+      <w:r>
+        <w:rPr>
+          <w:rFonts w:ascii="Arial" w:cs="Arial" w:eastAsia="Arial" w:hAnsi="Arial"/>
+          <w:b/>
+          <w:bCs/>
+          <w:sz w:val="20"/>
+          <w:szCs w:val="20"/>
+        </w:rPr>
+        <w:t xml:space="preserve">Kurze Unterbrechung (neu):</w:t>
+      </w:r>
+      <w:r>
+        <w:rPr>
+          <w:rFonts w:ascii="Arial" w:cs="Arial" w:eastAsia="Arial" w:hAnsi="Arial"/>
+          <w:sz w:val="20"/>
+          <w:szCs w:val="20"/>
+        </w:rPr>
+        <w:t xml:space="preserve"> Die Aktion </w:t>
+      </w:r>
+      <w:r>
+        <w:rPr>
+          <w:rFonts w:ascii="Arial" w:cs="Arial" w:eastAsia="Arial" w:hAnsi="Arial"/>
+          <w:b/>
+          <w:bCs/>
+          <w:sz w:val="20"/>
+          <w:szCs w:val="20"/>
+        </w:rPr>
+        <w:t xml:space="preserve">unterbricht</w:t>
+      </w:r>
+      <w:r>
+        <w:rPr>
+          <w:rFonts w:ascii="Arial" w:cs="Arial" w:eastAsia="Arial" w:hAnsi="Arial"/>
+          <w:sz w:val="20"/>
+          <w:szCs w:val="20"/>
+        </w:rPr>
+        <w:t xml:space="preserve"> das Video – das Video </w:t>
+      </w:r>
+      <w:r>
+        <w:rPr>
+          <w:rFonts w:ascii="Arial" w:cs="Arial" w:eastAsia="Arial" w:hAnsi="Arial"/>
+          <w:b/>
+          <w:bCs/>
+          <w:sz w:val="20"/>
+          <w:szCs w:val="20"/>
+        </w:rPr>
+        <w:t xml:space="preserve">pausiert</w:t>
+      </w:r>
+      <w:r>
+        <w:rPr>
+          <w:rFonts w:ascii="Arial" w:cs="Arial" w:eastAsia="Arial" w:hAnsi="Arial"/>
+          <w:sz w:val="20"/>
+          <w:szCs w:val="20"/>
+        </w:rPr>
+        <w:t xml:space="preserve">, die</w:t>
+      </w:r>
+    </w:p>
+    <w:p>
+      <w:pPr>
+        <w:spacing w:after="120"/>
+      </w:pPr>
+      <w:r>
+        <w:rPr>
+          <w:rFonts w:ascii="Arial" w:cs="Arial" w:eastAsia="Arial" w:hAnsi="Arial"/>
+          <w:sz w:val="20"/>
+          <w:szCs w:val="20"/>
+        </w:rPr>
+        <w:t xml:space="preserve">Aktion läuft, danach läuft das Video </w:t>
+      </w:r>
+      <w:r>
+        <w:rPr>
+          <w:rFonts w:ascii="Arial" w:cs="Arial" w:eastAsia="Arial" w:hAnsi="Arial"/>
+          <w:b/>
+          <w:bCs/>
+          <w:sz w:val="20"/>
+          <w:szCs w:val="20"/>
+        </w:rPr>
+        <w:t xml:space="preserve">an derselben Stelle weiter</w:t>
+      </w:r>
+      <w:r>
+        <w:rPr>
+          <w:rFonts w:ascii="Arial" w:cs="Arial" w:eastAsia="Arial" w:hAnsi="Arial"/>
+          <w:sz w:val="20"/>
+          <w:szCs w:val="20"/>
+        </w:rPr>
+        <w:t xml:space="preserve">. Modell und Render hierfür sind</w:t>
+      </w:r>
+    </w:p>
+    <w:p>
+      <w:pPr>
+        <w:spacing w:after="120"/>
+      </w:pPr>
+      <w:r>
+        <w:rPr>
+          <w:rFonts w:ascii="Arial" w:cs="Arial" w:eastAsia="Arial" w:hAnsi="Arial"/>
+          <w:sz w:val="20"/>
+          <w:szCs w:val="20"/>
+        </w:rPr>
+        <w:t xml:space="preserve">noch zu entwerfen (s. Technisches Konzept 9.7.7).</w:t>
+      </w:r>
+    </w:p>
+    <w:p>
+      <w:pPr>
+        <w:spacing w:after="120"/>
+      </w:pPr>
+      <w:r>
+        <w:rPr>
+          <w:rFonts w:ascii="Arial" w:cs="Arial" w:eastAsia="Arial" w:hAnsi="Arial"/>
+          <w:sz w:val="20"/>
+          <w:szCs w:val="20"/>
+        </w:rPr>
+        <w:t xml:space="preserve">Bisher war nur das </w:t>
+      </w:r>
+      <w:r>
+        <w:rPr>
+          <w:rFonts w:ascii="Arial" w:cs="Arial" w:eastAsia="Arial" w:hAnsi="Arial"/>
+          <w:b/>
+          <w:bCs/>
+          <w:sz w:val="20"/>
+          <w:szCs w:val="20"/>
+        </w:rPr>
+        <w:t xml:space="preserve">sequenzielle</w:t>
+      </w:r>
+      <w:r>
+        <w:rPr>
+          <w:rFonts w:ascii="Arial" w:cs="Arial" w:eastAsia="Arial" w:hAnsi="Arial"/>
+          <w:sz w:val="20"/>
+          <w:szCs w:val="20"/>
+        </w:rPr>
+        <w:t xml:space="preserve"> Einordnen </w:t>
+      </w:r>
+      <w:r>
+        <w:rPr>
+          <w:rFonts w:ascii="Arial" w:cs="Arial" w:eastAsia="Arial" w:hAnsi="Arial"/>
+          <w:i/>
+          <w:iCs/>
+          <w:sz w:val="20"/>
+          <w:szCs w:val="20"/>
+        </w:rPr>
+        <w:t xml:space="preserve">zwischen</w:t>
+      </w:r>
+      <w:r>
+        <w:rPr>
+          <w:rFonts w:ascii="Arial" w:cs="Arial" w:eastAsia="Arial" w:hAnsi="Arial"/>
+          <w:sz w:val="20"/>
+          <w:szCs w:val="20"/>
+        </w:rPr>
+        <w:t xml:space="preserve"> den Elementen möglich (vor/nach dem Video,</w:t>
+      </w:r>
+    </w:p>
+    <w:p>
+      <w:pPr>
+        <w:spacing w:after="120"/>
+      </w:pPr>
+      <w:r>
+        <w:rPr>
+          <w:rFonts w:ascii="Arial" w:cs="Arial" w:eastAsia="Arial" w:hAnsi="Arial"/>
+          <w:sz w:val="20"/>
+          <w:szCs w:val="20"/>
+        </w:rPr>
+        <w:t xml:space="preserve">FA-04/FA-05). Das Drag-and-drop </w:t>
+      </w:r>
+      <w:r>
+        <w:rPr>
+          <w:rFonts w:ascii="Arial" w:cs="Arial" w:eastAsia="Arial" w:hAnsi="Arial"/>
+          <w:b/>
+          <w:bCs/>
+          <w:sz w:val="20"/>
+          <w:szCs w:val="20"/>
+        </w:rPr>
+        <w:t xml:space="preserve">zwischen Zeitleisten-Blöcken</w:t>
+      </w:r>
+      <w:r>
+        <w:rPr>
+          <w:rFonts w:ascii="Arial" w:cs="Arial" w:eastAsia="Arial" w:hAnsi="Arial"/>
+          <w:sz w:val="20"/>
+          <w:szCs w:val="20"/>
+        </w:rPr>
+        <w:t xml:space="preserve"> bleibt erhalten; das Ablegen </w:t>
+      </w:r>
+      <w:r>
+        <w:rPr>
+          <w:rFonts w:ascii="Arial" w:cs="Arial" w:eastAsia="Arial" w:hAnsi="Arial"/>
+          <w:sz w:val="20"/>
+          <w:szCs w:val="20"/>
+        </w:rPr>
+        <w:t xml:space="preserve"/>
+      </w:r>
+      <w:r>
+        <w:rPr>
+          <w:rFonts w:ascii="Arial" w:cs="Arial" w:eastAsia="Arial" w:hAnsi="Arial"/>
+          <w:sz w:val="20"/>
+          <w:szCs w:val="20"/>
+        </w:rPr>
+        <w:t xml:space="preserve">auf dem</w:t>
+      </w:r>
+    </w:p>
+    <w:p>
+      <w:pPr>
+        <w:spacing w:after="120"/>
+      </w:pPr>
+      <w:r>
+        <w:rPr>
+          <w:rFonts w:ascii="Arial" w:cs="Arial" w:eastAsia="Arial" w:hAnsi="Arial"/>
+          <w:sz w:val="20"/>
+          <w:szCs w:val="20"/>
+        </w:rPr>
+        <w:t xml:space="preserve">Video</w:t>
+      </w:r>
+      <w:r>
+        <w:rPr>
+          <w:rFonts w:ascii="Arial" w:cs="Arial" w:eastAsia="Arial" w:hAnsi="Arial"/>
+          <w:sz w:val="20"/>
+          <w:szCs w:val="20"/>
+        </w:rPr>
+        <w:t xml:space="preserve"/>
+      </w:r>
+      <w:r>
+        <w:rPr>
+          <w:rFonts w:ascii="Arial" w:cs="Arial" w:eastAsia="Arial" w:hAnsi="Arial"/>
+          <w:sz w:val="20"/>
+          <w:szCs w:val="20"/>
+        </w:rPr>
+        <w:t xml:space="preserve"> ist der neue Weg </w:t>
+      </w:r>
+      <w:r>
+        <w:rPr>
+          <w:rFonts w:ascii="Arial" w:cs="Arial" w:eastAsia="Arial" w:hAnsi="Arial"/>
+          <w:i/>
+          <w:iCs/>
+          <w:sz w:val="20"/>
+          <w:szCs w:val="20"/>
+        </w:rPr>
+        <w:t xml:space="preserve">während</w:t>
+      </w:r>
+      <w:r>
+        <w:rPr>
+          <w:rFonts w:ascii="Arial" w:cs="Arial" w:eastAsia="Arial" w:hAnsi="Arial"/>
+          <w:sz w:val="20"/>
+          <w:szCs w:val="20"/>
+        </w:rPr>
+        <w:t xml:space="preserve"> des Videos.</w:t>
       </w:r>
     </w:p>
     <w:p>

--- a/docs/Anforderungsdokument_Digital-Signage-Tool.docx
+++ b/docs/Anforderungsdokument_Digital-Signage-Tool.docx
@@ -162,7 +162,7 @@
           <w:sz w:val="20"/>
           <w:szCs w:val="20"/>
         </w:rPr>
-        <w:t xml:space="preserve"> 15.10.2026</w:t>
+        <w:t xml:space="preserve"> 17.10.2026</w:t>
       </w:r>
     </w:p>
     <w:p>
@@ -185,25 +185,7 @@
           <w:sz w:val="20"/>
           <w:szCs w:val="20"/>
         </w:rPr>
-        <w:t xml:space="preserve"> 1.7 (Ein Projekt – ein Video: genau </w:t>
-      </w:r>
-      <w:r>
-        <w:rPr>
-          <w:rFonts w:ascii="Arial" w:cs="Arial" w:eastAsia="Arial" w:hAnsi="Arial"/>
-          <w:b/>
-          <w:bCs/>
-          <w:sz w:val="20"/>
-          <w:szCs w:val="20"/>
-        </w:rPr>
-        <w:t xml:space="preserve">ein</w:t>
-      </w:r>
-      <w:r>
-        <w:rPr>
-          <w:rFonts w:ascii="Arial" w:cs="Arial" w:eastAsia="Arial" w:hAnsi="Arial"/>
-          <w:sz w:val="20"/>
-          <w:szCs w:val="20"/>
-        </w:rPr>
-        <w:t xml:space="preserve"> Video je Projekt, Import beim Anlegen und im Projekt-Editor, Ersetzen mit Bestätigung, automatische Übernahme in die Wiedergabeliste, s. 4.9)</w:t>
+        <w:t xml:space="preserve"> 1.8 (Aktion unterbricht das Video: entschiedenes Modell „Einschub am Video" – Video-Teil · Aktion · Video-Teil, frame-genau, das Video bleibt EIN Element; s. 4.5)</w:t>
       </w:r>
     </w:p>
     <w:p>
@@ -7231,7 +7213,7 @@
           <w:sz w:val="20"/>
           <w:szCs w:val="20"/>
         </w:rPr>
-        <w:t xml:space="preserve">Kurze Unterbrechung (neu):</w:t>
+        <w:t xml:space="preserve">Kurze Unterbrechung (entschieden 17.10.2026):</w:t>
       </w:r>
       <w:r>
         <w:rPr>
@@ -7257,8 +7239,13 @@
           <w:sz w:val="20"/>
           <w:szCs w:val="20"/>
         </w:rPr>
-        <w:t xml:space="preserve"> das Video – das Video </w:t>
-      </w:r>
+        <w:t xml:space="preserve"> das Video – das Video</w:t>
+      </w:r>
+    </w:p>
+    <w:p>
+      <w:pPr>
+        <w:spacing w:after="120"/>
+      </w:pPr>
       <w:r>
         <w:rPr>
           <w:rFonts w:ascii="Arial" w:cs="Arial" w:eastAsia="Arial" w:hAnsi="Arial"/>
@@ -7275,20 +7262,7 @@
           <w:sz w:val="20"/>
           <w:szCs w:val="20"/>
         </w:rPr>
-        <w:t xml:space="preserve">, die</w:t>
-      </w:r>
-    </w:p>
-    <w:p>
-      <w:pPr>
-        <w:spacing w:after="120"/>
-      </w:pPr>
-      <w:r>
-        <w:rPr>
-          <w:rFonts w:ascii="Arial" w:cs="Arial" w:eastAsia="Arial" w:hAnsi="Arial"/>
-          <w:sz w:val="20"/>
-          <w:szCs w:val="20"/>
-        </w:rPr>
-        <w:t xml:space="preserve">Aktion läuft, danach läuft das Video </w:t>
+        <w:t xml:space="preserve">, die Aktion läuft, danach läuft das Video </w:t>
       </w:r>
       <w:r>
         <w:rPr>
@@ -7306,20 +7280,185 @@
           <w:sz w:val="20"/>
           <w:szCs w:val="20"/>
         </w:rPr>
-        <w:t xml:space="preserve">. Modell und Render hierfür sind</w:t>
-      </w:r>
-    </w:p>
-    <w:p>
-      <w:pPr>
-        <w:spacing w:after="120"/>
-      </w:pPr>
-      <w:r>
-        <w:rPr>
-          <w:rFonts w:ascii="Arial" w:cs="Arial" w:eastAsia="Arial" w:hAnsi="Arial"/>
-          <w:sz w:val="20"/>
-          <w:szCs w:val="20"/>
-        </w:rPr>
-        <w:t xml:space="preserve">noch zu entwerfen (s. Technisches Konzept 9.7.7).</w:t>
+        <w:t xml:space="preserve">. Die</w:t>
+      </w:r>
+    </w:p>
+    <w:p>
+      <w:pPr>
+        <w:spacing w:after="120"/>
+      </w:pPr>
+      <w:r>
+        <w:rPr>
+          <w:rFonts w:ascii="Arial" w:cs="Arial" w:eastAsia="Arial" w:hAnsi="Arial"/>
+          <w:sz w:val="20"/>
+          <w:szCs w:val="20"/>
+        </w:rPr>
+        <w:t xml:space="preserve">Unterbrechung ist ein </w:t>
+      </w:r>
+      <w:r>
+        <w:rPr>
+          <w:rFonts w:ascii="Arial" w:cs="Arial" w:eastAsia="Arial" w:hAnsi="Arial"/>
+          <w:b/>
+          <w:bCs/>
+          <w:sz w:val="20"/>
+          <w:szCs w:val="20"/>
+        </w:rPr>
+        <w:t xml:space="preserve">Einschub am Video-Element</w:t>
+      </w:r>
+      <w:r>
+        <w:rPr>
+          <w:rFonts w:ascii="Arial" w:cs="Arial" w:eastAsia="Arial" w:hAnsi="Arial"/>
+          <w:sz w:val="20"/>
+          <w:szCs w:val="20"/>
+        </w:rPr>
+        <w:t xml:space="preserve"> (</w:t>
+      </w:r>
+      <w:r>
+        <w:rPr>
+          <w:rFonts w:ascii="Consolas" w:cs="Consolas" w:eastAsia="Consolas" w:hAnsi="Consolas"/>
+          <w:sz w:val="19"/>
+          <w:szCs w:val="19"/>
+          <w:shd w:fill="F5F5F3" w:val="clear"/>
+        </w:rPr>
+        <w:t xml:space="preserve">unterbrechungen</w:t>
+      </w:r>
+      <w:r>
+        <w:rPr>
+          <w:rFonts w:ascii="Arial" w:cs="Arial" w:eastAsia="Arial" w:hAnsi="Arial"/>
+          <w:sz w:val="20"/>
+          <w:szCs w:val="20"/>
+        </w:rPr>
+        <w:t xml:space="preserve">, Technisches Konzept 9.11.3):</w:t>
+      </w:r>
+    </w:p>
+    <w:p>
+      <w:pPr>
+        <w:spacing w:after="120"/>
+      </w:pPr>
+      <w:r>
+        <w:rPr>
+          <w:rFonts w:ascii="Arial" w:cs="Arial" w:eastAsia="Arial" w:hAnsi="Arial"/>
+          <w:sz w:val="20"/>
+          <w:szCs w:val="20"/>
+        </w:rPr>
+        <w:t xml:space="preserve">das Video bleibt </w:t>
+      </w:r>
+      <w:r>
+        <w:rPr>
+          <w:rFonts w:ascii="Arial" w:cs="Arial" w:eastAsia="Arial" w:hAnsi="Arial"/>
+          <w:b/>
+          <w:bCs/>
+          <w:sz w:val="20"/>
+          <w:szCs w:val="20"/>
+        </w:rPr>
+        <w:t xml:space="preserve">EIN</w:t>
+      </w:r>
+      <w:r>
+        <w:rPr>
+          <w:rFonts w:ascii="Arial" w:cs="Arial" w:eastAsia="Arial" w:hAnsi="Arial"/>
+          <w:sz w:val="20"/>
+          <w:szCs w:val="20"/>
+        </w:rPr>
+        <w:t xml:space="preserve"> Element und wird im Render </w:t>
+      </w:r>
+      <w:r>
+        <w:rPr>
+          <w:rFonts w:ascii="Arial" w:cs="Arial" w:eastAsia="Arial" w:hAnsi="Arial"/>
+          <w:b/>
+          <w:bCs/>
+          <w:sz w:val="20"/>
+          <w:szCs w:val="20"/>
+        </w:rPr>
+        <w:t xml:space="preserve">frame-genau</w:t>
+      </w:r>
+      <w:r>
+        <w:rPr>
+          <w:rFonts w:ascii="Arial" w:cs="Arial" w:eastAsia="Arial" w:hAnsi="Arial"/>
+          <w:sz w:val="20"/>
+          <w:szCs w:val="20"/>
+        </w:rPr>
+        <w:t xml:space="preserve"> in </w:t>
+      </w:r>
+      <w:r>
+        <w:rPr>
+          <w:rFonts w:ascii="Arial" w:cs="Arial" w:eastAsia="Arial" w:hAnsi="Arial"/>
+          <w:sz w:val="20"/>
+          <w:szCs w:val="20"/>
+        </w:rPr>
+        <w:t xml:space="preserve"/>
+      </w:r>
+      <w:r>
+        <w:rPr>
+          <w:rFonts w:ascii="Arial" w:cs="Arial" w:eastAsia="Arial" w:hAnsi="Arial"/>
+          <w:sz w:val="20"/>
+          <w:szCs w:val="20"/>
+        </w:rPr>
+        <w:t xml:space="preserve">Video-Teil · Aktion ·</w:t>
+      </w:r>
+    </w:p>
+    <w:p>
+      <w:pPr>
+        <w:spacing w:after="120"/>
+      </w:pPr>
+      <w:r>
+        <w:rPr>
+          <w:rFonts w:ascii="Arial" w:cs="Arial" w:eastAsia="Arial" w:hAnsi="Arial"/>
+          <w:sz w:val="20"/>
+          <w:szCs w:val="20"/>
+        </w:rPr>
+        <w:t xml:space="preserve">Video-Teil</w:t>
+      </w:r>
+      <w:r>
+        <w:rPr>
+          <w:rFonts w:ascii="Arial" w:cs="Arial" w:eastAsia="Arial" w:hAnsi="Arial"/>
+          <w:b/>
+          <w:bCs/>
+          <w:sz w:val="20"/>
+          <w:szCs w:val="20"/>
+        </w:rPr>
+        <w:t xml:space="preserve"> zerlegt (9.2.9). So bleibt das </w:t>
+      </w:r>
+      <w:r>
+        <w:rPr>
+          <w:rFonts w:ascii="Arial" w:cs="Arial" w:eastAsia="Arial" w:hAnsi="Arial"/>
+          <w:sz w:val="20"/>
+          <w:szCs w:val="20"/>
+        </w:rPr>
+        <w:t xml:space="preserve">sequenzielle</w:t>
+      </w:r>
+      <w:r>
+        <w:rPr>
+          <w:rFonts w:ascii="Arial" w:cs="Arial" w:eastAsia="Arial" w:hAnsi="Arial"/>
+          <w:b/>
+          <w:bCs/>
+          <w:sz w:val="20"/>
+          <w:szCs w:val="20"/>
+        </w:rPr>
+        <w:t xml:space="preserve"> Gegenstück zum </w:t>
+      </w:r>
+      <w:r>
+        <w:rPr>
+          <w:rFonts w:ascii="Arial" w:cs="Arial" w:eastAsia="Arial" w:hAnsi="Arial"/>
+          <w:sz w:val="20"/>
+          <w:szCs w:val="20"/>
+        </w:rPr>
+        <w:t xml:space="preserve">parallelen</w:t>
+      </w:r>
+      <w:r>
+        <w:rPr>
+          <w:rFonts w:ascii="Arial" w:cs="Arial" w:eastAsia="Arial" w:hAnsi="Arial"/>
+          <w:sz w:val="20"/>
+          <w:szCs w:val="20"/>
+        </w:rPr>
+        <w:t xml:space="preserve"/>
+      </w:r>
+      <w:r>
+        <w:rPr>
+          <w:rFonts w:ascii="Arial" w:cs="Arial" w:eastAsia="Arial" w:hAnsi="Arial"/>
+          <w:sz w:val="20"/>
+          <w:szCs w:val="20"/>
+        </w:rPr>
+        <w:t xml:space="preserve"> Band.</w:t>
       </w:r>
     </w:p>
     <w:p>

--- a/docs/Anforderungsdokument_Digital-Signage-Tool.docx
+++ b/docs/Anforderungsdokument_Digital-Signage-Tool.docx
@@ -162,7 +162,7 @@
           <w:sz w:val="20"/>
           <w:szCs w:val="20"/>
         </w:rPr>
-        <w:t xml:space="preserve"> 17.10.2026</w:t>
+        <w:t xml:space="preserve"> 23.10.2026</w:t>
       </w:r>
     </w:p>
     <w:p>
@@ -185,7 +185,7 @@
           <w:sz w:val="20"/>
           <w:szCs w:val="20"/>
         </w:rPr>
-        <w:t xml:space="preserve"> 1.8 (Aktion unterbricht das Video: entschiedenes Modell „Einschub am Video" – Video-Teil · Aktion · Video-Teil, frame-genau, das Video bleibt EIN Element; s. 4.5)</w:t>
+        <w:t xml:space="preserve"> 1.9 (Bandhöhe eigener Vorlagen ist fest 162 px – auch für die Einblendung; die frühere Zusage „höhere Bänder sind möglich" ist bewusst zurückgenommen, s. 4.5)</w:t>
       </w:r>
     </w:p>
     <w:p>
@@ -2537,7 +2537,25 @@
                 <w:sz w:val="20"/>
                 <w:szCs w:val="20"/>
               </w:rPr>
-              <w:t xml:space="preserve"> (s. 4.5). Eine eigene Vorlage arrangiert nur die </w:t>
+              <w:t xml:space="preserve"> (s. 4.5). Die </w:t>
+            </w:r>
+            <w:r>
+              <w:rPr>
+                <w:rFonts w:ascii="Arial" w:cs="Arial" w:eastAsia="Arial" w:hAnsi="Arial"/>
+                <w:b/>
+                <w:bCs/>
+                <w:sz w:val="20"/>
+                <w:szCs w:val="20"/>
+              </w:rPr>
+              <w:t xml:space="preserve">Bandhöhe ist für beide Bandarten fest 162 px</w:t>
+            </w:r>
+            <w:r>
+              <w:rPr>
+                <w:rFonts w:ascii="Arial" w:cs="Arial" w:eastAsia="Arial" w:hAnsi="Arial"/>
+                <w:sz w:val="20"/>
+                <w:szCs w:val="20"/>
+              </w:rPr>
+              <w:t xml:space="preserve"> (Entscheidung 23.10.2026, s. 4.5). Eine eigene Vorlage arrangiert nur die </w:t>
             </w:r>
             <w:r>
               <w:rPr>
@@ -6726,7 +6744,25 @@
           <w:sz w:val="20"/>
           <w:szCs w:val="20"/>
         </w:rPr>
-        <w:t xml:space="preserve"> und verdeckt den unteren Bildbereich. Vorteil: das Video behält seine volle Größe, ohne Seitenbalken.</w:t>
+        <w:t xml:space="preserve"> und verdeckt den unteren Bildbereich. Vorteil: das Video behält seine volle Größe, ohne Seitenbalken. Das Band ist </w:t>
+      </w:r>
+      <w:r>
+        <w:rPr>
+          <w:rFonts w:ascii="Arial" w:cs="Arial" w:eastAsia="Arial" w:hAnsi="Arial"/>
+          <w:b/>
+          <w:bCs/>
+          <w:sz w:val="20"/>
+          <w:szCs w:val="20"/>
+        </w:rPr>
+        <w:t xml:space="preserve">halbtransparent</w:t>
+      </w:r>
+      <w:r>
+        <w:rPr>
+          <w:rFonts w:ascii="Arial" w:cs="Arial" w:eastAsia="Arial" w:hAnsi="Arial"/>
+          <w:sz w:val="20"/>
+          <w:szCs w:val="20"/>
+        </w:rPr>
+        <w:t xml:space="preserve"> (Verlauf von durchsichtig zu 70 % Schwarz), damit das Video darunter sichtbar bleibt – deckend wäre es optisch ein Split-Screen.</w:t>
       </w:r>
     </w:p>
     <w:p>
@@ -7033,7 +7069,84 @@
           <w:sz w:val="20"/>
           <w:szCs w:val="20"/>
         </w:rPr>
-        <w:t xml:space="preserve"> (Logo, Titel, Preis/CTA); eine längere Beschreibung ist dort nicht vorgesehen. Höhere Bänder sind über eigene Vorlagen möglich — sie verkleinern beim Split-Screen entsprechend das Video.</w:t>
+        <w:t xml:space="preserve"> (Logo, Titel, Preis/CTA); eine längere Beschreibung ist dort nicht vorgesehen.</w:t>
+      </w:r>
+    </w:p>
+    <w:p>
+      <w:pPr>
+        <w:spacing w:after="120"/>
+      </w:pPr>
+      <w:r>
+        <w:rPr>
+          <w:rFonts w:ascii="Arial" w:cs="Arial" w:eastAsia="Arial" w:hAnsi="Arial"/>
+          <w:b/>
+          <w:bCs/>
+          <w:sz w:val="20"/>
+          <w:szCs w:val="20"/>
+        </w:rPr>
+        <w:t xml:space="preserve">Die Bandhöhe ist fest (Entscheidung 23.10.2026):</w:t>
+      </w:r>
+      <w:r>
+        <w:rPr>
+          <w:rFonts w:ascii="Arial" w:cs="Arial" w:eastAsia="Arial" w:hAnsi="Arial"/>
+          <w:sz w:val="20"/>
+          <w:szCs w:val="20"/>
+        </w:rPr>
+        <w:t xml:space="preserve"> Eigene Band-Vorlagen – Split-Screen </w:t>
+      </w:r>
+      <w:r>
+        <w:rPr>
+          <w:rFonts w:ascii="Arial" w:cs="Arial" w:eastAsia="Arial" w:hAnsi="Arial"/>
+          <w:b/>
+          <w:bCs/>
+          <w:sz w:val="20"/>
+          <w:szCs w:val="20"/>
+        </w:rPr>
+        <w:t xml:space="preserve">und</w:t>
+      </w:r>
+      <w:r>
+        <w:rPr>
+          <w:rFonts w:ascii="Arial" w:cs="Arial" w:eastAsia="Arial" w:hAnsi="Arial"/>
+          <w:sz w:val="20"/>
+          <w:szCs w:val="20"/>
+        </w:rPr>
+        <w:t xml:space="preserve"> Einblendung – werden mit </w:t>
+      </w:r>
+      <w:r>
+        <w:rPr>
+          <w:rFonts w:ascii="Arial" w:cs="Arial" w:eastAsia="Arial" w:hAnsi="Arial"/>
+          <w:b/>
+          <w:bCs/>
+          <w:sz w:val="20"/>
+          <w:szCs w:val="20"/>
+        </w:rPr>
+        <w:t xml:space="preserve">162 px</w:t>
+      </w:r>
+      <w:r>
+        <w:rPr>
+          <w:rFonts w:ascii="Arial" w:cs="Arial" w:eastAsia="Arial" w:hAnsi="Arial"/>
+          <w:sz w:val="20"/>
+          <w:szCs w:val="20"/>
+        </w:rPr>
+        <w:t xml:space="preserve"> angelegt. Ein Höhenfeld bietet die Oberfläche nicht; </w:t>
+      </w:r>
+      <w:r>
+        <w:rPr>
+          <w:rFonts w:ascii="Arial" w:cs="Arial" w:eastAsia="Arial" w:hAnsi="Arial"/>
+          <w:b/>
+          <w:bCs/>
+          <w:sz w:val="20"/>
+          <w:szCs w:val="20"/>
+        </w:rPr>
+        <w:t xml:space="preserve">höhere Bänder sind nicht vorgesehen</w:t>
+      </w:r>
+      <w:r>
+        <w:rPr>
+          <w:rFonts w:ascii="Arial" w:cs="Arial" w:eastAsia="Arial" w:hAnsi="Arial"/>
+          <w:sz w:val="20"/>
+          <w:szCs w:val="20"/>
+        </w:rPr>
+        <w:t xml:space="preserve">. Grund: Der Markenrahmen (Logo, Sicherheitsabstand) ist auf 162 px zugeschnitten; eine freie Höhe verlangte eine Skalierungsregel für das Logo, die das Technische Konzept an keiner Stelle festlegt und die als automatisches Umlayouten ausdrücklich verboten ist (TK 9.11.1 Punkt 3). Diese Festlegung ersetzt die frühere Zusage „Höhere Bänder sind über eigene Vorlagen möglich".</w:t>
       </w:r>
     </w:p>
     <w:p>
@@ -12134,7 +12247,25 @@
           <w:sz w:val="20"/>
           <w:szCs w:val="20"/>
         </w:rPr>
-        <w:t xml:space="preserve"> Der schmale Bereich mit Werbeinhalt bei Split-Screen bzw. Einblendung; seine Höhe legt die Vorlage fest.</w:t>
+        <w:t xml:space="preserve"> Der schmale Bereich mit Werbeinhalt bei Split-Screen bzw. Einblendung; seine Höhe ist fest </w:t>
+      </w:r>
+      <w:r>
+        <w:rPr>
+          <w:rFonts w:ascii="Arial" w:cs="Arial" w:eastAsia="Arial" w:hAnsi="Arial"/>
+          <w:b/>
+          <w:bCs/>
+          <w:sz w:val="20"/>
+          <w:szCs w:val="20"/>
+        </w:rPr>
+        <w:t xml:space="preserve">162 px</w:t>
+      </w:r>
+      <w:r>
+        <w:rPr>
+          <w:rFonts w:ascii="Arial" w:cs="Arial" w:eastAsia="Arial" w:hAnsi="Arial"/>
+          <w:sz w:val="20"/>
+          <w:szCs w:val="20"/>
+        </w:rPr>
+        <w:t xml:space="preserve"> (4.5).</w:t>
       </w:r>
     </w:p>
     <w:p>
